--- a/prakalpro_2025_D_2511533012/src/Pekan6_2511533012/RafikhulRamadhan_2511533012_IFB25__LaporanPratikum_Pekan6.docx
+++ b/prakalpro_2025_D_2511533012/src/Pekan6_2511533012/RafikhulRamadhan_2511533012_IFB25__LaporanPratikum_Pekan6.docx
@@ -376,7 +376,7 @@
           <w:lang w:val="en-US"/>
         </w:rPr>
       </w:pPr>
-      <w:bookmarkStart w:id="4" w:name="_Toc212989701"/>
+      <w:bookmarkStart w:id="4" w:name="_Toc213583196"/>
       <w:r>
         <w:rPr>
           <w:lang w:val="en-US"/>
@@ -407,29 +407,419 @@
         <w:rPr>
           <w:rFonts w:ascii="Times New Roman" w:hAnsi="Times New Roman" w:cs="Times New Roman"/>
         </w:rPr>
-        <w:t xml:space="preserve">Segala puji dan syukur penulis panjatkan ke hadirat Allah SWT atas limpahan rahmat, taufik, serta karunia-Nya sehingga penulis dapat menyelesaikan </w:t>
-      </w:r>
+        <w:t xml:space="preserve">Segala </w:t>
+      </w:r>
+      <w:proofErr w:type="spellStart"/>
+      <w:r>
+        <w:rPr>
+          <w:rFonts w:ascii="Times New Roman" w:hAnsi="Times New Roman" w:cs="Times New Roman"/>
+        </w:rPr>
+        <w:t>puji</w:t>
+      </w:r>
+      <w:proofErr w:type="spellEnd"/>
+      <w:r>
+        <w:rPr>
+          <w:rFonts w:ascii="Times New Roman" w:hAnsi="Times New Roman" w:cs="Times New Roman"/>
+        </w:rPr>
+        <w:t xml:space="preserve"> dan </w:t>
+      </w:r>
+      <w:proofErr w:type="spellStart"/>
+      <w:r>
+        <w:rPr>
+          <w:rFonts w:ascii="Times New Roman" w:hAnsi="Times New Roman" w:cs="Times New Roman"/>
+        </w:rPr>
+        <w:t>syukur</w:t>
+      </w:r>
+      <w:proofErr w:type="spellEnd"/>
+      <w:r>
+        <w:rPr>
+          <w:rFonts w:ascii="Times New Roman" w:hAnsi="Times New Roman" w:cs="Times New Roman"/>
+        </w:rPr>
+        <w:t xml:space="preserve"> </w:t>
+      </w:r>
+      <w:proofErr w:type="spellStart"/>
+      <w:r>
+        <w:rPr>
+          <w:rFonts w:ascii="Times New Roman" w:hAnsi="Times New Roman" w:cs="Times New Roman"/>
+        </w:rPr>
+        <w:t>penulis</w:t>
+      </w:r>
+      <w:proofErr w:type="spellEnd"/>
+      <w:r>
+        <w:rPr>
+          <w:rFonts w:ascii="Times New Roman" w:hAnsi="Times New Roman" w:cs="Times New Roman"/>
+        </w:rPr>
+        <w:t xml:space="preserve"> </w:t>
+      </w:r>
+      <w:proofErr w:type="spellStart"/>
+      <w:r>
+        <w:rPr>
+          <w:rFonts w:ascii="Times New Roman" w:hAnsi="Times New Roman" w:cs="Times New Roman"/>
+        </w:rPr>
+        <w:t>panjatkan</w:t>
+      </w:r>
+      <w:proofErr w:type="spellEnd"/>
+      <w:r>
+        <w:rPr>
+          <w:rFonts w:ascii="Times New Roman" w:hAnsi="Times New Roman" w:cs="Times New Roman"/>
+        </w:rPr>
+        <w:t xml:space="preserve"> </w:t>
+      </w:r>
+      <w:proofErr w:type="spellStart"/>
+      <w:r>
+        <w:rPr>
+          <w:rFonts w:ascii="Times New Roman" w:hAnsi="Times New Roman" w:cs="Times New Roman"/>
+        </w:rPr>
+        <w:t>ke</w:t>
+      </w:r>
+      <w:proofErr w:type="spellEnd"/>
+      <w:r>
+        <w:rPr>
+          <w:rFonts w:ascii="Times New Roman" w:hAnsi="Times New Roman" w:cs="Times New Roman"/>
+        </w:rPr>
+        <w:t xml:space="preserve"> </w:t>
+      </w:r>
+      <w:proofErr w:type="spellStart"/>
+      <w:r>
+        <w:rPr>
+          <w:rFonts w:ascii="Times New Roman" w:hAnsi="Times New Roman" w:cs="Times New Roman"/>
+        </w:rPr>
+        <w:t>hadirat</w:t>
+      </w:r>
+      <w:proofErr w:type="spellEnd"/>
+      <w:r>
+        <w:rPr>
+          <w:rFonts w:ascii="Times New Roman" w:hAnsi="Times New Roman" w:cs="Times New Roman"/>
+        </w:rPr>
+        <w:t xml:space="preserve"> Allah SWT </w:t>
+      </w:r>
+      <w:proofErr w:type="spellStart"/>
+      <w:r>
+        <w:rPr>
+          <w:rFonts w:ascii="Times New Roman" w:hAnsi="Times New Roman" w:cs="Times New Roman"/>
+        </w:rPr>
+        <w:t>atas</w:t>
+      </w:r>
+      <w:proofErr w:type="spellEnd"/>
+      <w:r>
+        <w:rPr>
+          <w:rFonts w:ascii="Times New Roman" w:hAnsi="Times New Roman" w:cs="Times New Roman"/>
+        </w:rPr>
+        <w:t xml:space="preserve"> </w:t>
+      </w:r>
+      <w:proofErr w:type="spellStart"/>
+      <w:r>
+        <w:rPr>
+          <w:rFonts w:ascii="Times New Roman" w:hAnsi="Times New Roman" w:cs="Times New Roman"/>
+        </w:rPr>
+        <w:t>limpahan</w:t>
+      </w:r>
+      <w:proofErr w:type="spellEnd"/>
+      <w:r>
+        <w:rPr>
+          <w:rFonts w:ascii="Times New Roman" w:hAnsi="Times New Roman" w:cs="Times New Roman"/>
+        </w:rPr>
+        <w:t xml:space="preserve"> </w:t>
+      </w:r>
+      <w:proofErr w:type="spellStart"/>
+      <w:r>
+        <w:rPr>
+          <w:rFonts w:ascii="Times New Roman" w:hAnsi="Times New Roman" w:cs="Times New Roman"/>
+        </w:rPr>
+        <w:t>rahmat</w:t>
+      </w:r>
+      <w:proofErr w:type="spellEnd"/>
+      <w:r>
+        <w:rPr>
+          <w:rFonts w:ascii="Times New Roman" w:hAnsi="Times New Roman" w:cs="Times New Roman"/>
+        </w:rPr>
+        <w:t xml:space="preserve">, </w:t>
+      </w:r>
+      <w:proofErr w:type="spellStart"/>
+      <w:r>
+        <w:rPr>
+          <w:rFonts w:ascii="Times New Roman" w:hAnsi="Times New Roman" w:cs="Times New Roman"/>
+        </w:rPr>
+        <w:t>taufik</w:t>
+      </w:r>
+      <w:proofErr w:type="spellEnd"/>
+      <w:r>
+        <w:rPr>
+          <w:rFonts w:ascii="Times New Roman" w:hAnsi="Times New Roman" w:cs="Times New Roman"/>
+        </w:rPr>
+        <w:t xml:space="preserve">, </w:t>
+      </w:r>
+      <w:proofErr w:type="spellStart"/>
+      <w:r>
+        <w:rPr>
+          <w:rFonts w:ascii="Times New Roman" w:hAnsi="Times New Roman" w:cs="Times New Roman"/>
+        </w:rPr>
+        <w:t>serta</w:t>
+      </w:r>
+      <w:proofErr w:type="spellEnd"/>
+      <w:r>
+        <w:rPr>
+          <w:rFonts w:ascii="Times New Roman" w:hAnsi="Times New Roman" w:cs="Times New Roman"/>
+        </w:rPr>
+        <w:t xml:space="preserve"> </w:t>
+      </w:r>
+      <w:proofErr w:type="spellStart"/>
+      <w:r>
+        <w:rPr>
+          <w:rFonts w:ascii="Times New Roman" w:hAnsi="Times New Roman" w:cs="Times New Roman"/>
+        </w:rPr>
+        <w:t>karunia</w:t>
+      </w:r>
+      <w:proofErr w:type="spellEnd"/>
+      <w:r>
+        <w:rPr>
+          <w:rFonts w:ascii="Times New Roman" w:hAnsi="Times New Roman" w:cs="Times New Roman"/>
+        </w:rPr>
+        <w:t xml:space="preserve">-Nya </w:t>
+      </w:r>
+      <w:proofErr w:type="spellStart"/>
+      <w:r>
+        <w:rPr>
+          <w:rFonts w:ascii="Times New Roman" w:hAnsi="Times New Roman" w:cs="Times New Roman"/>
+        </w:rPr>
+        <w:t>sehingga</w:t>
+      </w:r>
+      <w:proofErr w:type="spellEnd"/>
+      <w:r>
+        <w:rPr>
+          <w:rFonts w:ascii="Times New Roman" w:hAnsi="Times New Roman" w:cs="Times New Roman"/>
+        </w:rPr>
+        <w:t xml:space="preserve"> </w:t>
+      </w:r>
+      <w:proofErr w:type="spellStart"/>
+      <w:r>
+        <w:rPr>
+          <w:rFonts w:ascii="Times New Roman" w:hAnsi="Times New Roman" w:cs="Times New Roman"/>
+        </w:rPr>
+        <w:t>penulis</w:t>
+      </w:r>
+      <w:proofErr w:type="spellEnd"/>
+      <w:r>
+        <w:rPr>
+          <w:rFonts w:ascii="Times New Roman" w:hAnsi="Times New Roman" w:cs="Times New Roman"/>
+        </w:rPr>
+        <w:t xml:space="preserve"> </w:t>
+      </w:r>
+      <w:proofErr w:type="spellStart"/>
+      <w:r>
+        <w:rPr>
+          <w:rFonts w:ascii="Times New Roman" w:hAnsi="Times New Roman" w:cs="Times New Roman"/>
+        </w:rPr>
+        <w:t>dapat</w:t>
+      </w:r>
+      <w:proofErr w:type="spellEnd"/>
+      <w:r>
+        <w:rPr>
+          <w:rFonts w:ascii="Times New Roman" w:hAnsi="Times New Roman" w:cs="Times New Roman"/>
+        </w:rPr>
+        <w:t xml:space="preserve"> </w:t>
+      </w:r>
+      <w:proofErr w:type="spellStart"/>
+      <w:r>
+        <w:rPr>
+          <w:rFonts w:ascii="Times New Roman" w:hAnsi="Times New Roman" w:cs="Times New Roman"/>
+        </w:rPr>
+        <w:t>menyelesaikan</w:t>
+      </w:r>
+      <w:proofErr w:type="spellEnd"/>
+      <w:r>
+        <w:rPr>
+          <w:rFonts w:ascii="Times New Roman" w:hAnsi="Times New Roman" w:cs="Times New Roman"/>
+        </w:rPr>
+        <w:t xml:space="preserve"> </w:t>
+      </w:r>
+      <w:proofErr w:type="spellStart"/>
       <w:r>
         <w:rPr>
           <w:rFonts w:ascii="Times New Roman" w:hAnsi="Times New Roman" w:cs="Times New Roman"/>
           <w:b/>
           <w:bCs/>
         </w:rPr>
-        <w:t>Laporan Praktikum Mata Kuliah Algoritma dan Pemrograman</w:t>
-      </w:r>
-      <w:r>
-        <w:rPr>
-          <w:rFonts w:ascii="Times New Roman" w:hAnsi="Times New Roman" w:cs="Times New Roman"/>
-        </w:rPr>
-        <w:t xml:space="preserve"> dengan judul </w:t>
-      </w:r>
+        <w:t>Laporan</w:t>
+      </w:r>
+      <w:proofErr w:type="spellEnd"/>
       <w:r>
         <w:rPr>
           <w:rFonts w:ascii="Times New Roman" w:hAnsi="Times New Roman" w:cs="Times New Roman"/>
           <w:b/>
           <w:bCs/>
         </w:rPr>
-        <w:t>“Praktikum Pekan 6: Perulangan do-while dan Penggunaan import java.util.Random pada Bahasa Pemrograman Java.”</w:t>
+        <w:t xml:space="preserve"> </w:t>
+      </w:r>
+      <w:proofErr w:type="spellStart"/>
+      <w:r>
+        <w:rPr>
+          <w:rFonts w:ascii="Times New Roman" w:hAnsi="Times New Roman" w:cs="Times New Roman"/>
+          <w:b/>
+          <w:bCs/>
+        </w:rPr>
+        <w:t>Praktikum</w:t>
+      </w:r>
+      <w:proofErr w:type="spellEnd"/>
+      <w:r>
+        <w:rPr>
+          <w:rFonts w:ascii="Times New Roman" w:hAnsi="Times New Roman" w:cs="Times New Roman"/>
+          <w:b/>
+          <w:bCs/>
+        </w:rPr>
+        <w:t xml:space="preserve"> Mata Kuliah Algoritma dan </w:t>
+      </w:r>
+      <w:proofErr w:type="spellStart"/>
+      <w:r>
+        <w:rPr>
+          <w:rFonts w:ascii="Times New Roman" w:hAnsi="Times New Roman" w:cs="Times New Roman"/>
+          <w:b/>
+          <w:bCs/>
+        </w:rPr>
+        <w:t>Pemrograman</w:t>
+      </w:r>
+      <w:proofErr w:type="spellEnd"/>
+      <w:r>
+        <w:rPr>
+          <w:rFonts w:ascii="Times New Roman" w:hAnsi="Times New Roman" w:cs="Times New Roman"/>
+        </w:rPr>
+        <w:t xml:space="preserve"> </w:t>
+      </w:r>
+      <w:proofErr w:type="spellStart"/>
+      <w:r>
+        <w:rPr>
+          <w:rFonts w:ascii="Times New Roman" w:hAnsi="Times New Roman" w:cs="Times New Roman"/>
+        </w:rPr>
+        <w:t>dengan</w:t>
+      </w:r>
+      <w:proofErr w:type="spellEnd"/>
+      <w:r>
+        <w:rPr>
+          <w:rFonts w:ascii="Times New Roman" w:hAnsi="Times New Roman" w:cs="Times New Roman"/>
+        </w:rPr>
+        <w:t xml:space="preserve"> </w:t>
+      </w:r>
+      <w:proofErr w:type="spellStart"/>
+      <w:r>
+        <w:rPr>
+          <w:rFonts w:ascii="Times New Roman" w:hAnsi="Times New Roman" w:cs="Times New Roman"/>
+        </w:rPr>
+        <w:t>judul</w:t>
+      </w:r>
+      <w:proofErr w:type="spellEnd"/>
+      <w:r>
+        <w:rPr>
+          <w:rFonts w:ascii="Times New Roman" w:hAnsi="Times New Roman" w:cs="Times New Roman"/>
+        </w:rPr>
+        <w:t xml:space="preserve"> </w:t>
+      </w:r>
+      <w:r>
+        <w:rPr>
+          <w:rFonts w:ascii="Times New Roman" w:hAnsi="Times New Roman" w:cs="Times New Roman"/>
+          <w:b/>
+          <w:bCs/>
+        </w:rPr>
+        <w:t>“</w:t>
+      </w:r>
+      <w:proofErr w:type="spellStart"/>
+      <w:r>
+        <w:rPr>
+          <w:rFonts w:ascii="Times New Roman" w:hAnsi="Times New Roman" w:cs="Times New Roman"/>
+          <w:b/>
+          <w:bCs/>
+        </w:rPr>
+        <w:t>Praktikum</w:t>
+      </w:r>
+      <w:proofErr w:type="spellEnd"/>
+      <w:r>
+        <w:rPr>
+          <w:rFonts w:ascii="Times New Roman" w:hAnsi="Times New Roman" w:cs="Times New Roman"/>
+          <w:b/>
+          <w:bCs/>
+        </w:rPr>
+        <w:t xml:space="preserve"> Pekan 6: </w:t>
+      </w:r>
+      <w:proofErr w:type="spellStart"/>
+      <w:r>
+        <w:rPr>
+          <w:rFonts w:ascii="Times New Roman" w:hAnsi="Times New Roman" w:cs="Times New Roman"/>
+          <w:b/>
+          <w:bCs/>
+        </w:rPr>
+        <w:t>Perulangan</w:t>
+      </w:r>
+      <w:proofErr w:type="spellEnd"/>
+      <w:r>
+        <w:rPr>
+          <w:rFonts w:ascii="Times New Roman" w:hAnsi="Times New Roman" w:cs="Times New Roman"/>
+          <w:b/>
+          <w:bCs/>
+        </w:rPr>
+        <w:t xml:space="preserve"> do-while dan </w:t>
+      </w:r>
+      <w:proofErr w:type="spellStart"/>
+      <w:r>
+        <w:rPr>
+          <w:rFonts w:ascii="Times New Roman" w:hAnsi="Times New Roman" w:cs="Times New Roman"/>
+          <w:b/>
+          <w:bCs/>
+        </w:rPr>
+        <w:t>Penggunaan</w:t>
+      </w:r>
+      <w:proofErr w:type="spellEnd"/>
+      <w:r>
+        <w:rPr>
+          <w:rFonts w:ascii="Times New Roman" w:hAnsi="Times New Roman" w:cs="Times New Roman"/>
+          <w:b/>
+          <w:bCs/>
+        </w:rPr>
+        <w:t xml:space="preserve"> import </w:t>
+      </w:r>
+      <w:proofErr w:type="spellStart"/>
+      <w:proofErr w:type="gramStart"/>
+      <w:r>
+        <w:rPr>
+          <w:rFonts w:ascii="Times New Roman" w:hAnsi="Times New Roman" w:cs="Times New Roman"/>
+          <w:b/>
+          <w:bCs/>
+        </w:rPr>
+        <w:t>java.util</w:t>
+      </w:r>
+      <w:proofErr w:type="gramEnd"/>
+      <w:r>
+        <w:rPr>
+          <w:rFonts w:ascii="Times New Roman" w:hAnsi="Times New Roman" w:cs="Times New Roman"/>
+          <w:b/>
+          <w:bCs/>
+        </w:rPr>
+        <w:t>.Random</w:t>
+      </w:r>
+      <w:proofErr w:type="spellEnd"/>
+      <w:r>
+        <w:rPr>
+          <w:rFonts w:ascii="Times New Roman" w:hAnsi="Times New Roman" w:cs="Times New Roman"/>
+          <w:b/>
+          <w:bCs/>
+        </w:rPr>
+        <w:t xml:space="preserve"> pada Bahasa </w:t>
+      </w:r>
+      <w:proofErr w:type="spellStart"/>
+      <w:r>
+        <w:rPr>
+          <w:rFonts w:ascii="Times New Roman" w:hAnsi="Times New Roman" w:cs="Times New Roman"/>
+          <w:b/>
+          <w:bCs/>
+        </w:rPr>
+        <w:t>Pemrograman</w:t>
+      </w:r>
+      <w:proofErr w:type="spellEnd"/>
+      <w:r>
+        <w:rPr>
+          <w:rFonts w:ascii="Times New Roman" w:hAnsi="Times New Roman" w:cs="Times New Roman"/>
+          <w:b/>
+          <w:bCs/>
+        </w:rPr>
+        <w:t xml:space="preserve"> Java.”</w:t>
       </w:r>
     </w:p>
     <w:p>
@@ -446,11 +836,369 @@
         </w:rPr>
         <w:tab/>
       </w:r>
-      <w:r>
-        <w:rPr>
-          <w:rFonts w:ascii="Times New Roman" w:hAnsi="Times New Roman" w:cs="Times New Roman"/>
-        </w:rPr>
-        <w:t xml:space="preserve">Laporan ini disusun tidak hanya sebagai bentuk pemenuhan tugas praktikum, tetapi juga sebagai sarana untuk melatih kedisiplinan, ketelitian, serta memperdalam pemahaman penulis terhadap konsep dasar struktur perulangan </w:t>
+      <w:proofErr w:type="spellStart"/>
+      <w:r>
+        <w:rPr>
+          <w:rFonts w:ascii="Times New Roman" w:hAnsi="Times New Roman" w:cs="Times New Roman"/>
+        </w:rPr>
+        <w:t>Laporan</w:t>
+      </w:r>
+      <w:proofErr w:type="spellEnd"/>
+      <w:r>
+        <w:rPr>
+          <w:rFonts w:ascii="Times New Roman" w:hAnsi="Times New Roman" w:cs="Times New Roman"/>
+        </w:rPr>
+        <w:t xml:space="preserve"> </w:t>
+      </w:r>
+      <w:proofErr w:type="spellStart"/>
+      <w:r>
+        <w:rPr>
+          <w:rFonts w:ascii="Times New Roman" w:hAnsi="Times New Roman" w:cs="Times New Roman"/>
+        </w:rPr>
+        <w:t>ini</w:t>
+      </w:r>
+      <w:proofErr w:type="spellEnd"/>
+      <w:r>
+        <w:rPr>
+          <w:rFonts w:ascii="Times New Roman" w:hAnsi="Times New Roman" w:cs="Times New Roman"/>
+        </w:rPr>
+        <w:t xml:space="preserve"> </w:t>
+      </w:r>
+      <w:proofErr w:type="spellStart"/>
+      <w:r>
+        <w:rPr>
+          <w:rFonts w:ascii="Times New Roman" w:hAnsi="Times New Roman" w:cs="Times New Roman"/>
+        </w:rPr>
+        <w:t>disusun</w:t>
+      </w:r>
+      <w:proofErr w:type="spellEnd"/>
+      <w:r>
+        <w:rPr>
+          <w:rFonts w:ascii="Times New Roman" w:hAnsi="Times New Roman" w:cs="Times New Roman"/>
+        </w:rPr>
+        <w:t xml:space="preserve"> </w:t>
+      </w:r>
+      <w:proofErr w:type="spellStart"/>
+      <w:r>
+        <w:rPr>
+          <w:rFonts w:ascii="Times New Roman" w:hAnsi="Times New Roman" w:cs="Times New Roman"/>
+        </w:rPr>
+        <w:t>tidak</w:t>
+      </w:r>
+      <w:proofErr w:type="spellEnd"/>
+      <w:r>
+        <w:rPr>
+          <w:rFonts w:ascii="Times New Roman" w:hAnsi="Times New Roman" w:cs="Times New Roman"/>
+        </w:rPr>
+        <w:t xml:space="preserve"> </w:t>
+      </w:r>
+      <w:proofErr w:type="spellStart"/>
+      <w:r>
+        <w:rPr>
+          <w:rFonts w:ascii="Times New Roman" w:hAnsi="Times New Roman" w:cs="Times New Roman"/>
+        </w:rPr>
+        <w:t>hanya</w:t>
+      </w:r>
+      <w:proofErr w:type="spellEnd"/>
+      <w:r>
+        <w:rPr>
+          <w:rFonts w:ascii="Times New Roman" w:hAnsi="Times New Roman" w:cs="Times New Roman"/>
+        </w:rPr>
+        <w:t xml:space="preserve"> </w:t>
+      </w:r>
+      <w:proofErr w:type="spellStart"/>
+      <w:r>
+        <w:rPr>
+          <w:rFonts w:ascii="Times New Roman" w:hAnsi="Times New Roman" w:cs="Times New Roman"/>
+        </w:rPr>
+        <w:t>sebagai</w:t>
+      </w:r>
+      <w:proofErr w:type="spellEnd"/>
+      <w:r>
+        <w:rPr>
+          <w:rFonts w:ascii="Times New Roman" w:hAnsi="Times New Roman" w:cs="Times New Roman"/>
+        </w:rPr>
+        <w:t xml:space="preserve"> </w:t>
+      </w:r>
+      <w:proofErr w:type="spellStart"/>
+      <w:r>
+        <w:rPr>
+          <w:rFonts w:ascii="Times New Roman" w:hAnsi="Times New Roman" w:cs="Times New Roman"/>
+        </w:rPr>
+        <w:t>bentuk</w:t>
+      </w:r>
+      <w:proofErr w:type="spellEnd"/>
+      <w:r>
+        <w:rPr>
+          <w:rFonts w:ascii="Times New Roman" w:hAnsi="Times New Roman" w:cs="Times New Roman"/>
+        </w:rPr>
+        <w:t xml:space="preserve"> </w:t>
+      </w:r>
+      <w:proofErr w:type="spellStart"/>
+      <w:r>
+        <w:rPr>
+          <w:rFonts w:ascii="Times New Roman" w:hAnsi="Times New Roman" w:cs="Times New Roman"/>
+        </w:rPr>
+        <w:t>pemenuhan</w:t>
+      </w:r>
+      <w:proofErr w:type="spellEnd"/>
+      <w:r>
+        <w:rPr>
+          <w:rFonts w:ascii="Times New Roman" w:hAnsi="Times New Roman" w:cs="Times New Roman"/>
+        </w:rPr>
+        <w:t xml:space="preserve"> </w:t>
+      </w:r>
+      <w:proofErr w:type="spellStart"/>
+      <w:r>
+        <w:rPr>
+          <w:rFonts w:ascii="Times New Roman" w:hAnsi="Times New Roman" w:cs="Times New Roman"/>
+        </w:rPr>
+        <w:t>tugas</w:t>
+      </w:r>
+      <w:proofErr w:type="spellEnd"/>
+      <w:r>
+        <w:rPr>
+          <w:rFonts w:ascii="Times New Roman" w:hAnsi="Times New Roman" w:cs="Times New Roman"/>
+        </w:rPr>
+        <w:t xml:space="preserve"> </w:t>
+      </w:r>
+      <w:proofErr w:type="spellStart"/>
+      <w:r>
+        <w:rPr>
+          <w:rFonts w:ascii="Times New Roman" w:hAnsi="Times New Roman" w:cs="Times New Roman"/>
+        </w:rPr>
+        <w:t>praktikum</w:t>
+      </w:r>
+      <w:proofErr w:type="spellEnd"/>
+      <w:r>
+        <w:rPr>
+          <w:rFonts w:ascii="Times New Roman" w:hAnsi="Times New Roman" w:cs="Times New Roman"/>
+        </w:rPr>
+        <w:t xml:space="preserve">, </w:t>
+      </w:r>
+      <w:proofErr w:type="spellStart"/>
+      <w:r>
+        <w:rPr>
+          <w:rFonts w:ascii="Times New Roman" w:hAnsi="Times New Roman" w:cs="Times New Roman"/>
+        </w:rPr>
+        <w:t>tetapi</w:t>
+      </w:r>
+      <w:proofErr w:type="spellEnd"/>
+      <w:r>
+        <w:rPr>
+          <w:rFonts w:ascii="Times New Roman" w:hAnsi="Times New Roman" w:cs="Times New Roman"/>
+        </w:rPr>
+        <w:t xml:space="preserve"> juga </w:t>
+      </w:r>
+      <w:proofErr w:type="spellStart"/>
+      <w:r>
+        <w:rPr>
+          <w:rFonts w:ascii="Times New Roman" w:hAnsi="Times New Roman" w:cs="Times New Roman"/>
+        </w:rPr>
+        <w:t>sebagai</w:t>
+      </w:r>
+      <w:proofErr w:type="spellEnd"/>
+      <w:r>
+        <w:rPr>
+          <w:rFonts w:ascii="Times New Roman" w:hAnsi="Times New Roman" w:cs="Times New Roman"/>
+        </w:rPr>
+        <w:t xml:space="preserve"> </w:t>
+      </w:r>
+      <w:proofErr w:type="spellStart"/>
+      <w:r>
+        <w:rPr>
+          <w:rFonts w:ascii="Times New Roman" w:hAnsi="Times New Roman" w:cs="Times New Roman"/>
+        </w:rPr>
+        <w:t>sarana</w:t>
+      </w:r>
+      <w:proofErr w:type="spellEnd"/>
+      <w:r>
+        <w:rPr>
+          <w:rFonts w:ascii="Times New Roman" w:hAnsi="Times New Roman" w:cs="Times New Roman"/>
+        </w:rPr>
+        <w:t xml:space="preserve"> </w:t>
+      </w:r>
+      <w:proofErr w:type="spellStart"/>
+      <w:r>
+        <w:rPr>
+          <w:rFonts w:ascii="Times New Roman" w:hAnsi="Times New Roman" w:cs="Times New Roman"/>
+        </w:rPr>
+        <w:t>untuk</w:t>
+      </w:r>
+      <w:proofErr w:type="spellEnd"/>
+      <w:r>
+        <w:rPr>
+          <w:rFonts w:ascii="Times New Roman" w:hAnsi="Times New Roman" w:cs="Times New Roman"/>
+        </w:rPr>
+        <w:t xml:space="preserve"> </w:t>
+      </w:r>
+      <w:proofErr w:type="spellStart"/>
+      <w:r>
+        <w:rPr>
+          <w:rFonts w:ascii="Times New Roman" w:hAnsi="Times New Roman" w:cs="Times New Roman"/>
+        </w:rPr>
+        <w:t>melatih</w:t>
+      </w:r>
+      <w:proofErr w:type="spellEnd"/>
+      <w:r>
+        <w:rPr>
+          <w:rFonts w:ascii="Times New Roman" w:hAnsi="Times New Roman" w:cs="Times New Roman"/>
+        </w:rPr>
+        <w:t xml:space="preserve"> </w:t>
+      </w:r>
+      <w:proofErr w:type="spellStart"/>
+      <w:r>
+        <w:rPr>
+          <w:rFonts w:ascii="Times New Roman" w:hAnsi="Times New Roman" w:cs="Times New Roman"/>
+        </w:rPr>
+        <w:t>kedisiplinan</w:t>
+      </w:r>
+      <w:proofErr w:type="spellEnd"/>
+      <w:r>
+        <w:rPr>
+          <w:rFonts w:ascii="Times New Roman" w:hAnsi="Times New Roman" w:cs="Times New Roman"/>
+        </w:rPr>
+        <w:t xml:space="preserve">, </w:t>
+      </w:r>
+      <w:proofErr w:type="spellStart"/>
+      <w:r>
+        <w:rPr>
+          <w:rFonts w:ascii="Times New Roman" w:hAnsi="Times New Roman" w:cs="Times New Roman"/>
+        </w:rPr>
+        <w:t>ketelitian</w:t>
+      </w:r>
+      <w:proofErr w:type="spellEnd"/>
+      <w:r>
+        <w:rPr>
+          <w:rFonts w:ascii="Times New Roman" w:hAnsi="Times New Roman" w:cs="Times New Roman"/>
+        </w:rPr>
+        <w:t xml:space="preserve">, </w:t>
+      </w:r>
+      <w:proofErr w:type="spellStart"/>
+      <w:r>
+        <w:rPr>
+          <w:rFonts w:ascii="Times New Roman" w:hAnsi="Times New Roman" w:cs="Times New Roman"/>
+        </w:rPr>
+        <w:t>serta</w:t>
+      </w:r>
+      <w:proofErr w:type="spellEnd"/>
+      <w:r>
+        <w:rPr>
+          <w:rFonts w:ascii="Times New Roman" w:hAnsi="Times New Roman" w:cs="Times New Roman"/>
+        </w:rPr>
+        <w:t xml:space="preserve"> </w:t>
+      </w:r>
+      <w:proofErr w:type="spellStart"/>
+      <w:r>
+        <w:rPr>
+          <w:rFonts w:ascii="Times New Roman" w:hAnsi="Times New Roman" w:cs="Times New Roman"/>
+        </w:rPr>
+        <w:t>memperdalam</w:t>
+      </w:r>
+      <w:proofErr w:type="spellEnd"/>
+      <w:r>
+        <w:rPr>
+          <w:rFonts w:ascii="Times New Roman" w:hAnsi="Times New Roman" w:cs="Times New Roman"/>
+        </w:rPr>
+        <w:t xml:space="preserve"> </w:t>
+      </w:r>
+      <w:proofErr w:type="spellStart"/>
+      <w:r>
+        <w:rPr>
+          <w:rFonts w:ascii="Times New Roman" w:hAnsi="Times New Roman" w:cs="Times New Roman"/>
+        </w:rPr>
+        <w:t>pemahaman</w:t>
+      </w:r>
+      <w:proofErr w:type="spellEnd"/>
+      <w:r>
+        <w:rPr>
+          <w:rFonts w:ascii="Times New Roman" w:hAnsi="Times New Roman" w:cs="Times New Roman"/>
+        </w:rPr>
+        <w:t xml:space="preserve"> </w:t>
+      </w:r>
+      <w:proofErr w:type="spellStart"/>
+      <w:r>
+        <w:rPr>
+          <w:rFonts w:ascii="Times New Roman" w:hAnsi="Times New Roman" w:cs="Times New Roman"/>
+        </w:rPr>
+        <w:t>penulis</w:t>
+      </w:r>
+      <w:proofErr w:type="spellEnd"/>
+      <w:r>
+        <w:rPr>
+          <w:rFonts w:ascii="Times New Roman" w:hAnsi="Times New Roman" w:cs="Times New Roman"/>
+        </w:rPr>
+        <w:t xml:space="preserve"> </w:t>
+      </w:r>
+      <w:proofErr w:type="spellStart"/>
+      <w:r>
+        <w:rPr>
+          <w:rFonts w:ascii="Times New Roman" w:hAnsi="Times New Roman" w:cs="Times New Roman"/>
+        </w:rPr>
+        <w:t>terhadap</w:t>
+      </w:r>
+      <w:proofErr w:type="spellEnd"/>
+      <w:r>
+        <w:rPr>
+          <w:rFonts w:ascii="Times New Roman" w:hAnsi="Times New Roman" w:cs="Times New Roman"/>
+        </w:rPr>
+        <w:t xml:space="preserve"> </w:t>
+      </w:r>
+      <w:proofErr w:type="spellStart"/>
+      <w:r>
+        <w:rPr>
+          <w:rFonts w:ascii="Times New Roman" w:hAnsi="Times New Roman" w:cs="Times New Roman"/>
+        </w:rPr>
+        <w:t>konsep</w:t>
+      </w:r>
+      <w:proofErr w:type="spellEnd"/>
+      <w:r>
+        <w:rPr>
+          <w:rFonts w:ascii="Times New Roman" w:hAnsi="Times New Roman" w:cs="Times New Roman"/>
+        </w:rPr>
+        <w:t xml:space="preserve"> </w:t>
+      </w:r>
+      <w:proofErr w:type="spellStart"/>
+      <w:r>
+        <w:rPr>
+          <w:rFonts w:ascii="Times New Roman" w:hAnsi="Times New Roman" w:cs="Times New Roman"/>
+        </w:rPr>
+        <w:t>dasar</w:t>
+      </w:r>
+      <w:proofErr w:type="spellEnd"/>
+      <w:r>
+        <w:rPr>
+          <w:rFonts w:ascii="Times New Roman" w:hAnsi="Times New Roman" w:cs="Times New Roman"/>
+        </w:rPr>
+        <w:t xml:space="preserve"> </w:t>
+      </w:r>
+      <w:proofErr w:type="spellStart"/>
+      <w:r>
+        <w:rPr>
+          <w:rFonts w:ascii="Times New Roman" w:hAnsi="Times New Roman" w:cs="Times New Roman"/>
+        </w:rPr>
+        <w:t>struktur</w:t>
+      </w:r>
+      <w:proofErr w:type="spellEnd"/>
+      <w:r>
+        <w:rPr>
+          <w:rFonts w:ascii="Times New Roman" w:hAnsi="Times New Roman" w:cs="Times New Roman"/>
+        </w:rPr>
+        <w:t xml:space="preserve"> </w:t>
+      </w:r>
+      <w:proofErr w:type="spellStart"/>
+      <w:r>
+        <w:rPr>
+          <w:rFonts w:ascii="Times New Roman" w:hAnsi="Times New Roman" w:cs="Times New Roman"/>
+        </w:rPr>
+        <w:t>perulangan</w:t>
+      </w:r>
+      <w:proofErr w:type="spellEnd"/>
+      <w:r>
+        <w:rPr>
+          <w:rFonts w:ascii="Times New Roman" w:hAnsi="Times New Roman" w:cs="Times New Roman"/>
+        </w:rPr>
+        <w:t xml:space="preserve"> </w:t>
       </w:r>
       <w:r>
         <w:rPr>
@@ -464,7 +1212,119 @@
         <w:rPr>
           <w:rFonts w:ascii="Times New Roman" w:hAnsi="Times New Roman" w:cs="Times New Roman"/>
         </w:rPr>
-        <w:t xml:space="preserve"> dalam pemrograman. Pada praktikum ini, penulis mempelajari dan mengimplementasikan perulangan </w:t>
+        <w:t xml:space="preserve"> </w:t>
+      </w:r>
+      <w:proofErr w:type="spellStart"/>
+      <w:r>
+        <w:rPr>
+          <w:rFonts w:ascii="Times New Roman" w:hAnsi="Times New Roman" w:cs="Times New Roman"/>
+        </w:rPr>
+        <w:t>dalam</w:t>
+      </w:r>
+      <w:proofErr w:type="spellEnd"/>
+      <w:r>
+        <w:rPr>
+          <w:rFonts w:ascii="Times New Roman" w:hAnsi="Times New Roman" w:cs="Times New Roman"/>
+        </w:rPr>
+        <w:t xml:space="preserve"> </w:t>
+      </w:r>
+      <w:proofErr w:type="spellStart"/>
+      <w:r>
+        <w:rPr>
+          <w:rFonts w:ascii="Times New Roman" w:hAnsi="Times New Roman" w:cs="Times New Roman"/>
+        </w:rPr>
+        <w:t>pemrograman</w:t>
+      </w:r>
+      <w:proofErr w:type="spellEnd"/>
+      <w:r>
+        <w:rPr>
+          <w:rFonts w:ascii="Times New Roman" w:hAnsi="Times New Roman" w:cs="Times New Roman"/>
+        </w:rPr>
+        <w:t xml:space="preserve">. Pada </w:t>
+      </w:r>
+      <w:proofErr w:type="spellStart"/>
+      <w:r>
+        <w:rPr>
+          <w:rFonts w:ascii="Times New Roman" w:hAnsi="Times New Roman" w:cs="Times New Roman"/>
+        </w:rPr>
+        <w:t>praktikum</w:t>
+      </w:r>
+      <w:proofErr w:type="spellEnd"/>
+      <w:r>
+        <w:rPr>
+          <w:rFonts w:ascii="Times New Roman" w:hAnsi="Times New Roman" w:cs="Times New Roman"/>
+        </w:rPr>
+        <w:t xml:space="preserve"> </w:t>
+      </w:r>
+      <w:proofErr w:type="spellStart"/>
+      <w:r>
+        <w:rPr>
+          <w:rFonts w:ascii="Times New Roman" w:hAnsi="Times New Roman" w:cs="Times New Roman"/>
+        </w:rPr>
+        <w:t>ini</w:t>
+      </w:r>
+      <w:proofErr w:type="spellEnd"/>
+      <w:r>
+        <w:rPr>
+          <w:rFonts w:ascii="Times New Roman" w:hAnsi="Times New Roman" w:cs="Times New Roman"/>
+        </w:rPr>
+        <w:t xml:space="preserve">, </w:t>
+      </w:r>
+      <w:proofErr w:type="spellStart"/>
+      <w:r>
+        <w:rPr>
+          <w:rFonts w:ascii="Times New Roman" w:hAnsi="Times New Roman" w:cs="Times New Roman"/>
+        </w:rPr>
+        <w:t>penulis</w:t>
+      </w:r>
+      <w:proofErr w:type="spellEnd"/>
+      <w:r>
+        <w:rPr>
+          <w:rFonts w:ascii="Times New Roman" w:hAnsi="Times New Roman" w:cs="Times New Roman"/>
+        </w:rPr>
+        <w:t xml:space="preserve"> </w:t>
+      </w:r>
+      <w:proofErr w:type="spellStart"/>
+      <w:r>
+        <w:rPr>
+          <w:rFonts w:ascii="Times New Roman" w:hAnsi="Times New Roman" w:cs="Times New Roman"/>
+        </w:rPr>
+        <w:t>mempelajari</w:t>
+      </w:r>
+      <w:proofErr w:type="spellEnd"/>
+      <w:r>
+        <w:rPr>
+          <w:rFonts w:ascii="Times New Roman" w:hAnsi="Times New Roman" w:cs="Times New Roman"/>
+        </w:rPr>
+        <w:t xml:space="preserve"> dan </w:t>
+      </w:r>
+      <w:proofErr w:type="spellStart"/>
+      <w:r>
+        <w:rPr>
+          <w:rFonts w:ascii="Times New Roman" w:hAnsi="Times New Roman" w:cs="Times New Roman"/>
+        </w:rPr>
+        <w:t>mengimplementasikan</w:t>
+      </w:r>
+      <w:proofErr w:type="spellEnd"/>
+      <w:r>
+        <w:rPr>
+          <w:rFonts w:ascii="Times New Roman" w:hAnsi="Times New Roman" w:cs="Times New Roman"/>
+        </w:rPr>
+        <w:t xml:space="preserve"> </w:t>
+      </w:r>
+      <w:proofErr w:type="spellStart"/>
+      <w:r>
+        <w:rPr>
+          <w:rFonts w:ascii="Times New Roman" w:hAnsi="Times New Roman" w:cs="Times New Roman"/>
+        </w:rPr>
+        <w:t>perulangan</w:t>
+      </w:r>
+      <w:proofErr w:type="spellEnd"/>
+      <w:r>
+        <w:rPr>
+          <w:rFonts w:ascii="Times New Roman" w:hAnsi="Times New Roman" w:cs="Times New Roman"/>
+        </w:rPr>
+        <w:t xml:space="preserve"> </w:t>
       </w:r>
       <w:r>
         <w:rPr>
@@ -478,7 +1338,231 @@
         <w:rPr>
           <w:rFonts w:ascii="Times New Roman" w:hAnsi="Times New Roman" w:cs="Times New Roman"/>
         </w:rPr>
-        <w:t xml:space="preserve"> dalam bahasa pemrograman Java, yang digunakan untuk mengeksekusi blok kode minimal satu kali sebelum memeriksa kondisi. Selain itu, penulis juga mempraktikkan penggunaan </w:t>
+        <w:t xml:space="preserve"> </w:t>
+      </w:r>
+      <w:proofErr w:type="spellStart"/>
+      <w:r>
+        <w:rPr>
+          <w:rFonts w:ascii="Times New Roman" w:hAnsi="Times New Roman" w:cs="Times New Roman"/>
+        </w:rPr>
+        <w:t>dalam</w:t>
+      </w:r>
+      <w:proofErr w:type="spellEnd"/>
+      <w:r>
+        <w:rPr>
+          <w:rFonts w:ascii="Times New Roman" w:hAnsi="Times New Roman" w:cs="Times New Roman"/>
+        </w:rPr>
+        <w:t xml:space="preserve"> </w:t>
+      </w:r>
+      <w:proofErr w:type="spellStart"/>
+      <w:r>
+        <w:rPr>
+          <w:rFonts w:ascii="Times New Roman" w:hAnsi="Times New Roman" w:cs="Times New Roman"/>
+        </w:rPr>
+        <w:t>bahasa</w:t>
+      </w:r>
+      <w:proofErr w:type="spellEnd"/>
+      <w:r>
+        <w:rPr>
+          <w:rFonts w:ascii="Times New Roman" w:hAnsi="Times New Roman" w:cs="Times New Roman"/>
+        </w:rPr>
+        <w:t xml:space="preserve"> </w:t>
+      </w:r>
+      <w:proofErr w:type="spellStart"/>
+      <w:r>
+        <w:rPr>
+          <w:rFonts w:ascii="Times New Roman" w:hAnsi="Times New Roman" w:cs="Times New Roman"/>
+        </w:rPr>
+        <w:t>pemrograman</w:t>
+      </w:r>
+      <w:proofErr w:type="spellEnd"/>
+      <w:r>
+        <w:rPr>
+          <w:rFonts w:ascii="Times New Roman" w:hAnsi="Times New Roman" w:cs="Times New Roman"/>
+        </w:rPr>
+        <w:t xml:space="preserve"> Java, yang </w:t>
+      </w:r>
+      <w:proofErr w:type="spellStart"/>
+      <w:r>
+        <w:rPr>
+          <w:rFonts w:ascii="Times New Roman" w:hAnsi="Times New Roman" w:cs="Times New Roman"/>
+        </w:rPr>
+        <w:t>digunakan</w:t>
+      </w:r>
+      <w:proofErr w:type="spellEnd"/>
+      <w:r>
+        <w:rPr>
+          <w:rFonts w:ascii="Times New Roman" w:hAnsi="Times New Roman" w:cs="Times New Roman"/>
+        </w:rPr>
+        <w:t xml:space="preserve"> </w:t>
+      </w:r>
+      <w:proofErr w:type="spellStart"/>
+      <w:r>
+        <w:rPr>
+          <w:rFonts w:ascii="Times New Roman" w:hAnsi="Times New Roman" w:cs="Times New Roman"/>
+        </w:rPr>
+        <w:t>untuk</w:t>
+      </w:r>
+      <w:proofErr w:type="spellEnd"/>
+      <w:r>
+        <w:rPr>
+          <w:rFonts w:ascii="Times New Roman" w:hAnsi="Times New Roman" w:cs="Times New Roman"/>
+        </w:rPr>
+        <w:t xml:space="preserve"> </w:t>
+      </w:r>
+      <w:proofErr w:type="spellStart"/>
+      <w:r>
+        <w:rPr>
+          <w:rFonts w:ascii="Times New Roman" w:hAnsi="Times New Roman" w:cs="Times New Roman"/>
+        </w:rPr>
+        <w:t>mengeksekusi</w:t>
+      </w:r>
+      <w:proofErr w:type="spellEnd"/>
+      <w:r>
+        <w:rPr>
+          <w:rFonts w:ascii="Times New Roman" w:hAnsi="Times New Roman" w:cs="Times New Roman"/>
+        </w:rPr>
+        <w:t xml:space="preserve"> </w:t>
+      </w:r>
+      <w:proofErr w:type="spellStart"/>
+      <w:r>
+        <w:rPr>
+          <w:rFonts w:ascii="Times New Roman" w:hAnsi="Times New Roman" w:cs="Times New Roman"/>
+        </w:rPr>
+        <w:t>blok</w:t>
+      </w:r>
+      <w:proofErr w:type="spellEnd"/>
+      <w:r>
+        <w:rPr>
+          <w:rFonts w:ascii="Times New Roman" w:hAnsi="Times New Roman" w:cs="Times New Roman"/>
+        </w:rPr>
+        <w:t xml:space="preserve"> </w:t>
+      </w:r>
+      <w:proofErr w:type="spellStart"/>
+      <w:r>
+        <w:rPr>
+          <w:rFonts w:ascii="Times New Roman" w:hAnsi="Times New Roman" w:cs="Times New Roman"/>
+        </w:rPr>
+        <w:t>kode</w:t>
+      </w:r>
+      <w:proofErr w:type="spellEnd"/>
+      <w:r>
+        <w:rPr>
+          <w:rFonts w:ascii="Times New Roman" w:hAnsi="Times New Roman" w:cs="Times New Roman"/>
+        </w:rPr>
+        <w:t xml:space="preserve"> minimal </w:t>
+      </w:r>
+      <w:proofErr w:type="spellStart"/>
+      <w:r>
+        <w:rPr>
+          <w:rFonts w:ascii="Times New Roman" w:hAnsi="Times New Roman" w:cs="Times New Roman"/>
+        </w:rPr>
+        <w:t>satu</w:t>
+      </w:r>
+      <w:proofErr w:type="spellEnd"/>
+      <w:r>
+        <w:rPr>
+          <w:rFonts w:ascii="Times New Roman" w:hAnsi="Times New Roman" w:cs="Times New Roman"/>
+        </w:rPr>
+        <w:t xml:space="preserve"> kali </w:t>
+      </w:r>
+      <w:proofErr w:type="spellStart"/>
+      <w:r>
+        <w:rPr>
+          <w:rFonts w:ascii="Times New Roman" w:hAnsi="Times New Roman" w:cs="Times New Roman"/>
+        </w:rPr>
+        <w:t>sebelum</w:t>
+      </w:r>
+      <w:proofErr w:type="spellEnd"/>
+      <w:r>
+        <w:rPr>
+          <w:rFonts w:ascii="Times New Roman" w:hAnsi="Times New Roman" w:cs="Times New Roman"/>
+        </w:rPr>
+        <w:t xml:space="preserve"> </w:t>
+      </w:r>
+      <w:proofErr w:type="spellStart"/>
+      <w:r>
+        <w:rPr>
+          <w:rFonts w:ascii="Times New Roman" w:hAnsi="Times New Roman" w:cs="Times New Roman"/>
+        </w:rPr>
+        <w:t>memeriksa</w:t>
+      </w:r>
+      <w:proofErr w:type="spellEnd"/>
+      <w:r>
+        <w:rPr>
+          <w:rFonts w:ascii="Times New Roman" w:hAnsi="Times New Roman" w:cs="Times New Roman"/>
+        </w:rPr>
+        <w:t xml:space="preserve"> </w:t>
+      </w:r>
+      <w:proofErr w:type="spellStart"/>
+      <w:r>
+        <w:rPr>
+          <w:rFonts w:ascii="Times New Roman" w:hAnsi="Times New Roman" w:cs="Times New Roman"/>
+        </w:rPr>
+        <w:t>kondisi</w:t>
+      </w:r>
+      <w:proofErr w:type="spellEnd"/>
+      <w:r>
+        <w:rPr>
+          <w:rFonts w:ascii="Times New Roman" w:hAnsi="Times New Roman" w:cs="Times New Roman"/>
+        </w:rPr>
+        <w:t xml:space="preserve">. Selain </w:t>
+      </w:r>
+      <w:proofErr w:type="spellStart"/>
+      <w:r>
+        <w:rPr>
+          <w:rFonts w:ascii="Times New Roman" w:hAnsi="Times New Roman" w:cs="Times New Roman"/>
+        </w:rPr>
+        <w:t>itu</w:t>
+      </w:r>
+      <w:proofErr w:type="spellEnd"/>
+      <w:r>
+        <w:rPr>
+          <w:rFonts w:ascii="Times New Roman" w:hAnsi="Times New Roman" w:cs="Times New Roman"/>
+        </w:rPr>
+        <w:t xml:space="preserve">, </w:t>
+      </w:r>
+      <w:proofErr w:type="spellStart"/>
+      <w:r>
+        <w:rPr>
+          <w:rFonts w:ascii="Times New Roman" w:hAnsi="Times New Roman" w:cs="Times New Roman"/>
+        </w:rPr>
+        <w:t>penulis</w:t>
+      </w:r>
+      <w:proofErr w:type="spellEnd"/>
+      <w:r>
+        <w:rPr>
+          <w:rFonts w:ascii="Times New Roman" w:hAnsi="Times New Roman" w:cs="Times New Roman"/>
+        </w:rPr>
+        <w:t xml:space="preserve"> juga </w:t>
+      </w:r>
+      <w:proofErr w:type="spellStart"/>
+      <w:r>
+        <w:rPr>
+          <w:rFonts w:ascii="Times New Roman" w:hAnsi="Times New Roman" w:cs="Times New Roman"/>
+        </w:rPr>
+        <w:t>mempraktikkan</w:t>
+      </w:r>
+      <w:proofErr w:type="spellEnd"/>
+      <w:r>
+        <w:rPr>
+          <w:rFonts w:ascii="Times New Roman" w:hAnsi="Times New Roman" w:cs="Times New Roman"/>
+        </w:rPr>
+        <w:t xml:space="preserve"> </w:t>
+      </w:r>
+      <w:proofErr w:type="spellStart"/>
+      <w:r>
+        <w:rPr>
+          <w:rFonts w:ascii="Times New Roman" w:hAnsi="Times New Roman" w:cs="Times New Roman"/>
+        </w:rPr>
+        <w:t>penggunaan</w:t>
+      </w:r>
+      <w:proofErr w:type="spellEnd"/>
+      <w:r>
+        <w:rPr>
+          <w:rFonts w:ascii="Times New Roman" w:hAnsi="Times New Roman" w:cs="Times New Roman"/>
+        </w:rPr>
+        <w:t xml:space="preserve"> </w:t>
       </w:r>
       <w:r>
         <w:rPr>
@@ -486,13 +1570,223 @@
           <w:b/>
           <w:bCs/>
         </w:rPr>
-        <w:t>import java.util.Random;</w:t>
-      </w:r>
-      <w:r>
-        <w:rPr>
-          <w:rFonts w:ascii="Times New Roman" w:hAnsi="Times New Roman" w:cs="Times New Roman"/>
-        </w:rPr>
-        <w:t xml:space="preserve"> untuk menghasilkan bilangan acak dalam berbagai studi kasus sederhana yang berkaitan dengan logika perulangan.</w:t>
+        <w:t xml:space="preserve">import </w:t>
+      </w:r>
+      <w:proofErr w:type="spellStart"/>
+      <w:proofErr w:type="gramStart"/>
+      <w:r>
+        <w:rPr>
+          <w:rFonts w:ascii="Times New Roman" w:hAnsi="Times New Roman" w:cs="Times New Roman"/>
+          <w:b/>
+          <w:bCs/>
+        </w:rPr>
+        <w:t>java.util</w:t>
+      </w:r>
+      <w:proofErr w:type="gramEnd"/>
+      <w:r>
+        <w:rPr>
+          <w:rFonts w:ascii="Times New Roman" w:hAnsi="Times New Roman" w:cs="Times New Roman"/>
+          <w:b/>
+          <w:bCs/>
+        </w:rPr>
+        <w:t>.Random</w:t>
+      </w:r>
+      <w:proofErr w:type="spellEnd"/>
+      <w:r>
+        <w:rPr>
+          <w:rFonts w:ascii="Times New Roman" w:hAnsi="Times New Roman" w:cs="Times New Roman"/>
+          <w:b/>
+          <w:bCs/>
+        </w:rPr>
+        <w:t>;</w:t>
+      </w:r>
+      <w:r>
+        <w:rPr>
+          <w:rFonts w:ascii="Times New Roman" w:hAnsi="Times New Roman" w:cs="Times New Roman"/>
+        </w:rPr>
+        <w:t xml:space="preserve"> </w:t>
+      </w:r>
+      <w:proofErr w:type="spellStart"/>
+      <w:r>
+        <w:rPr>
+          <w:rFonts w:ascii="Times New Roman" w:hAnsi="Times New Roman" w:cs="Times New Roman"/>
+        </w:rPr>
+        <w:t>untuk</w:t>
+      </w:r>
+      <w:proofErr w:type="spellEnd"/>
+      <w:r>
+        <w:rPr>
+          <w:rFonts w:ascii="Times New Roman" w:hAnsi="Times New Roman" w:cs="Times New Roman"/>
+        </w:rPr>
+        <w:t xml:space="preserve"> </w:t>
+      </w:r>
+      <w:proofErr w:type="spellStart"/>
+      <w:r>
+        <w:rPr>
+          <w:rFonts w:ascii="Times New Roman" w:hAnsi="Times New Roman" w:cs="Times New Roman"/>
+        </w:rPr>
+        <w:t>menghasilkan</w:t>
+      </w:r>
+      <w:proofErr w:type="spellEnd"/>
+      <w:r>
+        <w:rPr>
+          <w:rFonts w:ascii="Times New Roman" w:hAnsi="Times New Roman" w:cs="Times New Roman"/>
+        </w:rPr>
+        <w:t xml:space="preserve"> </w:t>
+      </w:r>
+      <w:proofErr w:type="spellStart"/>
+      <w:r>
+        <w:rPr>
+          <w:rFonts w:ascii="Times New Roman" w:hAnsi="Times New Roman" w:cs="Times New Roman"/>
+        </w:rPr>
+        <w:t>bilangan</w:t>
+      </w:r>
+      <w:proofErr w:type="spellEnd"/>
+      <w:r>
+        <w:rPr>
+          <w:rFonts w:ascii="Times New Roman" w:hAnsi="Times New Roman" w:cs="Times New Roman"/>
+        </w:rPr>
+        <w:t xml:space="preserve"> </w:t>
+      </w:r>
+      <w:proofErr w:type="spellStart"/>
+      <w:r>
+        <w:rPr>
+          <w:rFonts w:ascii="Times New Roman" w:hAnsi="Times New Roman" w:cs="Times New Roman"/>
+        </w:rPr>
+        <w:t>acak</w:t>
+      </w:r>
+      <w:proofErr w:type="spellEnd"/>
+      <w:r>
+        <w:rPr>
+          <w:rFonts w:ascii="Times New Roman" w:hAnsi="Times New Roman" w:cs="Times New Roman"/>
+        </w:rPr>
+        <w:t xml:space="preserve"> </w:t>
+      </w:r>
+      <w:proofErr w:type="spellStart"/>
+      <w:r>
+        <w:rPr>
+          <w:rFonts w:ascii="Times New Roman" w:hAnsi="Times New Roman" w:cs="Times New Roman"/>
+        </w:rPr>
+        <w:t>dalam</w:t>
+      </w:r>
+      <w:proofErr w:type="spellEnd"/>
+      <w:r>
+        <w:rPr>
+          <w:rFonts w:ascii="Times New Roman" w:hAnsi="Times New Roman" w:cs="Times New Roman"/>
+        </w:rPr>
+        <w:t xml:space="preserve"> </w:t>
+      </w:r>
+      <w:proofErr w:type="spellStart"/>
+      <w:r>
+        <w:rPr>
+          <w:rFonts w:ascii="Times New Roman" w:hAnsi="Times New Roman" w:cs="Times New Roman"/>
+        </w:rPr>
+        <w:t>berbagai</w:t>
+      </w:r>
+      <w:proofErr w:type="spellEnd"/>
+      <w:r>
+        <w:rPr>
+          <w:rFonts w:ascii="Times New Roman" w:hAnsi="Times New Roman" w:cs="Times New Roman"/>
+        </w:rPr>
+        <w:t xml:space="preserve"> </w:t>
+      </w:r>
+      <w:proofErr w:type="spellStart"/>
+      <w:r>
+        <w:rPr>
+          <w:rFonts w:ascii="Times New Roman" w:hAnsi="Times New Roman" w:cs="Times New Roman"/>
+        </w:rPr>
+        <w:t>studi</w:t>
+      </w:r>
+      <w:proofErr w:type="spellEnd"/>
+      <w:r>
+        <w:rPr>
+          <w:rFonts w:ascii="Times New Roman" w:hAnsi="Times New Roman" w:cs="Times New Roman"/>
+        </w:rPr>
+        <w:t xml:space="preserve"> </w:t>
+      </w:r>
+      <w:proofErr w:type="spellStart"/>
+      <w:r>
+        <w:rPr>
+          <w:rFonts w:ascii="Times New Roman" w:hAnsi="Times New Roman" w:cs="Times New Roman"/>
+        </w:rPr>
+        <w:t>kasus</w:t>
+      </w:r>
+      <w:proofErr w:type="spellEnd"/>
+      <w:r>
+        <w:rPr>
+          <w:rFonts w:ascii="Times New Roman" w:hAnsi="Times New Roman" w:cs="Times New Roman"/>
+        </w:rPr>
+        <w:t xml:space="preserve"> </w:t>
+      </w:r>
+      <w:proofErr w:type="spellStart"/>
+      <w:r>
+        <w:rPr>
+          <w:rFonts w:ascii="Times New Roman" w:hAnsi="Times New Roman" w:cs="Times New Roman"/>
+        </w:rPr>
+        <w:t>sederhana</w:t>
+      </w:r>
+      <w:proofErr w:type="spellEnd"/>
+      <w:r>
+        <w:rPr>
+          <w:rFonts w:ascii="Times New Roman" w:hAnsi="Times New Roman" w:cs="Times New Roman"/>
+        </w:rPr>
+        <w:t xml:space="preserve"> yang </w:t>
+      </w:r>
+      <w:proofErr w:type="spellStart"/>
+      <w:r>
+        <w:rPr>
+          <w:rFonts w:ascii="Times New Roman" w:hAnsi="Times New Roman" w:cs="Times New Roman"/>
+        </w:rPr>
+        <w:t>berkaitan</w:t>
+      </w:r>
+      <w:proofErr w:type="spellEnd"/>
+      <w:r>
+        <w:rPr>
+          <w:rFonts w:ascii="Times New Roman" w:hAnsi="Times New Roman" w:cs="Times New Roman"/>
+        </w:rPr>
+        <w:t xml:space="preserve"> </w:t>
+      </w:r>
+      <w:proofErr w:type="spellStart"/>
+      <w:r>
+        <w:rPr>
+          <w:rFonts w:ascii="Times New Roman" w:hAnsi="Times New Roman" w:cs="Times New Roman"/>
+        </w:rPr>
+        <w:t>dengan</w:t>
+      </w:r>
+      <w:proofErr w:type="spellEnd"/>
+      <w:r>
+        <w:rPr>
+          <w:rFonts w:ascii="Times New Roman" w:hAnsi="Times New Roman" w:cs="Times New Roman"/>
+        </w:rPr>
+        <w:t xml:space="preserve"> </w:t>
+      </w:r>
+      <w:proofErr w:type="spellStart"/>
+      <w:r>
+        <w:rPr>
+          <w:rFonts w:ascii="Times New Roman" w:hAnsi="Times New Roman" w:cs="Times New Roman"/>
+        </w:rPr>
+        <w:t>logika</w:t>
+      </w:r>
+      <w:proofErr w:type="spellEnd"/>
+      <w:r>
+        <w:rPr>
+          <w:rFonts w:ascii="Times New Roman" w:hAnsi="Times New Roman" w:cs="Times New Roman"/>
+        </w:rPr>
+        <w:t xml:space="preserve"> </w:t>
+      </w:r>
+      <w:proofErr w:type="spellStart"/>
+      <w:r>
+        <w:rPr>
+          <w:rFonts w:ascii="Times New Roman" w:hAnsi="Times New Roman" w:cs="Times New Roman"/>
+        </w:rPr>
+        <w:t>perulangan</w:t>
+      </w:r>
+      <w:proofErr w:type="spellEnd"/>
+      <w:r>
+        <w:rPr>
+          <w:rFonts w:ascii="Times New Roman" w:hAnsi="Times New Roman" w:cs="Times New Roman"/>
+        </w:rPr>
+        <w:t>.</w:t>
       </w:r>
     </w:p>
     <w:p>
@@ -507,7 +1801,6 @@
       <w:r>
         <w:rPr>
           <w:rFonts w:ascii="Times New Roman" w:hAnsi="Times New Roman" w:cs="Times New Roman"/>
-          <w:lang w:val="nl-NL"/>
         </w:rPr>
         <w:tab/>
       </w:r>
@@ -525,18 +1818,20 @@
         <w:jc w:val="both"/>
         <w:rPr>
           <w:rFonts w:ascii="Times New Roman" w:hAnsi="Times New Roman" w:cs="Times New Roman"/>
-        </w:rPr>
-      </w:pPr>
-      <w:r>
-        <w:rPr>
-          <w:rFonts w:ascii="Times New Roman" w:hAnsi="Times New Roman" w:cs="Times New Roman"/>
           <w:lang w:val="nl-NL"/>
         </w:rPr>
+      </w:pPr>
+      <w:r>
+        <w:rPr>
+          <w:rFonts w:ascii="Times New Roman" w:hAnsi="Times New Roman" w:cs="Times New Roman"/>
+          <w:lang w:val="nl-NL"/>
+        </w:rPr>
         <w:tab/>
       </w:r>
       <w:r>
         <w:rPr>
           <w:rFonts w:ascii="Times New Roman" w:hAnsi="Times New Roman" w:cs="Times New Roman"/>
+          <w:lang w:val="nl-NL"/>
         </w:rPr>
         <w:t xml:space="preserve">Akhir kata, penulis berharap semoga laporan sederhana ini dapat memberikan manfaat, tidak hanya bagi penulis sebagai pengalaman belajar, tetapi juga bagi para pembaca yang ingin memperdalam pemahaman mengenai </w:t>
       </w:r>
@@ -545,6 +1840,7 @@
           <w:rFonts w:ascii="Times New Roman" w:hAnsi="Times New Roman" w:cs="Times New Roman"/>
           <w:b/>
           <w:bCs/>
+          <w:lang w:val="nl-NL"/>
         </w:rPr>
         <w:t>konsep dan penerapan perulangan do-while serta penggunaan java.util.Random dalam bahasa pemrograman Java.</w:t>
       </w:r>
@@ -652,7 +1948,7 @@
       <w:pPr>
         <w:pStyle w:val="Heading1"/>
       </w:pPr>
-      <w:bookmarkStart w:id="9" w:name="_Toc212989702"/>
+      <w:bookmarkStart w:id="9" w:name="_Toc213583197"/>
       <w:r>
         <w:lastRenderedPageBreak/>
         <w:t>DAFTAR ISI</w:t>
@@ -723,7 +2019,7 @@
             </w:rPr>
             <w:fldChar w:fldCharType="separate"/>
           </w:r>
-          <w:hyperlink w:anchor="_Toc212989701" w:history="1">
+          <w:hyperlink w:anchor="_Toc213583196" w:history="1">
             <w:r>
               <w:rPr>
                 <w:rStyle w:val="Hyperlink"/>
@@ -755,7 +2051,7 @@
                 <w:sz w:val="24"/>
                 <w:szCs w:val="24"/>
               </w:rPr>
-              <w:instrText xml:space="preserve"> PAGEREF _Toc212989701 \h </w:instrText>
+              <w:instrText xml:space="preserve"> PAGEREF _Toc213583196 \h </w:instrText>
             </w:r>
             <w:r>
               <w:rPr>
@@ -801,7 +2097,7 @@
               <w14:ligatures w14:val="standardContextual"/>
             </w:rPr>
           </w:pPr>
-          <w:hyperlink w:anchor="_Toc212989702" w:history="1">
+          <w:hyperlink w:anchor="_Toc213583197" w:history="1">
             <w:r>
               <w:rPr>
                 <w:rStyle w:val="Hyperlink"/>
@@ -832,7 +2128,7 @@
                 <w:sz w:val="24"/>
                 <w:szCs w:val="24"/>
               </w:rPr>
-              <w:instrText xml:space="preserve"> PAGEREF _Toc212989702 \h </w:instrText>
+              <w:instrText xml:space="preserve"> PAGEREF _Toc213583197 \h </w:instrText>
             </w:r>
             <w:r>
               <w:rPr>
@@ -878,7 +2174,7 @@
               <w14:ligatures w14:val="standardContextual"/>
             </w:rPr>
           </w:pPr>
-          <w:hyperlink w:anchor="_Toc212989703" w:history="1">
+          <w:hyperlink w:anchor="_Toc213583198" w:history="1">
             <w:r>
               <w:rPr>
                 <w:rStyle w:val="Hyperlink"/>
@@ -909,7 +2205,7 @@
                 <w:sz w:val="24"/>
                 <w:szCs w:val="24"/>
               </w:rPr>
-              <w:instrText xml:space="preserve"> PAGEREF _Toc212989703 \h </w:instrText>
+              <w:instrText xml:space="preserve"> PAGEREF _Toc213583198 \h </w:instrText>
             </w:r>
             <w:r>
               <w:rPr>
@@ -961,7 +2257,7 @@
               <w14:ligatures w14:val="standardContextual"/>
             </w:rPr>
           </w:pPr>
-          <w:hyperlink w:anchor="_Toc212989704" w:history="1">
+          <w:hyperlink w:anchor="_Toc213583199" w:history="1">
             <w:r>
               <w:rPr>
                 <w:rStyle w:val="Hyperlink"/>
@@ -1022,7 +2318,7 @@
                 <w:sz w:val="24"/>
                 <w:szCs w:val="24"/>
               </w:rPr>
-              <w:instrText xml:space="preserve"> PAGEREF _Toc212989704 \h </w:instrText>
+              <w:instrText xml:space="preserve"> PAGEREF _Toc213583199 \h </w:instrText>
             </w:r>
             <w:r>
               <w:rPr>
@@ -1082,7 +2378,7 @@
               <w14:ligatures w14:val="standardContextual"/>
             </w:rPr>
           </w:pPr>
-          <w:hyperlink w:anchor="_Toc212989705" w:history="1">
+          <w:hyperlink w:anchor="_Toc213583200" w:history="1">
             <w:r>
               <w:rPr>
                 <w:rStyle w:val="Hyperlink"/>
@@ -1143,7 +2439,7 @@
                 <w:sz w:val="24"/>
                 <w:szCs w:val="24"/>
               </w:rPr>
-              <w:instrText xml:space="preserve"> PAGEREF _Toc212989705 \h </w:instrText>
+              <w:instrText xml:space="preserve"> PAGEREF _Toc213583200 \h </w:instrText>
             </w:r>
             <w:r>
               <w:rPr>
@@ -1203,7 +2499,7 @@
               <w14:ligatures w14:val="standardContextual"/>
             </w:rPr>
           </w:pPr>
-          <w:hyperlink w:anchor="_Toc212989706" w:history="1">
+          <w:hyperlink w:anchor="_Toc213583201" w:history="1">
             <w:r>
               <w:rPr>
                 <w:rStyle w:val="Hyperlink"/>
@@ -1264,7 +2560,7 @@
                 <w:sz w:val="24"/>
                 <w:szCs w:val="24"/>
               </w:rPr>
-              <w:instrText xml:space="preserve"> PAGEREF _Toc212989706 \h </w:instrText>
+              <w:instrText xml:space="preserve"> PAGEREF _Toc213583201 \h </w:instrText>
             </w:r>
             <w:r>
               <w:rPr>
@@ -1318,7 +2614,7 @@
               <w14:ligatures w14:val="standardContextual"/>
             </w:rPr>
           </w:pPr>
-          <w:hyperlink w:anchor="_Toc212989707" w:history="1">
+          <w:hyperlink w:anchor="_Toc213583202" w:history="1">
             <w:r>
               <w:rPr>
                 <w:rStyle w:val="Hyperlink"/>
@@ -1349,7 +2645,7 @@
                 <w:sz w:val="24"/>
                 <w:szCs w:val="24"/>
               </w:rPr>
-              <w:instrText xml:space="preserve"> PAGEREF _Toc212989707 \h </w:instrText>
+              <w:instrText xml:space="preserve"> PAGEREF _Toc213583202 \h </w:instrText>
             </w:r>
             <w:r>
               <w:rPr>
@@ -1401,7 +2697,7 @@
               <w14:ligatures w14:val="standardContextual"/>
             </w:rPr>
           </w:pPr>
-          <w:hyperlink w:anchor="_Toc212989708" w:history="1">
+          <w:hyperlink w:anchor="_Toc213583203" w:history="1">
             <w:r>
               <w:rPr>
                 <w:rStyle w:val="Hyperlink"/>
@@ -1432,7 +2728,7 @@
                 <w:sz w:val="24"/>
                 <w:szCs w:val="24"/>
               </w:rPr>
-              <w:t>PerulanganFor1</w:t>
+              <w:t>PerulanganWhile1</w:t>
             </w:r>
             <w:r>
               <w:rPr>
@@ -1462,7 +2758,7 @@
                 <w:sz w:val="24"/>
                 <w:szCs w:val="24"/>
               </w:rPr>
-              <w:instrText xml:space="preserve"> PAGEREF _Toc212989708 \h </w:instrText>
+              <w:instrText xml:space="preserve"> PAGEREF _Toc213583203 \h </w:instrText>
             </w:r>
             <w:r>
               <w:rPr>
@@ -1522,7 +2818,7 @@
               <w14:ligatures w14:val="standardContextual"/>
             </w:rPr>
           </w:pPr>
-          <w:hyperlink w:anchor="_Toc212989709" w:history="1">
+          <w:hyperlink w:anchor="_Toc213583204" w:history="1">
             <w:r>
               <w:rPr>
                 <w:rStyle w:val="Hyperlink"/>
@@ -1553,7 +2849,7 @@
                 <w:sz w:val="24"/>
                 <w:szCs w:val="24"/>
               </w:rPr>
-              <w:t>PerulanganFor2</w:t>
+              <w:t>SentinelLoop</w:t>
             </w:r>
             <w:r>
               <w:rPr>
@@ -1583,7 +2879,7 @@
                 <w:sz w:val="24"/>
                 <w:szCs w:val="24"/>
               </w:rPr>
-              <w:instrText xml:space="preserve"> PAGEREF _Toc212989709 \h </w:instrText>
+              <w:instrText xml:space="preserve"> PAGEREF _Toc213583204 \h </w:instrText>
             </w:r>
             <w:r>
               <w:rPr>
@@ -1643,7 +2939,7 @@
               <w14:ligatures w14:val="standardContextual"/>
             </w:rPr>
           </w:pPr>
-          <w:hyperlink w:anchor="_Toc212989710" w:history="1">
+          <w:hyperlink w:anchor="_Toc213583205" w:history="1">
             <w:r>
               <w:rPr>
                 <w:rStyle w:val="Hyperlink"/>
@@ -1674,7 +2970,7 @@
                 <w:sz w:val="24"/>
                 <w:szCs w:val="24"/>
               </w:rPr>
-              <w:t>PerulanganFor3</w:t>
+              <w:t>DoWhile1</w:t>
             </w:r>
             <w:r>
               <w:rPr>
@@ -1704,128 +3000,7 @@
                 <w:sz w:val="24"/>
                 <w:szCs w:val="24"/>
               </w:rPr>
-              <w:instrText xml:space="preserve"> PAGEREF _Toc212989710 \h </w:instrText>
-            </w:r>
-            <w:r>
-              <w:rPr>
-                <w:rFonts w:ascii="Times New Roman" w:hAnsi="Times New Roman"/>
-                <w:noProof/>
-                <w:webHidden/>
-                <w:sz w:val="24"/>
-                <w:szCs w:val="24"/>
-              </w:rPr>
-            </w:r>
-            <w:r>
-              <w:rPr>
-                <w:rFonts w:ascii="Times New Roman" w:hAnsi="Times New Roman"/>
-                <w:noProof/>
-                <w:webHidden/>
-                <w:sz w:val="24"/>
-                <w:szCs w:val="24"/>
-              </w:rPr>
-              <w:fldChar w:fldCharType="separate"/>
-            </w:r>
-            <w:r>
-              <w:rPr>
-                <w:rFonts w:ascii="Times New Roman" w:hAnsi="Times New Roman"/>
-                <w:noProof/>
-                <w:webHidden/>
-                <w:sz w:val="24"/>
-                <w:szCs w:val="24"/>
-              </w:rPr>
-              <w:t>5</w:t>
-            </w:r>
-            <w:r>
-              <w:rPr>
-                <w:rFonts w:ascii="Times New Roman" w:hAnsi="Times New Roman"/>
-                <w:noProof/>
-                <w:webHidden/>
-                <w:sz w:val="24"/>
-                <w:szCs w:val="24"/>
-              </w:rPr>
-              <w:fldChar w:fldCharType="end"/>
-            </w:r>
-          </w:hyperlink>
-        </w:p>
-        <w:p>
-          <w:pPr>
-            <w:pStyle w:val="TOC2"/>
-            <w:tabs>
-              <w:tab w:val="left" w:pos="960"/>
-              <w:tab w:val="right" w:leader="dot" w:pos="8261"/>
-            </w:tabs>
-            <w:rPr>
-              <w:rFonts w:ascii="Times New Roman" w:hAnsi="Times New Roman"/>
-              <w:noProof/>
-              <w:kern w:val="2"/>
-              <w:sz w:val="24"/>
-              <w:szCs w:val="24"/>
-              <w:lang w:eastAsia="ja-JP"/>
-              <w14:ligatures w14:val="standardContextual"/>
-            </w:rPr>
-          </w:pPr>
-          <w:hyperlink w:anchor="_Toc212989711" w:history="1">
-            <w:r>
-              <w:rPr>
-                <w:rStyle w:val="Hyperlink"/>
-                <w:rFonts w:ascii="Times New Roman" w:hAnsi="Times New Roman"/>
-                <w:noProof/>
-                <w:sz w:val="24"/>
-                <w:szCs w:val="24"/>
-              </w:rPr>
-              <w:t>2.4</w:t>
-            </w:r>
-            <w:r>
-              <w:rPr>
-                <w:rFonts w:ascii="Times New Roman" w:hAnsi="Times New Roman"/>
-                <w:noProof/>
-                <w:kern w:val="2"/>
-                <w:sz w:val="24"/>
-                <w:szCs w:val="24"/>
-                <w:lang w:eastAsia="ja-JP"/>
-                <w14:ligatures w14:val="standardContextual"/>
-              </w:rPr>
-              <w:tab/>
-            </w:r>
-            <w:r>
-              <w:rPr>
-                <w:rStyle w:val="Hyperlink"/>
-                <w:rFonts w:ascii="Times New Roman" w:hAnsi="Times New Roman"/>
-                <w:noProof/>
-                <w:sz w:val="24"/>
-                <w:szCs w:val="24"/>
-              </w:rPr>
-              <w:t>PerulanganFor4</w:t>
-            </w:r>
-            <w:r>
-              <w:rPr>
-                <w:rFonts w:ascii="Times New Roman" w:hAnsi="Times New Roman"/>
-                <w:noProof/>
-                <w:webHidden/>
-                <w:sz w:val="24"/>
-                <w:szCs w:val="24"/>
-              </w:rPr>
-              <w:tab/>
-            </w:r>
-            <w:r>
-              <w:rPr>
-                <w:rFonts w:ascii="Times New Roman" w:hAnsi="Times New Roman"/>
-                <w:noProof/>
-                <w:webHidden/>
-                <w:sz w:val="24"/>
-                <w:szCs w:val="24"/>
-              </w:rPr>
-              <w:fldChar w:fldCharType="begin"/>
-            </w:r>
-            <w:r>
-              <w:rPr>
-                <w:rFonts w:ascii="Times New Roman" w:hAnsi="Times New Roman"/>
-                <w:noProof/>
-                <w:webHidden/>
-                <w:sz w:val="24"/>
-                <w:szCs w:val="24"/>
-              </w:rPr>
-              <w:instrText xml:space="preserve"> PAGEREF _Toc212989711 \h </w:instrText>
+              <w:instrText xml:space="preserve"> PAGEREF _Toc213583205 \h </w:instrText>
             </w:r>
             <w:r>
               <w:rPr>
@@ -1885,7 +3060,7 @@
               <w14:ligatures w14:val="standardContextual"/>
             </w:rPr>
           </w:pPr>
-          <w:hyperlink w:anchor="_Toc212989712" w:history="1">
+          <w:hyperlink w:anchor="_Toc213583206" w:history="1">
             <w:r>
               <w:rPr>
                 <w:rStyle w:val="Hyperlink"/>
@@ -1894,7 +3069,7 @@
                 <w:sz w:val="24"/>
                 <w:szCs w:val="24"/>
               </w:rPr>
-              <w:t>2.5</w:t>
+              <w:t>2.4</w:t>
             </w:r>
             <w:r>
               <w:rPr>
@@ -1916,7 +3091,7 @@
                 <w:sz w:val="24"/>
                 <w:szCs w:val="24"/>
               </w:rPr>
-              <w:t>NestedFor0</w:t>
+              <w:t>LemparDadu</w:t>
             </w:r>
             <w:r>
               <w:rPr>
@@ -1946,7 +3121,7 @@
                 <w:sz w:val="24"/>
                 <w:szCs w:val="24"/>
               </w:rPr>
-              <w:instrText xml:space="preserve"> PAGEREF _Toc212989712 \h </w:instrText>
+              <w:instrText xml:space="preserve"> PAGEREF _Toc213583206 \h </w:instrText>
             </w:r>
             <w:r>
               <w:rPr>
@@ -2006,7 +3181,7 @@
               <w14:ligatures w14:val="standardContextual"/>
             </w:rPr>
           </w:pPr>
-          <w:hyperlink w:anchor="_Toc212989713" w:history="1">
+          <w:hyperlink w:anchor="_Toc213583207" w:history="1">
             <w:r>
               <w:rPr>
                 <w:rStyle w:val="Hyperlink"/>
@@ -2015,7 +3190,7 @@
                 <w:sz w:val="24"/>
                 <w:szCs w:val="24"/>
               </w:rPr>
-              <w:t>2.6</w:t>
+              <w:t>2.5</w:t>
             </w:r>
             <w:r>
               <w:rPr>
@@ -2037,7 +3212,7 @@
                 <w:sz w:val="24"/>
                 <w:szCs w:val="24"/>
               </w:rPr>
-              <w:t>NestedFor1</w:t>
+              <w:t>GamePenjumlahan</w:t>
             </w:r>
             <w:r>
               <w:rPr>
@@ -2067,7 +3242,7 @@
                 <w:sz w:val="24"/>
                 <w:szCs w:val="24"/>
               </w:rPr>
-              <w:instrText xml:space="preserve"> PAGEREF _Toc212989713 \h </w:instrText>
+              <w:instrText xml:space="preserve"> PAGEREF _Toc213583207 \h </w:instrText>
             </w:r>
             <w:r>
               <w:rPr>
@@ -2112,127 +3287,6 @@
         </w:p>
         <w:p>
           <w:pPr>
-            <w:pStyle w:val="TOC2"/>
-            <w:tabs>
-              <w:tab w:val="left" w:pos="960"/>
-              <w:tab w:val="right" w:leader="dot" w:pos="8261"/>
-            </w:tabs>
-            <w:rPr>
-              <w:rFonts w:ascii="Times New Roman" w:hAnsi="Times New Roman"/>
-              <w:noProof/>
-              <w:kern w:val="2"/>
-              <w:sz w:val="24"/>
-              <w:szCs w:val="24"/>
-              <w:lang w:eastAsia="ja-JP"/>
-              <w14:ligatures w14:val="standardContextual"/>
-            </w:rPr>
-          </w:pPr>
-          <w:hyperlink w:anchor="_Toc212989714" w:history="1">
-            <w:r>
-              <w:rPr>
-                <w:rStyle w:val="Hyperlink"/>
-                <w:rFonts w:ascii="Times New Roman" w:hAnsi="Times New Roman"/>
-                <w:noProof/>
-                <w:sz w:val="24"/>
-                <w:szCs w:val="24"/>
-              </w:rPr>
-              <w:t>2.7</w:t>
-            </w:r>
-            <w:r>
-              <w:rPr>
-                <w:rFonts w:ascii="Times New Roman" w:hAnsi="Times New Roman"/>
-                <w:noProof/>
-                <w:kern w:val="2"/>
-                <w:sz w:val="24"/>
-                <w:szCs w:val="24"/>
-                <w:lang w:eastAsia="ja-JP"/>
-                <w14:ligatures w14:val="standardContextual"/>
-              </w:rPr>
-              <w:tab/>
-            </w:r>
-            <w:r>
-              <w:rPr>
-                <w:rStyle w:val="Hyperlink"/>
-                <w:rFonts w:ascii="Times New Roman" w:hAnsi="Times New Roman"/>
-                <w:noProof/>
-                <w:sz w:val="24"/>
-                <w:szCs w:val="24"/>
-              </w:rPr>
-              <w:t>NestedFor2</w:t>
-            </w:r>
-            <w:r>
-              <w:rPr>
-                <w:rFonts w:ascii="Times New Roman" w:hAnsi="Times New Roman"/>
-                <w:noProof/>
-                <w:webHidden/>
-                <w:sz w:val="24"/>
-                <w:szCs w:val="24"/>
-              </w:rPr>
-              <w:tab/>
-            </w:r>
-            <w:r>
-              <w:rPr>
-                <w:rFonts w:ascii="Times New Roman" w:hAnsi="Times New Roman"/>
-                <w:noProof/>
-                <w:webHidden/>
-                <w:sz w:val="24"/>
-                <w:szCs w:val="24"/>
-              </w:rPr>
-              <w:fldChar w:fldCharType="begin"/>
-            </w:r>
-            <w:r>
-              <w:rPr>
-                <w:rFonts w:ascii="Times New Roman" w:hAnsi="Times New Roman"/>
-                <w:noProof/>
-                <w:webHidden/>
-                <w:sz w:val="24"/>
-                <w:szCs w:val="24"/>
-              </w:rPr>
-              <w:instrText xml:space="preserve"> PAGEREF _Toc212989714 \h </w:instrText>
-            </w:r>
-            <w:r>
-              <w:rPr>
-                <w:rFonts w:ascii="Times New Roman" w:hAnsi="Times New Roman"/>
-                <w:noProof/>
-                <w:webHidden/>
-                <w:sz w:val="24"/>
-                <w:szCs w:val="24"/>
-              </w:rPr>
-            </w:r>
-            <w:r>
-              <w:rPr>
-                <w:rFonts w:ascii="Times New Roman" w:hAnsi="Times New Roman"/>
-                <w:noProof/>
-                <w:webHidden/>
-                <w:sz w:val="24"/>
-                <w:szCs w:val="24"/>
-              </w:rPr>
-              <w:fldChar w:fldCharType="separate"/>
-            </w:r>
-            <w:r>
-              <w:rPr>
-                <w:rFonts w:ascii="Times New Roman" w:hAnsi="Times New Roman"/>
-                <w:noProof/>
-                <w:webHidden/>
-                <w:sz w:val="24"/>
-                <w:szCs w:val="24"/>
-              </w:rPr>
-              <w:t>10</w:t>
-            </w:r>
-            <w:r>
-              <w:rPr>
-                <w:rFonts w:ascii="Times New Roman" w:hAnsi="Times New Roman"/>
-                <w:noProof/>
-                <w:webHidden/>
-                <w:sz w:val="24"/>
-                <w:szCs w:val="24"/>
-              </w:rPr>
-              <w:fldChar w:fldCharType="end"/>
-            </w:r>
-          </w:hyperlink>
-        </w:p>
-        <w:p>
-          <w:pPr>
             <w:pStyle w:val="TOC1"/>
             <w:rPr>
               <w:kern w:val="2"/>
@@ -2242,7 +3296,7 @@
               <w14:ligatures w14:val="standardContextual"/>
             </w:rPr>
           </w:pPr>
-          <w:hyperlink w:anchor="_Toc212989715" w:history="1">
+          <w:hyperlink w:anchor="_Toc213583208" w:history="1">
             <w:r>
               <w:rPr>
                 <w:rStyle w:val="Hyperlink"/>
@@ -2273,7 +3327,7 @@
                 <w:sz w:val="24"/>
                 <w:szCs w:val="24"/>
               </w:rPr>
-              <w:instrText xml:space="preserve"> PAGEREF _Toc212989715 \h </w:instrText>
+              <w:instrText xml:space="preserve"> PAGEREF _Toc213583208 \h </w:instrText>
             </w:r>
             <w:r>
               <w:rPr>
@@ -2296,7 +3350,7 @@
                 <w:sz w:val="24"/>
                 <w:szCs w:val="24"/>
               </w:rPr>
-              <w:t>12</w:t>
+              <w:t>11</w:t>
             </w:r>
             <w:r>
               <w:rPr>
@@ -2325,7 +3379,7 @@
               <w14:ligatures w14:val="standardContextual"/>
             </w:rPr>
           </w:pPr>
-          <w:hyperlink w:anchor="_Toc212989716" w:history="1">
+          <w:hyperlink w:anchor="_Toc213583209" w:history="1">
             <w:r>
               <w:rPr>
                 <w:rStyle w:val="Hyperlink"/>
@@ -2386,7 +3440,7 @@
                 <w:sz w:val="24"/>
                 <w:szCs w:val="24"/>
               </w:rPr>
-              <w:instrText xml:space="preserve"> PAGEREF _Toc212989716 \h </w:instrText>
+              <w:instrText xml:space="preserve"> PAGEREF _Toc213583209 \h </w:instrText>
             </w:r>
             <w:r>
               <w:rPr>
@@ -2415,7 +3469,7 @@
                 <w:sz w:val="24"/>
                 <w:szCs w:val="24"/>
               </w:rPr>
-              <w:t>12</w:t>
+              <w:t>11</w:t>
             </w:r>
             <w:r>
               <w:rPr>
@@ -2433,7 +3487,6 @@
           <w:pPr>
             <w:pStyle w:val="TOC1"/>
             <w:rPr>
-              <w:rFonts w:asciiTheme="minorHAnsi" w:hAnsiTheme="minorHAnsi" w:cstheme="minorBidi"/>
               <w:kern w:val="2"/>
               <w:sz w:val="24"/>
               <w:szCs w:val="24"/>
@@ -2441,51 +3494,67 @@
               <w14:ligatures w14:val="standardContextual"/>
             </w:rPr>
           </w:pPr>
-          <w:hyperlink w:anchor="_Toc212989717" w:history="1">
+          <w:hyperlink w:anchor="_Toc213583210" w:history="1">
             <w:r>
               <w:rPr>
                 <w:rStyle w:val="Hyperlink"/>
+                <w:sz w:val="24"/>
+                <w:szCs w:val="24"/>
               </w:rPr>
               <w:t>DAFTAR PUSTAKA</w:t>
             </w:r>
             <w:r>
               <w:rPr>
                 <w:webHidden/>
+                <w:sz w:val="24"/>
+                <w:szCs w:val="24"/>
               </w:rPr>
               <w:tab/>
             </w:r>
             <w:r>
               <w:rPr>
                 <w:webHidden/>
+                <w:sz w:val="24"/>
+                <w:szCs w:val="24"/>
               </w:rPr>
               <w:fldChar w:fldCharType="begin"/>
             </w:r>
             <w:r>
               <w:rPr>
                 <w:webHidden/>
+                <w:sz w:val="24"/>
+                <w:szCs w:val="24"/>
               </w:rPr>
-              <w:instrText xml:space="preserve"> PAGEREF _Toc212989717 \h </w:instrText>
+              <w:instrText xml:space="preserve"> PAGEREF _Toc213583210 \h </w:instrText>
             </w:r>
             <w:r>
               <w:rPr>
                 <w:webHidden/>
+                <w:sz w:val="24"/>
+                <w:szCs w:val="24"/>
               </w:rPr>
             </w:r>
             <w:r>
               <w:rPr>
                 <w:webHidden/>
+                <w:sz w:val="24"/>
+                <w:szCs w:val="24"/>
               </w:rPr>
               <w:fldChar w:fldCharType="separate"/>
             </w:r>
             <w:r>
               <w:rPr>
                 <w:webHidden/>
+                <w:sz w:val="24"/>
+                <w:szCs w:val="24"/>
               </w:rPr>
-              <w:t>13</w:t>
+              <w:t>12</w:t>
             </w:r>
             <w:r>
               <w:rPr>
                 <w:webHidden/>
+                <w:sz w:val="24"/>
+                <w:szCs w:val="24"/>
               </w:rPr>
               <w:fldChar w:fldCharType="end"/>
             </w:r>
@@ -2527,7 +3596,7 @@
       <w:pPr>
         <w:pStyle w:val="Heading1"/>
       </w:pPr>
-      <w:bookmarkStart w:id="10" w:name="_Toc212989703"/>
+      <w:bookmarkStart w:id="10" w:name="_Toc213583198"/>
       <w:r>
         <w:lastRenderedPageBreak/>
         <w:t>BAB I</w:t>
@@ -2548,7 +3617,7 @@
           <w:numId w:val="21"/>
         </w:numPr>
       </w:pPr>
-      <w:bookmarkStart w:id="11" w:name="_Toc212989704"/>
+      <w:bookmarkStart w:id="11" w:name="_Toc213583199"/>
       <w:r>
         <w:t>Latar Belakang</w:t>
       </w:r>
@@ -2896,7 +3965,7 @@
           <w:numId w:val="21"/>
         </w:numPr>
       </w:pPr>
-      <w:bookmarkStart w:id="12" w:name="_Toc212989705"/>
+      <w:bookmarkStart w:id="12" w:name="_Toc213583200"/>
       <w:r>
         <w:t>Tujuan</w:t>
       </w:r>
@@ -3158,7 +4227,7 @@
           <w:numId w:val="21"/>
         </w:numPr>
       </w:pPr>
-      <w:bookmarkStart w:id="13" w:name="_Toc212989706"/>
+      <w:bookmarkStart w:id="13" w:name="_Toc213583201"/>
       <w:r>
         <w:t>Manfaat</w:t>
       </w:r>
@@ -3225,14 +4294,115 @@
           <w14:ligatures w14:val="none"/>
         </w:rPr>
       </w:pPr>
+      <w:proofErr w:type="spellStart"/>
       <w:r>
         <w:rPr>
           <w:rFonts w:ascii="Times New Roman" w:eastAsia="Times New Roman" w:hAnsi="Times New Roman" w:cs="Times New Roman"/>
           <w:kern w:val="0"/>
           <w14:ligatures w14:val="none"/>
         </w:rPr>
-        <w:t xml:space="preserve">Menambah pemahaman mahasiswa terhadap konsep dasar </w:t>
-      </w:r>
+        <w:t>Menambah</w:t>
+      </w:r>
+      <w:proofErr w:type="spellEnd"/>
+      <w:r>
+        <w:rPr>
+          <w:rFonts w:ascii="Times New Roman" w:eastAsia="Times New Roman" w:hAnsi="Times New Roman" w:cs="Times New Roman"/>
+          <w:kern w:val="0"/>
+          <w14:ligatures w14:val="none"/>
+        </w:rPr>
+        <w:t xml:space="preserve"> </w:t>
+      </w:r>
+      <w:proofErr w:type="spellStart"/>
+      <w:r>
+        <w:rPr>
+          <w:rFonts w:ascii="Times New Roman" w:eastAsia="Times New Roman" w:hAnsi="Times New Roman" w:cs="Times New Roman"/>
+          <w:kern w:val="0"/>
+          <w14:ligatures w14:val="none"/>
+        </w:rPr>
+        <w:t>pemahaman</w:t>
+      </w:r>
+      <w:proofErr w:type="spellEnd"/>
+      <w:r>
+        <w:rPr>
+          <w:rFonts w:ascii="Times New Roman" w:eastAsia="Times New Roman" w:hAnsi="Times New Roman" w:cs="Times New Roman"/>
+          <w:kern w:val="0"/>
+          <w14:ligatures w14:val="none"/>
+        </w:rPr>
+        <w:t xml:space="preserve"> </w:t>
+      </w:r>
+      <w:proofErr w:type="spellStart"/>
+      <w:r>
+        <w:rPr>
+          <w:rFonts w:ascii="Times New Roman" w:eastAsia="Times New Roman" w:hAnsi="Times New Roman" w:cs="Times New Roman"/>
+          <w:kern w:val="0"/>
+          <w14:ligatures w14:val="none"/>
+        </w:rPr>
+        <w:t>mahasiswa</w:t>
+      </w:r>
+      <w:proofErr w:type="spellEnd"/>
+      <w:r>
+        <w:rPr>
+          <w:rFonts w:ascii="Times New Roman" w:eastAsia="Times New Roman" w:hAnsi="Times New Roman" w:cs="Times New Roman"/>
+          <w:kern w:val="0"/>
+          <w14:ligatures w14:val="none"/>
+        </w:rPr>
+        <w:t xml:space="preserve"> </w:t>
+      </w:r>
+      <w:proofErr w:type="spellStart"/>
+      <w:r>
+        <w:rPr>
+          <w:rFonts w:ascii="Times New Roman" w:eastAsia="Times New Roman" w:hAnsi="Times New Roman" w:cs="Times New Roman"/>
+          <w:kern w:val="0"/>
+          <w14:ligatures w14:val="none"/>
+        </w:rPr>
+        <w:t>terhadap</w:t>
+      </w:r>
+      <w:proofErr w:type="spellEnd"/>
+      <w:r>
+        <w:rPr>
+          <w:rFonts w:ascii="Times New Roman" w:eastAsia="Times New Roman" w:hAnsi="Times New Roman" w:cs="Times New Roman"/>
+          <w:kern w:val="0"/>
+          <w14:ligatures w14:val="none"/>
+        </w:rPr>
+        <w:t xml:space="preserve"> </w:t>
+      </w:r>
+      <w:proofErr w:type="spellStart"/>
+      <w:r>
+        <w:rPr>
+          <w:rFonts w:ascii="Times New Roman" w:eastAsia="Times New Roman" w:hAnsi="Times New Roman" w:cs="Times New Roman"/>
+          <w:kern w:val="0"/>
+          <w14:ligatures w14:val="none"/>
+        </w:rPr>
+        <w:t>konsep</w:t>
+      </w:r>
+      <w:proofErr w:type="spellEnd"/>
+      <w:r>
+        <w:rPr>
+          <w:rFonts w:ascii="Times New Roman" w:eastAsia="Times New Roman" w:hAnsi="Times New Roman" w:cs="Times New Roman"/>
+          <w:kern w:val="0"/>
+          <w14:ligatures w14:val="none"/>
+        </w:rPr>
+        <w:t xml:space="preserve"> </w:t>
+      </w:r>
+      <w:proofErr w:type="spellStart"/>
+      <w:r>
+        <w:rPr>
+          <w:rFonts w:ascii="Times New Roman" w:eastAsia="Times New Roman" w:hAnsi="Times New Roman" w:cs="Times New Roman"/>
+          <w:kern w:val="0"/>
+          <w14:ligatures w14:val="none"/>
+        </w:rPr>
+        <w:t>dasar</w:t>
+      </w:r>
+      <w:proofErr w:type="spellEnd"/>
+      <w:r>
+        <w:rPr>
+          <w:rFonts w:ascii="Times New Roman" w:eastAsia="Times New Roman" w:hAnsi="Times New Roman" w:cs="Times New Roman"/>
+          <w:kern w:val="0"/>
+          <w14:ligatures w14:val="none"/>
+        </w:rPr>
+        <w:t xml:space="preserve"> </w:t>
+      </w:r>
+      <w:proofErr w:type="spellStart"/>
       <w:r>
         <w:rPr>
           <w:rFonts w:ascii="Times New Roman" w:eastAsia="Times New Roman" w:hAnsi="Times New Roman" w:cs="Times New Roman"/>
@@ -3241,15 +4411,66 @@
           <w:kern w:val="0"/>
           <w14:ligatures w14:val="none"/>
         </w:rPr>
-        <w:t>struktur perulangan do-while</w:t>
-      </w:r>
+        <w:t>struktur</w:t>
+      </w:r>
+      <w:proofErr w:type="spellEnd"/>
       <w:r>
         <w:rPr>
           <w:rFonts w:ascii="Times New Roman" w:eastAsia="Times New Roman" w:hAnsi="Times New Roman" w:cs="Times New Roman"/>
-          <w:kern w:val="0"/>
-          <w14:ligatures w14:val="none"/>
-        </w:rPr>
-        <w:t xml:space="preserve"> dalam Java.</w:t>
+          <w:b/>
+          <w:bCs/>
+          <w:kern w:val="0"/>
+          <w14:ligatures w14:val="none"/>
+        </w:rPr>
+        <w:t xml:space="preserve"> </w:t>
+      </w:r>
+      <w:proofErr w:type="spellStart"/>
+      <w:r>
+        <w:rPr>
+          <w:rFonts w:ascii="Times New Roman" w:eastAsia="Times New Roman" w:hAnsi="Times New Roman" w:cs="Times New Roman"/>
+          <w:b/>
+          <w:bCs/>
+          <w:kern w:val="0"/>
+          <w14:ligatures w14:val="none"/>
+        </w:rPr>
+        <w:t>perulangan</w:t>
+      </w:r>
+      <w:proofErr w:type="spellEnd"/>
+      <w:r>
+        <w:rPr>
+          <w:rFonts w:ascii="Times New Roman" w:eastAsia="Times New Roman" w:hAnsi="Times New Roman" w:cs="Times New Roman"/>
+          <w:b/>
+          <w:bCs/>
+          <w:kern w:val="0"/>
+          <w14:ligatures w14:val="none"/>
+        </w:rPr>
+        <w:t xml:space="preserve"> do-while</w:t>
+      </w:r>
+      <w:r>
+        <w:rPr>
+          <w:rFonts w:ascii="Times New Roman" w:eastAsia="Times New Roman" w:hAnsi="Times New Roman" w:cs="Times New Roman"/>
+          <w:kern w:val="0"/>
+          <w14:ligatures w14:val="none"/>
+        </w:rPr>
+        <w:t xml:space="preserve"> </w:t>
+      </w:r>
+      <w:proofErr w:type="spellStart"/>
+      <w:r>
+        <w:rPr>
+          <w:rFonts w:ascii="Times New Roman" w:eastAsia="Times New Roman" w:hAnsi="Times New Roman" w:cs="Times New Roman"/>
+          <w:kern w:val="0"/>
+          <w14:ligatures w14:val="none"/>
+        </w:rPr>
+        <w:t>dalam</w:t>
+      </w:r>
+      <w:proofErr w:type="spellEnd"/>
+      <w:r>
+        <w:rPr>
+          <w:rFonts w:ascii="Times New Roman" w:eastAsia="Times New Roman" w:hAnsi="Times New Roman" w:cs="Times New Roman"/>
+          <w:kern w:val="0"/>
+          <w14:ligatures w14:val="none"/>
+        </w:rPr>
+        <w:t xml:space="preserve"> Java.</w:t>
       </w:r>
     </w:p>
     <w:p>
@@ -3442,7 +4663,7 @@
       <w:pPr>
         <w:pStyle w:val="Heading1"/>
       </w:pPr>
-      <w:bookmarkStart w:id="14" w:name="_Toc212989707"/>
+      <w:bookmarkStart w:id="14" w:name="_Toc213583202"/>
       <w:r>
         <w:lastRenderedPageBreak/>
         <w:t>BAB II</w:t>
@@ -3461,7 +4682,7 @@
           <w:numId w:val="24"/>
         </w:numPr>
       </w:pPr>
-      <w:bookmarkStart w:id="15" w:name="_Toc212989708"/>
+      <w:bookmarkStart w:id="15" w:name="_Toc213583203"/>
       <w:r>
         <w:t>Perulangan</w:t>
       </w:r>
@@ -3528,7 +4749,77 @@
         <w:rPr>
           <w:rFonts w:ascii="Times New Roman" w:hAnsi="Times New Roman" w:cs="Times New Roman"/>
         </w:rPr>
-        <w:t xml:space="preserve"> atau IDE Java lainnya dan buat project baru bernama Pekan5</w:t>
+        <w:t xml:space="preserve"> </w:t>
+      </w:r>
+      <w:proofErr w:type="spellStart"/>
+      <w:r>
+        <w:rPr>
+          <w:rFonts w:ascii="Times New Roman" w:hAnsi="Times New Roman" w:cs="Times New Roman"/>
+        </w:rPr>
+        <w:t>atau</w:t>
+      </w:r>
+      <w:proofErr w:type="spellEnd"/>
+      <w:r>
+        <w:rPr>
+          <w:rFonts w:ascii="Times New Roman" w:hAnsi="Times New Roman" w:cs="Times New Roman"/>
+        </w:rPr>
+        <w:t xml:space="preserve"> IDE Java </w:t>
+      </w:r>
+      <w:proofErr w:type="spellStart"/>
+      <w:r>
+        <w:rPr>
+          <w:rFonts w:ascii="Times New Roman" w:hAnsi="Times New Roman" w:cs="Times New Roman"/>
+        </w:rPr>
+        <w:t>lainnya</w:t>
+      </w:r>
+      <w:proofErr w:type="spellEnd"/>
+      <w:r>
+        <w:rPr>
+          <w:rFonts w:ascii="Times New Roman" w:hAnsi="Times New Roman" w:cs="Times New Roman"/>
+        </w:rPr>
+        <w:t xml:space="preserve"> dan </w:t>
+      </w:r>
+      <w:proofErr w:type="spellStart"/>
+      <w:r>
+        <w:rPr>
+          <w:rFonts w:ascii="Times New Roman" w:hAnsi="Times New Roman" w:cs="Times New Roman"/>
+        </w:rPr>
+        <w:t>buat</w:t>
+      </w:r>
+      <w:proofErr w:type="spellEnd"/>
+      <w:r>
+        <w:rPr>
+          <w:rFonts w:ascii="Times New Roman" w:hAnsi="Times New Roman" w:cs="Times New Roman"/>
+        </w:rPr>
+        <w:t xml:space="preserve"> project </w:t>
+      </w:r>
+      <w:proofErr w:type="spellStart"/>
+      <w:r>
+        <w:rPr>
+          <w:rFonts w:ascii="Times New Roman" w:hAnsi="Times New Roman" w:cs="Times New Roman"/>
+        </w:rPr>
+        <w:t>baru</w:t>
+      </w:r>
+      <w:proofErr w:type="spellEnd"/>
+      <w:r>
+        <w:rPr>
+          <w:rFonts w:ascii="Times New Roman" w:hAnsi="Times New Roman" w:cs="Times New Roman"/>
+        </w:rPr>
+        <w:t xml:space="preserve"> </w:t>
+      </w:r>
+      <w:proofErr w:type="spellStart"/>
+      <w:r>
+        <w:rPr>
+          <w:rFonts w:ascii="Times New Roman" w:hAnsi="Times New Roman" w:cs="Times New Roman"/>
+        </w:rPr>
+        <w:t>bernama</w:t>
+      </w:r>
+      <w:proofErr w:type="spellEnd"/>
+      <w:r>
+        <w:rPr>
+          <w:rFonts w:ascii="Times New Roman" w:hAnsi="Times New Roman" w:cs="Times New Roman"/>
+        </w:rPr>
+        <w:t xml:space="preserve"> Pekan5</w:t>
       </w:r>
       <w:r>
         <w:rPr>
@@ -3553,11 +4844,19 @@
         </w:rPr>
         <w:t xml:space="preserve">2. </w:t>
       </w:r>
-      <w:r>
-        <w:rPr>
-          <w:rFonts w:ascii="Times New Roman" w:hAnsi="Times New Roman" w:cs="Times New Roman"/>
-        </w:rPr>
-        <w:t xml:space="preserve">Buat </w:t>
+      <w:proofErr w:type="spellStart"/>
+      <w:r>
+        <w:rPr>
+          <w:rFonts w:ascii="Times New Roman" w:hAnsi="Times New Roman" w:cs="Times New Roman"/>
+        </w:rPr>
+        <w:t>Buat</w:t>
+      </w:r>
+      <w:proofErr w:type="spellEnd"/>
+      <w:r>
+        <w:rPr>
+          <w:rFonts w:ascii="Times New Roman" w:hAnsi="Times New Roman" w:cs="Times New Roman"/>
+        </w:rPr>
+        <w:t xml:space="preserve"> </w:t>
       </w:r>
       <w:r>
         <w:rPr>
@@ -3571,7 +4870,49 @@
         <w:rPr>
           <w:rFonts w:ascii="Times New Roman" w:hAnsi="Times New Roman" w:cs="Times New Roman"/>
         </w:rPr>
-        <w:t xml:space="preserve"> dengan nama Pekan5, lalu buat </w:t>
+        <w:t xml:space="preserve"> </w:t>
+      </w:r>
+      <w:proofErr w:type="spellStart"/>
+      <w:r>
+        <w:rPr>
+          <w:rFonts w:ascii="Times New Roman" w:hAnsi="Times New Roman" w:cs="Times New Roman"/>
+        </w:rPr>
+        <w:t>dengan</w:t>
+      </w:r>
+      <w:proofErr w:type="spellEnd"/>
+      <w:r>
+        <w:rPr>
+          <w:rFonts w:ascii="Times New Roman" w:hAnsi="Times New Roman" w:cs="Times New Roman"/>
+        </w:rPr>
+        <w:t xml:space="preserve"> nama Pekan5, </w:t>
+      </w:r>
+      <w:proofErr w:type="spellStart"/>
+      <w:r>
+        <w:rPr>
+          <w:rFonts w:ascii="Times New Roman" w:hAnsi="Times New Roman" w:cs="Times New Roman"/>
+        </w:rPr>
+        <w:t>lalu</w:t>
+      </w:r>
+      <w:proofErr w:type="spellEnd"/>
+      <w:r>
+        <w:rPr>
+          <w:rFonts w:ascii="Times New Roman" w:hAnsi="Times New Roman" w:cs="Times New Roman"/>
+        </w:rPr>
+        <w:t xml:space="preserve"> </w:t>
+      </w:r>
+      <w:proofErr w:type="spellStart"/>
+      <w:r>
+        <w:rPr>
+          <w:rFonts w:ascii="Times New Roman" w:hAnsi="Times New Roman" w:cs="Times New Roman"/>
+        </w:rPr>
+        <w:t>buat</w:t>
+      </w:r>
+      <w:proofErr w:type="spellEnd"/>
+      <w:r>
+        <w:rPr>
+          <w:rFonts w:ascii="Times New Roman" w:hAnsi="Times New Roman" w:cs="Times New Roman"/>
+        </w:rPr>
+        <w:t xml:space="preserve"> </w:t>
       </w:r>
       <w:r>
         <w:rPr>
@@ -3585,7 +4926,21 @@
         <w:rPr>
           <w:rFonts w:ascii="Times New Roman" w:hAnsi="Times New Roman" w:cs="Times New Roman"/>
         </w:rPr>
-        <w:t xml:space="preserve"> bernama Perulangan</w:t>
+        <w:t xml:space="preserve"> </w:t>
+      </w:r>
+      <w:proofErr w:type="spellStart"/>
+      <w:r>
+        <w:rPr>
+          <w:rFonts w:ascii="Times New Roman" w:hAnsi="Times New Roman" w:cs="Times New Roman"/>
+        </w:rPr>
+        <w:t>bernama</w:t>
+      </w:r>
+      <w:proofErr w:type="spellEnd"/>
+      <w:r>
+        <w:rPr>
+          <w:rFonts w:ascii="Times New Roman" w:hAnsi="Times New Roman" w:cs="Times New Roman"/>
+        </w:rPr>
+        <w:t xml:space="preserve"> Perulangan</w:t>
       </w:r>
       <w:r>
         <w:rPr>
@@ -3622,11 +4977,19 @@
         </w:rPr>
         <w:t xml:space="preserve">3. </w:t>
       </w:r>
-      <w:r>
-        <w:rPr>
-          <w:rFonts w:ascii="Times New Roman" w:hAnsi="Times New Roman" w:cs="Times New Roman"/>
-        </w:rPr>
-        <w:t>Ketikan program</w:t>
+      <w:proofErr w:type="spellStart"/>
+      <w:r>
+        <w:rPr>
+          <w:rFonts w:ascii="Times New Roman" w:hAnsi="Times New Roman" w:cs="Times New Roman"/>
+        </w:rPr>
+        <w:t>Ketikan</w:t>
+      </w:r>
+      <w:proofErr w:type="spellEnd"/>
+      <w:r>
+        <w:rPr>
+          <w:rFonts w:ascii="Times New Roman" w:hAnsi="Times New Roman" w:cs="Times New Roman"/>
+        </w:rPr>
+        <w:t xml:space="preserve"> program</w:t>
       </w:r>
     </w:p>
     <w:p>
@@ -3645,17 +5008,145 @@
         </w:rPr>
         <w:t xml:space="preserve">4. </w:t>
       </w:r>
-      <w:r>
-        <w:rPr>
-          <w:rFonts w:ascii="Times New Roman" w:hAnsi="Times New Roman" w:cs="Times New Roman"/>
-        </w:rPr>
-        <w:t xml:space="preserve">Simpan dan jalankan program, </w:t>
-      </w:r>
-      <w:r>
-        <w:rPr>
-          <w:rFonts w:ascii="Times New Roman" w:hAnsi="Times New Roman" w:cs="Times New Roman"/>
-        </w:rPr>
-        <w:t>mati hasil output berupa angka 1 sampai 10 yang ditampilkan secara berurutan di console</w:t>
+      <w:proofErr w:type="spellStart"/>
+      <w:r>
+        <w:rPr>
+          <w:rFonts w:ascii="Times New Roman" w:hAnsi="Times New Roman" w:cs="Times New Roman"/>
+        </w:rPr>
+        <w:t>Simpan</w:t>
+      </w:r>
+      <w:proofErr w:type="spellEnd"/>
+      <w:r>
+        <w:rPr>
+          <w:rFonts w:ascii="Times New Roman" w:hAnsi="Times New Roman" w:cs="Times New Roman"/>
+        </w:rPr>
+        <w:t xml:space="preserve"> dan </w:t>
+      </w:r>
+      <w:proofErr w:type="spellStart"/>
+      <w:r>
+        <w:rPr>
+          <w:rFonts w:ascii="Times New Roman" w:hAnsi="Times New Roman" w:cs="Times New Roman"/>
+        </w:rPr>
+        <w:t>jalankan</w:t>
+      </w:r>
+      <w:proofErr w:type="spellEnd"/>
+      <w:r>
+        <w:rPr>
+          <w:rFonts w:ascii="Times New Roman" w:hAnsi="Times New Roman" w:cs="Times New Roman"/>
+        </w:rPr>
+        <w:t xml:space="preserve"> program, </w:t>
+      </w:r>
+      <w:proofErr w:type="spellStart"/>
+      <w:r>
+        <w:rPr>
+          <w:rFonts w:ascii="Times New Roman" w:hAnsi="Times New Roman" w:cs="Times New Roman"/>
+        </w:rPr>
+        <w:t>mati</w:t>
+      </w:r>
+      <w:proofErr w:type="spellEnd"/>
+      <w:r>
+        <w:rPr>
+          <w:rFonts w:ascii="Times New Roman" w:hAnsi="Times New Roman" w:cs="Times New Roman"/>
+        </w:rPr>
+        <w:t xml:space="preserve"> </w:t>
+      </w:r>
+      <w:proofErr w:type="spellStart"/>
+      <w:r>
+        <w:rPr>
+          <w:rFonts w:ascii="Times New Roman" w:hAnsi="Times New Roman" w:cs="Times New Roman"/>
+        </w:rPr>
+        <w:t>hasil</w:t>
+      </w:r>
+      <w:proofErr w:type="spellEnd"/>
+      <w:r>
+        <w:rPr>
+          <w:rFonts w:ascii="Times New Roman" w:hAnsi="Times New Roman" w:cs="Times New Roman"/>
+        </w:rPr>
+        <w:t xml:space="preserve"> output </w:t>
+      </w:r>
+      <w:proofErr w:type="spellStart"/>
+      <w:r>
+        <w:rPr>
+          <w:rFonts w:ascii="Times New Roman" w:hAnsi="Times New Roman" w:cs="Times New Roman"/>
+        </w:rPr>
+        <w:t>berupa</w:t>
+      </w:r>
+      <w:proofErr w:type="spellEnd"/>
+      <w:r>
+        <w:rPr>
+          <w:rFonts w:ascii="Times New Roman" w:hAnsi="Times New Roman" w:cs="Times New Roman"/>
+        </w:rPr>
+        <w:t xml:space="preserve"> </w:t>
+      </w:r>
+      <w:proofErr w:type="spellStart"/>
+      <w:r>
+        <w:rPr>
+          <w:rFonts w:ascii="Times New Roman" w:hAnsi="Times New Roman" w:cs="Times New Roman"/>
+        </w:rPr>
+        <w:t>angka</w:t>
+      </w:r>
+      <w:proofErr w:type="spellEnd"/>
+      <w:r>
+        <w:rPr>
+          <w:rFonts w:ascii="Times New Roman" w:hAnsi="Times New Roman" w:cs="Times New Roman"/>
+        </w:rPr>
+        <w:t xml:space="preserve"> 1 </w:t>
+      </w:r>
+      <w:proofErr w:type="spellStart"/>
+      <w:r>
+        <w:rPr>
+          <w:rFonts w:ascii="Times New Roman" w:hAnsi="Times New Roman" w:cs="Times New Roman"/>
+        </w:rPr>
+        <w:t>sampai</w:t>
+      </w:r>
+      <w:proofErr w:type="spellEnd"/>
+      <w:r>
+        <w:rPr>
+          <w:rFonts w:ascii="Times New Roman" w:hAnsi="Times New Roman" w:cs="Times New Roman"/>
+        </w:rPr>
+        <w:t xml:space="preserve"> 10 yang </w:t>
+      </w:r>
+      <w:proofErr w:type="spellStart"/>
+      <w:r>
+        <w:rPr>
+          <w:rFonts w:ascii="Times New Roman" w:hAnsi="Times New Roman" w:cs="Times New Roman"/>
+        </w:rPr>
+        <w:t>ditampilkan</w:t>
+      </w:r>
+      <w:proofErr w:type="spellEnd"/>
+      <w:r>
+        <w:rPr>
+          <w:rFonts w:ascii="Times New Roman" w:hAnsi="Times New Roman" w:cs="Times New Roman"/>
+        </w:rPr>
+        <w:t xml:space="preserve"> </w:t>
+      </w:r>
+      <w:proofErr w:type="spellStart"/>
+      <w:r>
+        <w:rPr>
+          <w:rFonts w:ascii="Times New Roman" w:hAnsi="Times New Roman" w:cs="Times New Roman"/>
+        </w:rPr>
+        <w:t>secara</w:t>
+      </w:r>
+      <w:proofErr w:type="spellEnd"/>
+      <w:r>
+        <w:rPr>
+          <w:rFonts w:ascii="Times New Roman" w:hAnsi="Times New Roman" w:cs="Times New Roman"/>
+        </w:rPr>
+        <w:t xml:space="preserve"> </w:t>
+      </w:r>
+      <w:proofErr w:type="spellStart"/>
+      <w:r>
+        <w:rPr>
+          <w:rFonts w:ascii="Times New Roman" w:hAnsi="Times New Roman" w:cs="Times New Roman"/>
+        </w:rPr>
+        <w:t>berurutan</w:t>
+      </w:r>
+      <w:proofErr w:type="spellEnd"/>
+      <w:r>
+        <w:rPr>
+          <w:rFonts w:ascii="Times New Roman" w:hAnsi="Times New Roman" w:cs="Times New Roman"/>
+        </w:rPr>
+        <w:t xml:space="preserve"> di console</w:t>
       </w:r>
       <w:r>
         <w:rPr>
@@ -3684,11 +5175,19 @@
           <w:rFonts w:ascii="Times New Roman" w:hAnsi="Times New Roman" w:cs="Times New Roman"/>
         </w:rPr>
       </w:pPr>
-      <w:r>
-        <w:rPr>
-          <w:rFonts w:ascii="Times New Roman" w:hAnsi="Times New Roman" w:cs="Times New Roman"/>
-        </w:rPr>
-        <w:t>Contoh Syntax</w:t>
+      <w:proofErr w:type="spellStart"/>
+      <w:r>
+        <w:rPr>
+          <w:rFonts w:ascii="Times New Roman" w:hAnsi="Times New Roman" w:cs="Times New Roman"/>
+        </w:rPr>
+        <w:t>Contoh</w:t>
+      </w:r>
+      <w:proofErr w:type="spellEnd"/>
+      <w:r>
+        <w:rPr>
+          <w:rFonts w:ascii="Times New Roman" w:hAnsi="Times New Roman" w:cs="Times New Roman"/>
+        </w:rPr>
+        <w:t xml:space="preserve"> Syntax</w:t>
       </w:r>
     </w:p>
     <w:p>
@@ -3791,7 +5290,20 @@
           <w:szCs w:val="20"/>
           <w14:ligatures w14:val="none"/>
         </w:rPr>
-        <w:t xml:space="preserve"> java</w:t>
+        <w:t xml:space="preserve"> </w:t>
+      </w:r>
+      <w:proofErr w:type="spellStart"/>
+      <w:proofErr w:type="gramStart"/>
+      <w:r>
+        <w:rPr>
+          <w:rFonts w:ascii="Consolas" w:eastAsia="Times New Roman" w:hAnsi="Consolas" w:cs="Times New Roman"/>
+          <w:color w:val="D9E8F7"/>
+          <w:kern w:val="0"/>
+          <w:sz w:val="20"/>
+          <w:szCs w:val="20"/>
+          <w14:ligatures w14:val="none"/>
+        </w:rPr>
+        <w:t>java</w:t>
       </w:r>
       <w:r>
         <w:rPr>
@@ -3815,6 +5327,7 @@
         </w:rPr>
         <w:t>util</w:t>
       </w:r>
+      <w:proofErr w:type="gramEnd"/>
       <w:r>
         <w:rPr>
           <w:rFonts w:ascii="Consolas" w:eastAsia="Times New Roman" w:hAnsi="Consolas" w:cs="Times New Roman"/>
@@ -3837,6 +5350,7 @@
         </w:rPr>
         <w:t>Scanner</w:t>
       </w:r>
+      <w:proofErr w:type="spellEnd"/>
       <w:r>
         <w:rPr>
           <w:rFonts w:ascii="Consolas" w:eastAsia="Times New Roman" w:hAnsi="Consolas" w:cs="Times New Roman"/>
@@ -4066,6 +5580,7 @@
         </w:rPr>
         <w:t xml:space="preserve"> </w:t>
       </w:r>
+      <w:proofErr w:type="gramStart"/>
       <w:r>
         <w:rPr>
           <w:rFonts w:ascii="Consolas" w:eastAsia="Times New Roman" w:hAnsi="Consolas" w:cs="Times New Roman"/>
@@ -4108,19 +5623,32 @@
           <w:szCs w:val="20"/>
           <w14:ligatures w14:val="none"/>
         </w:rPr>
-        <w:t>[]</w:t>
-      </w:r>
-      <w:r>
-        <w:rPr>
-          <w:rFonts w:ascii="Consolas" w:eastAsia="Times New Roman" w:hAnsi="Consolas" w:cs="Times New Roman"/>
-          <w:color w:val="D9E8F7"/>
-          <w:kern w:val="0"/>
-          <w:sz w:val="20"/>
-          <w:szCs w:val="20"/>
-          <w14:ligatures w14:val="none"/>
-        </w:rPr>
-        <w:t xml:space="preserve"> </w:t>
-      </w:r>
+        <w:t>[</w:t>
+      </w:r>
+      <w:proofErr w:type="gramEnd"/>
+      <w:r>
+        <w:rPr>
+          <w:rFonts w:ascii="Consolas" w:eastAsia="Times New Roman" w:hAnsi="Consolas" w:cs="Times New Roman"/>
+          <w:color w:val="F9FAF4"/>
+          <w:kern w:val="0"/>
+          <w:sz w:val="20"/>
+          <w:szCs w:val="20"/>
+          <w14:ligatures w14:val="none"/>
+        </w:rPr>
+        <w:t>]</w:t>
+      </w:r>
+      <w:r>
+        <w:rPr>
+          <w:rFonts w:ascii="Consolas" w:eastAsia="Times New Roman" w:hAnsi="Consolas" w:cs="Times New Roman"/>
+          <w:color w:val="D9E8F7"/>
+          <w:kern w:val="0"/>
+          <w:sz w:val="20"/>
+          <w:szCs w:val="20"/>
+          <w14:ligatures w14:val="none"/>
+        </w:rPr>
+        <w:t xml:space="preserve"> </w:t>
+      </w:r>
+      <w:proofErr w:type="spellStart"/>
       <w:r>
         <w:rPr>
           <w:rFonts w:ascii="Consolas" w:eastAsia="Times New Roman" w:hAnsi="Consolas" w:cs="Times New Roman"/>
@@ -4132,6 +5660,7 @@
         </w:rPr>
         <w:t>args</w:t>
       </w:r>
+      <w:proofErr w:type="spellEnd"/>
       <w:r>
         <w:rPr>
           <w:rFonts w:ascii="Consolas" w:eastAsia="Times New Roman" w:hAnsi="Consolas" w:cs="Times New Roman"/>
@@ -4424,6 +5953,7 @@
         </w:rPr>
         <w:t xml:space="preserve"> </w:t>
       </w:r>
+      <w:proofErr w:type="spellStart"/>
       <w:r>
         <w:rPr>
           <w:rFonts w:ascii="Consolas" w:eastAsia="Times New Roman" w:hAnsi="Consolas" w:cs="Times New Roman"/>
@@ -4435,6 +5965,7 @@
         </w:rPr>
         <w:t>jawab</w:t>
       </w:r>
+      <w:proofErr w:type="spellEnd"/>
       <w:r>
         <w:rPr>
           <w:rFonts w:ascii="Consolas" w:eastAsia="Times New Roman" w:hAnsi="Consolas" w:cs="Times New Roman"/>
@@ -4484,6 +6015,7 @@
         </w:rPr>
         <w:tab/>
       </w:r>
+      <w:proofErr w:type="spellStart"/>
       <w:r>
         <w:rPr>
           <w:rFonts w:ascii="Consolas" w:eastAsia="Times New Roman" w:hAnsi="Consolas" w:cs="Times New Roman"/>
@@ -4495,6 +6027,7 @@
         </w:rPr>
         <w:t>boolean</w:t>
       </w:r>
+      <w:proofErr w:type="spellEnd"/>
       <w:r>
         <w:rPr>
           <w:rFonts w:ascii="Consolas" w:eastAsia="Times New Roman" w:hAnsi="Consolas" w:cs="Times New Roman"/>
@@ -4659,6 +6192,7 @@
         </w:rPr>
         <w:t>//</w:t>
       </w:r>
+      <w:proofErr w:type="spellStart"/>
       <w:r>
         <w:rPr>
           <w:rFonts w:ascii="Consolas" w:eastAsia="Times New Roman" w:hAnsi="Consolas" w:cs="Times New Roman"/>
@@ -4671,6 +6205,7 @@
         </w:rPr>
         <w:t>deklarasi</w:t>
       </w:r>
+      <w:proofErr w:type="spellEnd"/>
       <w:r>
         <w:rPr>
           <w:rFonts w:ascii="Consolas" w:eastAsia="Times New Roman" w:hAnsi="Consolas" w:cs="Times New Roman"/>
@@ -4809,6 +6344,7 @@
         </w:rPr>
         <w:t xml:space="preserve"> </w:t>
       </w:r>
+      <w:proofErr w:type="gramStart"/>
       <w:r>
         <w:rPr>
           <w:rFonts w:ascii="Consolas" w:eastAsia="Times New Roman" w:hAnsi="Consolas" w:cs="Times New Roman"/>
@@ -4831,6 +6367,7 @@
         </w:rPr>
         <w:t>(</w:t>
       </w:r>
+      <w:proofErr w:type="gramEnd"/>
       <w:r>
         <w:rPr>
           <w:rFonts w:ascii="Consolas" w:eastAsia="Times New Roman" w:hAnsi="Consolas" w:cs="Times New Roman"/>
@@ -5125,6 +6662,7 @@
         </w:rPr>
         <w:tab/>
       </w:r>
+      <w:proofErr w:type="spellStart"/>
       <w:r>
         <w:rPr>
           <w:rFonts w:ascii="Consolas" w:eastAsia="Times New Roman" w:hAnsi="Consolas" w:cs="Times New Roman"/>
@@ -5184,6 +6722,7 @@
         </w:rPr>
         <w:t>println</w:t>
       </w:r>
+      <w:proofErr w:type="spellEnd"/>
       <w:r>
         <w:rPr>
           <w:rFonts w:ascii="Consolas" w:eastAsia="Times New Roman" w:hAnsi="Consolas" w:cs="Times New Roman"/>
@@ -5204,7 +6743,31 @@
           <w:szCs w:val="20"/>
           <w14:ligatures w14:val="none"/>
         </w:rPr>
-        <w:t>"Jumlah = "</w:t>
+        <w:t>"</w:t>
+      </w:r>
+      <w:proofErr w:type="spellStart"/>
+      <w:r>
+        <w:rPr>
+          <w:rFonts w:ascii="Consolas" w:eastAsia="Times New Roman" w:hAnsi="Consolas" w:cs="Times New Roman"/>
+          <w:color w:val="17C6A3"/>
+          <w:kern w:val="0"/>
+          <w:sz w:val="20"/>
+          <w:szCs w:val="20"/>
+          <w14:ligatures w14:val="none"/>
+        </w:rPr>
+        <w:t>Jumlah</w:t>
+      </w:r>
+      <w:proofErr w:type="spellEnd"/>
+      <w:r>
+        <w:rPr>
+          <w:rFonts w:ascii="Consolas" w:eastAsia="Times New Roman" w:hAnsi="Consolas" w:cs="Times New Roman"/>
+          <w:color w:val="17C6A3"/>
+          <w:kern w:val="0"/>
+          <w:sz w:val="20"/>
+          <w:szCs w:val="20"/>
+          <w14:ligatures w14:val="none"/>
+        </w:rPr>
+        <w:t xml:space="preserve"> = "</w:t>
       </w:r>
       <w:r>
         <w:rPr>
@@ -5321,6 +6884,7 @@
         </w:rPr>
         <w:tab/>
       </w:r>
+      <w:proofErr w:type="spellStart"/>
       <w:r>
         <w:rPr>
           <w:rFonts w:ascii="Consolas" w:eastAsia="Times New Roman" w:hAnsi="Consolas" w:cs="Times New Roman"/>
@@ -5380,6 +6944,7 @@
         </w:rPr>
         <w:t>println</w:t>
       </w:r>
+      <w:proofErr w:type="spellEnd"/>
       <w:r>
         <w:rPr>
           <w:rFonts w:ascii="Consolas" w:eastAsia="Times New Roman" w:hAnsi="Consolas" w:cs="Times New Roman"/>
@@ -5400,7 +6965,103 @@
           <w:szCs w:val="20"/>
           <w14:ligatures w14:val="none"/>
         </w:rPr>
-        <w:t>"Apakah lanjut (ya tidak)?"</w:t>
+        <w:t>"</w:t>
+      </w:r>
+      <w:proofErr w:type="spellStart"/>
+      <w:r>
+        <w:rPr>
+          <w:rFonts w:ascii="Consolas" w:eastAsia="Times New Roman" w:hAnsi="Consolas" w:cs="Times New Roman"/>
+          <w:color w:val="17C6A3"/>
+          <w:kern w:val="0"/>
+          <w:sz w:val="20"/>
+          <w:szCs w:val="20"/>
+          <w14:ligatures w14:val="none"/>
+        </w:rPr>
+        <w:t>Apakah</w:t>
+      </w:r>
+      <w:proofErr w:type="spellEnd"/>
+      <w:r>
+        <w:rPr>
+          <w:rFonts w:ascii="Consolas" w:eastAsia="Times New Roman" w:hAnsi="Consolas" w:cs="Times New Roman"/>
+          <w:color w:val="17C6A3"/>
+          <w:kern w:val="0"/>
+          <w:sz w:val="20"/>
+          <w:szCs w:val="20"/>
+          <w14:ligatures w14:val="none"/>
+        </w:rPr>
+        <w:t xml:space="preserve"> </w:t>
+      </w:r>
+      <w:proofErr w:type="spellStart"/>
+      <w:r>
+        <w:rPr>
+          <w:rFonts w:ascii="Consolas" w:eastAsia="Times New Roman" w:hAnsi="Consolas" w:cs="Times New Roman"/>
+          <w:color w:val="17C6A3"/>
+          <w:kern w:val="0"/>
+          <w:sz w:val="20"/>
+          <w:szCs w:val="20"/>
+          <w14:ligatures w14:val="none"/>
+        </w:rPr>
+        <w:t>lanjut</w:t>
+      </w:r>
+      <w:proofErr w:type="spellEnd"/>
+      <w:r>
+        <w:rPr>
+          <w:rFonts w:ascii="Consolas" w:eastAsia="Times New Roman" w:hAnsi="Consolas" w:cs="Times New Roman"/>
+          <w:color w:val="17C6A3"/>
+          <w:kern w:val="0"/>
+          <w:sz w:val="20"/>
+          <w:szCs w:val="20"/>
+          <w14:ligatures w14:val="none"/>
+        </w:rPr>
+        <w:t xml:space="preserve"> (</w:t>
+      </w:r>
+      <w:proofErr w:type="spellStart"/>
+      <w:r>
+        <w:rPr>
+          <w:rFonts w:ascii="Consolas" w:eastAsia="Times New Roman" w:hAnsi="Consolas" w:cs="Times New Roman"/>
+          <w:color w:val="17C6A3"/>
+          <w:kern w:val="0"/>
+          <w:sz w:val="20"/>
+          <w:szCs w:val="20"/>
+          <w14:ligatures w14:val="none"/>
+        </w:rPr>
+        <w:t>ya</w:t>
+      </w:r>
+      <w:proofErr w:type="spellEnd"/>
+      <w:r>
+        <w:rPr>
+          <w:rFonts w:ascii="Consolas" w:eastAsia="Times New Roman" w:hAnsi="Consolas" w:cs="Times New Roman"/>
+          <w:color w:val="17C6A3"/>
+          <w:kern w:val="0"/>
+          <w:sz w:val="20"/>
+          <w:szCs w:val="20"/>
+          <w14:ligatures w14:val="none"/>
+        </w:rPr>
+        <w:t xml:space="preserve"> </w:t>
+      </w:r>
+      <w:proofErr w:type="spellStart"/>
+      <w:r>
+        <w:rPr>
+          <w:rFonts w:ascii="Consolas" w:eastAsia="Times New Roman" w:hAnsi="Consolas" w:cs="Times New Roman"/>
+          <w:color w:val="17C6A3"/>
+          <w:kern w:val="0"/>
+          <w:sz w:val="20"/>
+          <w:szCs w:val="20"/>
+          <w14:ligatures w14:val="none"/>
+        </w:rPr>
+        <w:t>tidak</w:t>
+      </w:r>
+      <w:proofErr w:type="spellEnd"/>
+      <w:r>
+        <w:rPr>
+          <w:rFonts w:ascii="Consolas" w:eastAsia="Times New Roman" w:hAnsi="Consolas" w:cs="Times New Roman"/>
+          <w:color w:val="17C6A3"/>
+          <w:kern w:val="0"/>
+          <w:sz w:val="20"/>
+          <w:szCs w:val="20"/>
+          <w14:ligatures w14:val="none"/>
+        </w:rPr>
+        <w:t>)?"</w:t>
       </w:r>
       <w:r>
         <w:rPr>
@@ -5473,6 +7134,7 @@
         </w:rPr>
         <w:tab/>
       </w:r>
+      <w:proofErr w:type="spellStart"/>
       <w:r>
         <w:rPr>
           <w:rFonts w:ascii="Consolas" w:eastAsia="Times New Roman" w:hAnsi="Consolas" w:cs="Times New Roman"/>
@@ -5484,6 +7146,7 @@
         </w:rPr>
         <w:t>jawab</w:t>
       </w:r>
+      <w:proofErr w:type="spellEnd"/>
       <w:r>
         <w:rPr>
           <w:rFonts w:ascii="Consolas" w:eastAsia="Times New Roman" w:hAnsi="Consolas" w:cs="Times New Roman"/>
@@ -5517,6 +7180,8 @@
         </w:rPr>
         <w:t xml:space="preserve"> </w:t>
       </w:r>
+      <w:proofErr w:type="spellStart"/>
+      <w:proofErr w:type="gramStart"/>
       <w:r>
         <w:rPr>
           <w:rFonts w:ascii="Consolas" w:eastAsia="Times New Roman" w:hAnsi="Consolas" w:cs="Times New Roman"/>
@@ -5550,6 +7215,8 @@
         </w:rPr>
         <w:t>nextLine</w:t>
       </w:r>
+      <w:proofErr w:type="spellEnd"/>
+      <w:proofErr w:type="gramEnd"/>
       <w:r>
         <w:rPr>
           <w:rFonts w:ascii="Consolas" w:eastAsia="Times New Roman" w:hAnsi="Consolas" w:cs="Times New Roman"/>
@@ -5655,6 +7322,7 @@
         </w:rPr>
         <w:t xml:space="preserve"> </w:t>
       </w:r>
+      <w:proofErr w:type="spellStart"/>
       <w:r>
         <w:rPr>
           <w:rFonts w:ascii="Consolas" w:eastAsia="Times New Roman" w:hAnsi="Consolas" w:cs="Times New Roman"/>
@@ -5667,6 +7335,7 @@
         </w:rPr>
         <w:t>jawab</w:t>
       </w:r>
+      <w:proofErr w:type="spellEnd"/>
       <w:r>
         <w:rPr>
           <w:rFonts w:ascii="Consolas" w:eastAsia="Times New Roman" w:hAnsi="Consolas" w:cs="Times New Roman"/>
@@ -5678,6 +7347,7 @@
         </w:rPr>
         <w:t xml:space="preserve"> = </w:t>
       </w:r>
+      <w:proofErr w:type="spellStart"/>
       <w:r>
         <w:rPr>
           <w:rFonts w:ascii="Consolas" w:eastAsia="Times New Roman" w:hAnsi="Consolas" w:cs="Times New Roman"/>
@@ -5690,6 +7360,7 @@
         </w:rPr>
         <w:t>tidak</w:t>
       </w:r>
+      <w:proofErr w:type="spellEnd"/>
       <w:r>
         <w:rPr>
           <w:rFonts w:ascii="Consolas" w:eastAsia="Times New Roman" w:hAnsi="Consolas" w:cs="Times New Roman"/>
@@ -5701,6 +7372,7 @@
         </w:rPr>
         <w:t xml:space="preserve">, </w:t>
       </w:r>
+      <w:proofErr w:type="spellStart"/>
       <w:r>
         <w:rPr>
           <w:rFonts w:ascii="Consolas" w:eastAsia="Times New Roman" w:hAnsi="Consolas" w:cs="Times New Roman"/>
@@ -5713,6 +7385,7 @@
         </w:rPr>
         <w:t>perulangan</w:t>
       </w:r>
+      <w:proofErr w:type="spellEnd"/>
       <w:r>
         <w:rPr>
           <w:rFonts w:ascii="Consolas" w:eastAsia="Times New Roman" w:hAnsi="Consolas" w:cs="Times New Roman"/>
@@ -5724,6 +7397,7 @@
         </w:rPr>
         <w:t xml:space="preserve"> </w:t>
       </w:r>
+      <w:proofErr w:type="spellStart"/>
       <w:r>
         <w:rPr>
           <w:rFonts w:ascii="Consolas" w:eastAsia="Times New Roman" w:hAnsi="Consolas" w:cs="Times New Roman"/>
@@ -5736,6 +7410,7 @@
         </w:rPr>
         <w:t>berhenti</w:t>
       </w:r>
+      <w:proofErr w:type="spellEnd"/>
     </w:p>
     <w:p>
       <w:pPr>
@@ -5818,6 +7493,8 @@
         </w:rPr>
         <w:t>(</w:t>
       </w:r>
+      <w:proofErr w:type="spellStart"/>
+      <w:proofErr w:type="gramStart"/>
       <w:r>
         <w:rPr>
           <w:rFonts w:ascii="Consolas" w:eastAsia="Times New Roman" w:hAnsi="Consolas" w:cs="Times New Roman"/>
@@ -5851,6 +7528,8 @@
         </w:rPr>
         <w:t>equalsIgnoreCase</w:t>
       </w:r>
+      <w:proofErr w:type="spellEnd"/>
+      <w:proofErr w:type="gramEnd"/>
       <w:r>
         <w:rPr>
           <w:rFonts w:ascii="Consolas" w:eastAsia="Times New Roman" w:hAnsi="Consolas" w:cs="Times New Roman"/>
@@ -6179,6 +7858,7 @@
         </w:rPr>
         <w:tab/>
       </w:r>
+      <w:proofErr w:type="spellStart"/>
       <w:r>
         <w:rPr>
           <w:rFonts w:ascii="Consolas" w:eastAsia="Times New Roman" w:hAnsi="Consolas" w:cs="Times New Roman"/>
@@ -6238,6 +7918,7 @@
         </w:rPr>
         <w:t>println</w:t>
       </w:r>
+      <w:proofErr w:type="spellEnd"/>
       <w:r>
         <w:rPr>
           <w:rFonts w:ascii="Consolas" w:eastAsia="Times New Roman" w:hAnsi="Consolas" w:cs="Times New Roman"/>
@@ -6258,7 +7939,79 @@
           <w:szCs w:val="20"/>
           <w14:ligatures w14:val="none"/>
         </w:rPr>
-        <w:t>"Anda sudah melakukanperulangan sebanyak "</w:t>
+        <w:t xml:space="preserve">"Anda </w:t>
+      </w:r>
+      <w:proofErr w:type="spellStart"/>
+      <w:r>
+        <w:rPr>
+          <w:rFonts w:ascii="Consolas" w:eastAsia="Times New Roman" w:hAnsi="Consolas" w:cs="Times New Roman"/>
+          <w:color w:val="17C6A3"/>
+          <w:kern w:val="0"/>
+          <w:sz w:val="20"/>
+          <w:szCs w:val="20"/>
+          <w14:ligatures w14:val="none"/>
+        </w:rPr>
+        <w:t>sudah</w:t>
+      </w:r>
+      <w:proofErr w:type="spellEnd"/>
+      <w:r>
+        <w:rPr>
+          <w:rFonts w:ascii="Consolas" w:eastAsia="Times New Roman" w:hAnsi="Consolas" w:cs="Times New Roman"/>
+          <w:color w:val="17C6A3"/>
+          <w:kern w:val="0"/>
+          <w:sz w:val="20"/>
+          <w:szCs w:val="20"/>
+          <w14:ligatures w14:val="none"/>
+        </w:rPr>
+        <w:t xml:space="preserve"> </w:t>
+      </w:r>
+      <w:proofErr w:type="spellStart"/>
+      <w:r>
+        <w:rPr>
+          <w:rFonts w:ascii="Consolas" w:eastAsia="Times New Roman" w:hAnsi="Consolas" w:cs="Times New Roman"/>
+          <w:color w:val="17C6A3"/>
+          <w:kern w:val="0"/>
+          <w:sz w:val="20"/>
+          <w:szCs w:val="20"/>
+          <w14:ligatures w14:val="none"/>
+        </w:rPr>
+        <w:t>melakukanperulangan</w:t>
+      </w:r>
+      <w:proofErr w:type="spellEnd"/>
+      <w:r>
+        <w:rPr>
+          <w:rFonts w:ascii="Consolas" w:eastAsia="Times New Roman" w:hAnsi="Consolas" w:cs="Times New Roman"/>
+          <w:color w:val="17C6A3"/>
+          <w:kern w:val="0"/>
+          <w:sz w:val="20"/>
+          <w:szCs w:val="20"/>
+          <w14:ligatures w14:val="none"/>
+        </w:rPr>
+        <w:t xml:space="preserve"> </w:t>
+      </w:r>
+      <w:proofErr w:type="spellStart"/>
+      <w:r>
+        <w:rPr>
+          <w:rFonts w:ascii="Consolas" w:eastAsia="Times New Roman" w:hAnsi="Consolas" w:cs="Times New Roman"/>
+          <w:color w:val="17C6A3"/>
+          <w:kern w:val="0"/>
+          <w:sz w:val="20"/>
+          <w:szCs w:val="20"/>
+          <w14:ligatures w14:val="none"/>
+        </w:rPr>
+        <w:t>sebanyak</w:t>
+      </w:r>
+      <w:proofErr w:type="spellEnd"/>
+      <w:r>
+        <w:rPr>
+          <w:rFonts w:ascii="Consolas" w:eastAsia="Times New Roman" w:hAnsi="Consolas" w:cs="Times New Roman"/>
+          <w:color w:val="17C6A3"/>
+          <w:kern w:val="0"/>
+          <w:sz w:val="20"/>
+          <w:szCs w:val="20"/>
+          <w14:ligatures w14:val="none"/>
+        </w:rPr>
+        <w:t xml:space="preserve"> "</w:t>
       </w:r>
       <w:r>
         <w:rPr>
@@ -6498,6 +8251,7 @@
       <w:r>
         <w:rPr>
           <w:rFonts w:ascii="Times New Roman" w:hAnsi="Times New Roman" w:cs="Times New Roman"/>
+          <w:noProof/>
         </w:rPr>
         <w:drawing>
           <wp:inline distT="0" distB="0" distL="0" distR="0" wp14:anchorId="39E07F5B" wp14:editId="3ABFBC7E">
@@ -6656,9 +8410,11 @@
       <w:r>
         <w:t xml:space="preserve"> </w:t>
       </w:r>
+      <w:bookmarkStart w:id="16" w:name="_Toc213583204"/>
       <w:r>
         <w:t>SentinelLoop</w:t>
       </w:r>
+      <w:bookmarkEnd w:id="16"/>
     </w:p>
     <w:p>
       <w:pPr>
@@ -6673,8 +8429,16 @@
         <w:rPr>
           <w:rFonts w:ascii="Times New Roman" w:hAnsi="Times New Roman" w:cs="Times New Roman"/>
         </w:rPr>
-        <w:t>Langkah kerja</w:t>
-      </w:r>
+        <w:t xml:space="preserve">Langkah </w:t>
+      </w:r>
+      <w:proofErr w:type="spellStart"/>
+      <w:r>
+        <w:rPr>
+          <w:rFonts w:ascii="Times New Roman" w:hAnsi="Times New Roman" w:cs="Times New Roman"/>
+        </w:rPr>
+        <w:t>kerja</w:t>
+      </w:r>
+      <w:proofErr w:type="spellEnd"/>
     </w:p>
     <w:p>
       <w:pPr>
@@ -6689,11 +8453,19 @@
           <w:rFonts w:ascii="Times New Roman" w:hAnsi="Times New Roman" w:cs="Times New Roman"/>
         </w:rPr>
       </w:pPr>
-      <w:r>
-        <w:rPr>
-          <w:rFonts w:ascii="Times New Roman" w:hAnsi="Times New Roman" w:cs="Times New Roman"/>
-        </w:rPr>
-        <w:t xml:space="preserve">Buat package </w:t>
+      <w:proofErr w:type="spellStart"/>
+      <w:r>
+        <w:rPr>
+          <w:rFonts w:ascii="Times New Roman" w:hAnsi="Times New Roman" w:cs="Times New Roman"/>
+        </w:rPr>
+        <w:t>Buat</w:t>
+      </w:r>
+      <w:proofErr w:type="spellEnd"/>
+      <w:r>
+        <w:rPr>
+          <w:rFonts w:ascii="Times New Roman" w:hAnsi="Times New Roman" w:cs="Times New Roman"/>
+        </w:rPr>
+        <w:t xml:space="preserve"> package </w:t>
       </w:r>
       <w:r>
         <w:rPr>
@@ -6723,11 +8495,47 @@
           <w:rFonts w:ascii="Times New Roman" w:hAnsi="Times New Roman" w:cs="Times New Roman"/>
         </w:rPr>
       </w:pPr>
-      <w:r>
-        <w:rPr>
-          <w:rFonts w:ascii="Times New Roman" w:hAnsi="Times New Roman" w:cs="Times New Roman"/>
-        </w:rPr>
-        <w:t xml:space="preserve">Tambahkan class baru bernama </w:t>
+      <w:proofErr w:type="spellStart"/>
+      <w:r>
+        <w:rPr>
+          <w:rFonts w:ascii="Times New Roman" w:hAnsi="Times New Roman" w:cs="Times New Roman"/>
+        </w:rPr>
+        <w:t>Tambahkan</w:t>
+      </w:r>
+      <w:proofErr w:type="spellEnd"/>
+      <w:r>
+        <w:rPr>
+          <w:rFonts w:ascii="Times New Roman" w:hAnsi="Times New Roman" w:cs="Times New Roman"/>
+        </w:rPr>
+        <w:t xml:space="preserve"> class </w:t>
+      </w:r>
+      <w:proofErr w:type="spellStart"/>
+      <w:r>
+        <w:rPr>
+          <w:rFonts w:ascii="Times New Roman" w:hAnsi="Times New Roman" w:cs="Times New Roman"/>
+        </w:rPr>
+        <w:t>baru</w:t>
+      </w:r>
+      <w:proofErr w:type="spellEnd"/>
+      <w:r>
+        <w:rPr>
+          <w:rFonts w:ascii="Times New Roman" w:hAnsi="Times New Roman" w:cs="Times New Roman"/>
+        </w:rPr>
+        <w:t xml:space="preserve"> </w:t>
+      </w:r>
+      <w:proofErr w:type="spellStart"/>
+      <w:r>
+        <w:rPr>
+          <w:rFonts w:ascii="Times New Roman" w:hAnsi="Times New Roman" w:cs="Times New Roman"/>
+        </w:rPr>
+        <w:t>bernama</w:t>
+      </w:r>
+      <w:proofErr w:type="spellEnd"/>
+      <w:r>
+        <w:rPr>
+          <w:rFonts w:ascii="Times New Roman" w:hAnsi="Times New Roman" w:cs="Times New Roman"/>
+        </w:rPr>
+        <w:t xml:space="preserve"> </w:t>
       </w:r>
       <w:r>
         <w:rPr>
@@ -6843,7 +8651,35 @@
         <w:rPr>
           <w:rFonts w:ascii="Times New Roman" w:hAnsi="Times New Roman" w:cs="Times New Roman"/>
         </w:rPr>
-        <w:t xml:space="preserve">Amati hasil output berupa </w:t>
+        <w:t xml:space="preserve">Amati </w:t>
+      </w:r>
+      <w:proofErr w:type="spellStart"/>
+      <w:r>
+        <w:rPr>
+          <w:rFonts w:ascii="Times New Roman" w:hAnsi="Times New Roman" w:cs="Times New Roman"/>
+        </w:rPr>
+        <w:t>hasil</w:t>
+      </w:r>
+      <w:proofErr w:type="spellEnd"/>
+      <w:r>
+        <w:rPr>
+          <w:rFonts w:ascii="Times New Roman" w:hAnsi="Times New Roman" w:cs="Times New Roman"/>
+        </w:rPr>
+        <w:t xml:space="preserve"> output </w:t>
+      </w:r>
+      <w:proofErr w:type="spellStart"/>
+      <w:r>
+        <w:rPr>
+          <w:rFonts w:ascii="Times New Roman" w:hAnsi="Times New Roman" w:cs="Times New Roman"/>
+        </w:rPr>
+        <w:t>berupa</w:t>
+      </w:r>
+      <w:proofErr w:type="spellEnd"/>
+      <w:r>
+        <w:rPr>
+          <w:rFonts w:ascii="Times New Roman" w:hAnsi="Times New Roman" w:cs="Times New Roman"/>
+        </w:rPr>
+        <w:t xml:space="preserve"> </w:t>
       </w:r>
       <w:r>
         <w:rPr>
@@ -6851,8 +8687,90 @@
           <w:b/>
           <w:bCs/>
         </w:rPr>
-        <w:t>total penjumlahan dari semua angka yang dimasukkan</w:t>
-      </w:r>
+        <w:t xml:space="preserve">total </w:t>
+      </w:r>
+      <w:proofErr w:type="spellStart"/>
+      <w:r>
+        <w:rPr>
+          <w:rFonts w:ascii="Times New Roman" w:hAnsi="Times New Roman" w:cs="Times New Roman"/>
+          <w:b/>
+          <w:bCs/>
+        </w:rPr>
+        <w:t>penjumlahan</w:t>
+      </w:r>
+      <w:proofErr w:type="spellEnd"/>
+      <w:r>
+        <w:rPr>
+          <w:rFonts w:ascii="Times New Roman" w:hAnsi="Times New Roman" w:cs="Times New Roman"/>
+          <w:b/>
+          <w:bCs/>
+        </w:rPr>
+        <w:t xml:space="preserve"> </w:t>
+      </w:r>
+      <w:proofErr w:type="spellStart"/>
+      <w:r>
+        <w:rPr>
+          <w:rFonts w:ascii="Times New Roman" w:hAnsi="Times New Roman" w:cs="Times New Roman"/>
+          <w:b/>
+          <w:bCs/>
+        </w:rPr>
+        <w:t>dari</w:t>
+      </w:r>
+      <w:proofErr w:type="spellEnd"/>
+      <w:r>
+        <w:rPr>
+          <w:rFonts w:ascii="Times New Roman" w:hAnsi="Times New Roman" w:cs="Times New Roman"/>
+          <w:b/>
+          <w:bCs/>
+        </w:rPr>
+        <w:t xml:space="preserve"> </w:t>
+      </w:r>
+      <w:proofErr w:type="spellStart"/>
+      <w:r>
+        <w:rPr>
+          <w:rFonts w:ascii="Times New Roman" w:hAnsi="Times New Roman" w:cs="Times New Roman"/>
+          <w:b/>
+          <w:bCs/>
+        </w:rPr>
+        <w:t>semua</w:t>
+      </w:r>
+      <w:proofErr w:type="spellEnd"/>
+      <w:r>
+        <w:rPr>
+          <w:rFonts w:ascii="Times New Roman" w:hAnsi="Times New Roman" w:cs="Times New Roman"/>
+          <w:b/>
+          <w:bCs/>
+        </w:rPr>
+        <w:t xml:space="preserve"> </w:t>
+      </w:r>
+      <w:proofErr w:type="spellStart"/>
+      <w:r>
+        <w:rPr>
+          <w:rFonts w:ascii="Times New Roman" w:hAnsi="Times New Roman" w:cs="Times New Roman"/>
+          <w:b/>
+          <w:bCs/>
+        </w:rPr>
+        <w:t>angka</w:t>
+      </w:r>
+      <w:proofErr w:type="spellEnd"/>
+      <w:r>
+        <w:rPr>
+          <w:rFonts w:ascii="Times New Roman" w:hAnsi="Times New Roman" w:cs="Times New Roman"/>
+          <w:b/>
+          <w:bCs/>
+        </w:rPr>
+        <w:t xml:space="preserve"> yang </w:t>
+      </w:r>
+      <w:proofErr w:type="spellStart"/>
+      <w:r>
+        <w:rPr>
+          <w:rFonts w:ascii="Times New Roman" w:hAnsi="Times New Roman" w:cs="Times New Roman"/>
+          <w:b/>
+          <w:bCs/>
+        </w:rPr>
+        <w:t>dimasukkan</w:t>
+      </w:r>
+      <w:proofErr w:type="spellEnd"/>
       <w:r>
         <w:rPr>
           <w:rFonts w:ascii="Times New Roman" w:hAnsi="Times New Roman" w:cs="Times New Roman"/>
@@ -6899,12 +8817,20 @@
           <w:rFonts w:ascii="Times New Roman" w:hAnsi="Times New Roman" w:cs="Times New Roman"/>
         </w:rPr>
       </w:pPr>
+      <w:proofErr w:type="spellStart"/>
       <w:r>
         <w:rPr>
           <w:rFonts w:ascii="Times New Roman" w:hAnsi="Times New Roman" w:cs="Times New Roman"/>
         </w:rPr>
         <w:lastRenderedPageBreak/>
-        <w:t>Contoh Syntax</w:t>
+        <w:t>Contoh</w:t>
+      </w:r>
+      <w:proofErr w:type="spellEnd"/>
+      <w:r>
+        <w:rPr>
+          <w:rFonts w:ascii="Times New Roman" w:hAnsi="Times New Roman" w:cs="Times New Roman"/>
+        </w:rPr>
+        <w:t xml:space="preserve"> Syntax</w:t>
       </w:r>
     </w:p>
     <w:p>
@@ -6991,7 +8917,20 @@
           <w:szCs w:val="20"/>
           <w14:ligatures w14:val="none"/>
         </w:rPr>
-        <w:t xml:space="preserve"> java</w:t>
+        <w:t xml:space="preserve"> </w:t>
+      </w:r>
+      <w:proofErr w:type="spellStart"/>
+      <w:proofErr w:type="gramStart"/>
+      <w:r>
+        <w:rPr>
+          <w:rFonts w:ascii="Consolas" w:eastAsia="Times New Roman" w:hAnsi="Consolas" w:cs="Times New Roman"/>
+          <w:color w:val="D9E8F7"/>
+          <w:kern w:val="0"/>
+          <w:sz w:val="20"/>
+          <w:szCs w:val="20"/>
+          <w14:ligatures w14:val="none"/>
+        </w:rPr>
+        <w:t>java</w:t>
       </w:r>
       <w:r>
         <w:rPr>
@@ -7015,6 +8954,7 @@
         </w:rPr>
         <w:t>util</w:t>
       </w:r>
+      <w:proofErr w:type="gramEnd"/>
       <w:r>
         <w:rPr>
           <w:rFonts w:ascii="Consolas" w:eastAsia="Times New Roman" w:hAnsi="Consolas" w:cs="Times New Roman"/>
@@ -7037,6 +8977,7 @@
         </w:rPr>
         <w:t>Scanner</w:t>
       </w:r>
+      <w:proofErr w:type="spellEnd"/>
       <w:r>
         <w:rPr>
           <w:rFonts w:ascii="Consolas" w:eastAsia="Times New Roman" w:hAnsi="Consolas" w:cs="Times New Roman"/>
@@ -7266,6 +9207,7 @@
         </w:rPr>
         <w:t xml:space="preserve"> </w:t>
       </w:r>
+      <w:proofErr w:type="gramStart"/>
       <w:r>
         <w:rPr>
           <w:rFonts w:ascii="Consolas" w:eastAsia="Times New Roman" w:hAnsi="Consolas" w:cs="Times New Roman"/>
@@ -7308,19 +9250,32 @@
           <w:szCs w:val="20"/>
           <w14:ligatures w14:val="none"/>
         </w:rPr>
-        <w:t>[]</w:t>
-      </w:r>
-      <w:r>
-        <w:rPr>
-          <w:rFonts w:ascii="Consolas" w:eastAsia="Times New Roman" w:hAnsi="Consolas" w:cs="Times New Roman"/>
-          <w:color w:val="D9E8F7"/>
-          <w:kern w:val="0"/>
-          <w:sz w:val="20"/>
-          <w:szCs w:val="20"/>
-          <w14:ligatures w14:val="none"/>
-        </w:rPr>
-        <w:t xml:space="preserve"> </w:t>
-      </w:r>
+        <w:t>[</w:t>
+      </w:r>
+      <w:proofErr w:type="gramEnd"/>
+      <w:r>
+        <w:rPr>
+          <w:rFonts w:ascii="Consolas" w:eastAsia="Times New Roman" w:hAnsi="Consolas" w:cs="Times New Roman"/>
+          <w:color w:val="F9FAF4"/>
+          <w:kern w:val="0"/>
+          <w:sz w:val="20"/>
+          <w:szCs w:val="20"/>
+          <w14:ligatures w14:val="none"/>
+        </w:rPr>
+        <w:t>]</w:t>
+      </w:r>
+      <w:r>
+        <w:rPr>
+          <w:rFonts w:ascii="Consolas" w:eastAsia="Times New Roman" w:hAnsi="Consolas" w:cs="Times New Roman"/>
+          <w:color w:val="D9E8F7"/>
+          <w:kern w:val="0"/>
+          <w:sz w:val="20"/>
+          <w:szCs w:val="20"/>
+          <w14:ligatures w14:val="none"/>
+        </w:rPr>
+        <w:t xml:space="preserve"> </w:t>
+      </w:r>
+      <w:proofErr w:type="spellStart"/>
       <w:r>
         <w:rPr>
           <w:rFonts w:ascii="Consolas" w:eastAsia="Times New Roman" w:hAnsi="Consolas" w:cs="Times New Roman"/>
@@ -7332,6 +9287,7 @@
         </w:rPr>
         <w:t>args</w:t>
       </w:r>
+      <w:proofErr w:type="spellEnd"/>
       <w:r>
         <w:rPr>
           <w:rFonts w:ascii="Consolas" w:eastAsia="Times New Roman" w:hAnsi="Consolas" w:cs="Times New Roman"/>
@@ -7565,6 +9521,7 @@
         </w:rPr>
         <w:t xml:space="preserve"> </w:t>
       </w:r>
+      <w:proofErr w:type="gramStart"/>
       <w:r>
         <w:rPr>
           <w:rFonts w:ascii="Consolas" w:eastAsia="Times New Roman" w:hAnsi="Consolas" w:cs="Times New Roman"/>
@@ -7587,6 +9544,7 @@
         </w:rPr>
         <w:t>(</w:t>
       </w:r>
+      <w:proofErr w:type="gramEnd"/>
       <w:r>
         <w:rPr>
           <w:rFonts w:ascii="Consolas" w:eastAsia="Times New Roman" w:hAnsi="Consolas" w:cs="Times New Roman"/>
@@ -8008,6 +9966,7 @@
         </w:rPr>
         <w:t>(</w:t>
       </w:r>
+      <w:proofErr w:type="gramStart"/>
       <w:r>
         <w:rPr>
           <w:rFonts w:ascii="Consolas" w:eastAsia="Times New Roman" w:hAnsi="Consolas" w:cs="Times New Roman"/>
@@ -8039,7 +9998,19 @@
           <w:szCs w:val="20"/>
           <w14:ligatures w14:val="none"/>
         </w:rPr>
-        <w:t>!=</w:t>
+        <w:t>!</w:t>
+      </w:r>
+      <w:proofErr w:type="gramEnd"/>
+      <w:r>
+        <w:rPr>
+          <w:rFonts w:ascii="Consolas" w:eastAsia="Times New Roman" w:hAnsi="Consolas" w:cs="Times New Roman"/>
+          <w:color w:val="E6E6FA"/>
+          <w:kern w:val="0"/>
+          <w:sz w:val="20"/>
+          <w:szCs w:val="20"/>
+          <w14:ligatures w14:val="none"/>
+        </w:rPr>
+        <w:t>=</w:t>
       </w:r>
       <w:r>
         <w:rPr>
@@ -8145,6 +10116,7 @@
         </w:rPr>
         <w:tab/>
       </w:r>
+      <w:proofErr w:type="spellStart"/>
       <w:r>
         <w:rPr>
           <w:rFonts w:ascii="Consolas" w:eastAsia="Times New Roman" w:hAnsi="Consolas" w:cs="Times New Roman"/>
@@ -8204,6 +10176,7 @@
         </w:rPr>
         <w:t>print</w:t>
       </w:r>
+      <w:proofErr w:type="spellEnd"/>
       <w:r>
         <w:rPr>
           <w:rFonts w:ascii="Consolas" w:eastAsia="Times New Roman" w:hAnsi="Consolas" w:cs="Times New Roman"/>
@@ -8224,7 +10197,79 @@
           <w:szCs w:val="20"/>
           <w14:ligatures w14:val="none"/>
         </w:rPr>
-        <w:t>"Masukkan angka (0 untuk keluar): "</w:t>
+        <w:t xml:space="preserve">"Masukkan </w:t>
+      </w:r>
+      <w:proofErr w:type="spellStart"/>
+      <w:r>
+        <w:rPr>
+          <w:rFonts w:ascii="Consolas" w:eastAsia="Times New Roman" w:hAnsi="Consolas" w:cs="Times New Roman"/>
+          <w:color w:val="17C6A3"/>
+          <w:kern w:val="0"/>
+          <w:sz w:val="20"/>
+          <w:szCs w:val="20"/>
+          <w14:ligatures w14:val="none"/>
+        </w:rPr>
+        <w:t>angka</w:t>
+      </w:r>
+      <w:proofErr w:type="spellEnd"/>
+      <w:r>
+        <w:rPr>
+          <w:rFonts w:ascii="Consolas" w:eastAsia="Times New Roman" w:hAnsi="Consolas" w:cs="Times New Roman"/>
+          <w:color w:val="17C6A3"/>
+          <w:kern w:val="0"/>
+          <w:sz w:val="20"/>
+          <w:szCs w:val="20"/>
+          <w14:ligatures w14:val="none"/>
+        </w:rPr>
+        <w:t xml:space="preserve"> (0 </w:t>
+      </w:r>
+      <w:proofErr w:type="spellStart"/>
+      <w:r>
+        <w:rPr>
+          <w:rFonts w:ascii="Consolas" w:eastAsia="Times New Roman" w:hAnsi="Consolas" w:cs="Times New Roman"/>
+          <w:color w:val="17C6A3"/>
+          <w:kern w:val="0"/>
+          <w:sz w:val="20"/>
+          <w:szCs w:val="20"/>
+          <w14:ligatures w14:val="none"/>
+        </w:rPr>
+        <w:t>untuk</w:t>
+      </w:r>
+      <w:proofErr w:type="spellEnd"/>
+      <w:r>
+        <w:rPr>
+          <w:rFonts w:ascii="Consolas" w:eastAsia="Times New Roman" w:hAnsi="Consolas" w:cs="Times New Roman"/>
+          <w:color w:val="17C6A3"/>
+          <w:kern w:val="0"/>
+          <w:sz w:val="20"/>
+          <w:szCs w:val="20"/>
+          <w14:ligatures w14:val="none"/>
+        </w:rPr>
+        <w:t xml:space="preserve"> </w:t>
+      </w:r>
+      <w:proofErr w:type="spellStart"/>
+      <w:r>
+        <w:rPr>
+          <w:rFonts w:ascii="Consolas" w:eastAsia="Times New Roman" w:hAnsi="Consolas" w:cs="Times New Roman"/>
+          <w:color w:val="17C6A3"/>
+          <w:kern w:val="0"/>
+          <w:sz w:val="20"/>
+          <w:szCs w:val="20"/>
+          <w14:ligatures w14:val="none"/>
+        </w:rPr>
+        <w:t>keluar</w:t>
+      </w:r>
+      <w:proofErr w:type="spellEnd"/>
+      <w:r>
+        <w:rPr>
+          <w:rFonts w:ascii="Consolas" w:eastAsia="Times New Roman" w:hAnsi="Consolas" w:cs="Times New Roman"/>
+          <w:color w:val="17C6A3"/>
+          <w:kern w:val="0"/>
+          <w:sz w:val="20"/>
+          <w:szCs w:val="20"/>
+          <w14:ligatures w14:val="none"/>
+        </w:rPr>
+        <w:t>): "</w:t>
       </w:r>
       <w:r>
         <w:rPr>
@@ -8341,6 +10386,8 @@
         </w:rPr>
         <w:t xml:space="preserve"> </w:t>
       </w:r>
+      <w:proofErr w:type="spellStart"/>
+      <w:proofErr w:type="gramStart"/>
       <w:r>
         <w:rPr>
           <w:rFonts w:ascii="Consolas" w:eastAsia="Times New Roman" w:hAnsi="Consolas" w:cs="Times New Roman"/>
@@ -8374,6 +10421,8 @@
         </w:rPr>
         <w:t>nextInt</w:t>
       </w:r>
+      <w:proofErr w:type="spellEnd"/>
+      <w:proofErr w:type="gramEnd"/>
       <w:r>
         <w:rPr>
           <w:rFonts w:ascii="Consolas" w:eastAsia="Times New Roman" w:hAnsi="Consolas" w:cs="Times New Roman"/>
@@ -8644,6 +10693,7 @@
         </w:rPr>
         <w:tab/>
       </w:r>
+      <w:proofErr w:type="spellStart"/>
       <w:r>
         <w:rPr>
           <w:rFonts w:ascii="Consolas" w:eastAsia="Times New Roman" w:hAnsi="Consolas" w:cs="Times New Roman"/>
@@ -8703,6 +10753,7 @@
         </w:rPr>
         <w:t>println</w:t>
       </w:r>
+      <w:proofErr w:type="spellEnd"/>
       <w:r>
         <w:rPr>
           <w:rFonts w:ascii="Consolas" w:eastAsia="Times New Roman" w:hAnsi="Consolas" w:cs="Times New Roman"/>
@@ -8723,7 +10774,31 @@
           <w:szCs w:val="20"/>
           <w14:ligatures w14:val="none"/>
         </w:rPr>
-        <w:t>"Totalnya adalah "</w:t>
+        <w:t xml:space="preserve">"Totalnya </w:t>
+      </w:r>
+      <w:proofErr w:type="spellStart"/>
+      <w:r>
+        <w:rPr>
+          <w:rFonts w:ascii="Consolas" w:eastAsia="Times New Roman" w:hAnsi="Consolas" w:cs="Times New Roman"/>
+          <w:color w:val="17C6A3"/>
+          <w:kern w:val="0"/>
+          <w:sz w:val="20"/>
+          <w:szCs w:val="20"/>
+          <w14:ligatures w14:val="none"/>
+        </w:rPr>
+        <w:t>adalah</w:t>
+      </w:r>
+      <w:proofErr w:type="spellEnd"/>
+      <w:r>
+        <w:rPr>
+          <w:rFonts w:ascii="Consolas" w:eastAsia="Times New Roman" w:hAnsi="Consolas" w:cs="Times New Roman"/>
+          <w:color w:val="17C6A3"/>
+          <w:kern w:val="0"/>
+          <w:sz w:val="20"/>
+          <w:szCs w:val="20"/>
+          <w14:ligatures w14:val="none"/>
+        </w:rPr>
+        <w:t xml:space="preserve"> "</w:t>
       </w:r>
       <w:r>
         <w:rPr>
@@ -8967,6 +11042,7 @@
       <w:r>
         <w:rPr>
           <w:rFonts w:ascii="Times New Roman" w:hAnsi="Times New Roman" w:cs="Times New Roman"/>
+          <w:noProof/>
         </w:rPr>
         <w:drawing>
           <wp:inline distT="0" distB="0" distL="0" distR="0" wp14:anchorId="74EE3928" wp14:editId="2EBA7F60">
@@ -9012,7 +11088,6 @@
         <w:jc w:val="both"/>
         <w:rPr>
           <w:rFonts w:ascii="Times New Roman" w:hAnsi="Times New Roman" w:cs="Times New Roman"/>
-          <w:lang w:val="nl-NL"/>
         </w:rPr>
       </w:pPr>
       <w:r>
@@ -9021,13 +11096,14 @@
         </w:rPr>
         <w:tab/>
       </w:r>
-      <w:r>
-        <w:rPr>
-          <w:rFonts w:ascii="Times New Roman" w:hAnsi="Times New Roman" w:cs="Times New Roman"/>
-          <w:lang w:val="nl-NL"/>
+      <w:proofErr w:type="spellStart"/>
+      <w:r>
+        <w:rPr>
+          <w:rFonts w:ascii="Times New Roman" w:hAnsi="Times New Roman" w:cs="Times New Roman"/>
         </w:rPr>
         <w:t>Analisis</w:t>
       </w:r>
+      <w:proofErr w:type="spellEnd"/>
     </w:p>
     <w:p>
       <w:pPr>
@@ -9036,22 +11112,304 @@
         <w:jc w:val="both"/>
         <w:rPr>
           <w:rFonts w:ascii="Times New Roman" w:hAnsi="Times New Roman" w:cs="Times New Roman"/>
+        </w:rPr>
+      </w:pPr>
+      <w:r>
+        <w:rPr>
+          <w:rFonts w:ascii="Times New Roman" w:hAnsi="Times New Roman" w:cs="Times New Roman"/>
+        </w:rPr>
+        <w:tab/>
+      </w:r>
+      <w:r>
+        <w:rPr>
+          <w:rFonts w:ascii="Times New Roman" w:hAnsi="Times New Roman" w:cs="Times New Roman"/>
+        </w:rPr>
+        <w:t xml:space="preserve">Program </w:t>
+      </w:r>
+      <w:proofErr w:type="spellStart"/>
+      <w:r>
+        <w:rPr>
+          <w:rFonts w:ascii="Times New Roman" w:hAnsi="Times New Roman" w:cs="Times New Roman"/>
+        </w:rPr>
+        <w:t>ini</w:t>
+      </w:r>
+      <w:proofErr w:type="spellEnd"/>
+      <w:r>
+        <w:rPr>
+          <w:rFonts w:ascii="Times New Roman" w:hAnsi="Times New Roman" w:cs="Times New Roman"/>
+        </w:rPr>
+        <w:t xml:space="preserve"> </w:t>
+      </w:r>
+      <w:proofErr w:type="spellStart"/>
+      <w:r>
+        <w:rPr>
+          <w:rFonts w:ascii="Times New Roman" w:hAnsi="Times New Roman" w:cs="Times New Roman"/>
+        </w:rPr>
+        <w:t>menggunakan</w:t>
+      </w:r>
+      <w:proofErr w:type="spellEnd"/>
+      <w:r>
+        <w:rPr>
+          <w:rFonts w:ascii="Times New Roman" w:hAnsi="Times New Roman" w:cs="Times New Roman"/>
+        </w:rPr>
+        <w:t xml:space="preserve"> </w:t>
+      </w:r>
+      <w:proofErr w:type="spellStart"/>
+      <w:r>
+        <w:rPr>
+          <w:rFonts w:ascii="Times New Roman" w:hAnsi="Times New Roman" w:cs="Times New Roman"/>
+          <w:b/>
+          <w:bCs/>
+        </w:rPr>
+        <w:t>perulangan</w:t>
+      </w:r>
+      <w:proofErr w:type="spellEnd"/>
+      <w:r>
+        <w:rPr>
+          <w:rFonts w:ascii="Times New Roman" w:hAnsi="Times New Roman" w:cs="Times New Roman"/>
+          <w:b/>
+          <w:bCs/>
+        </w:rPr>
+        <w:t xml:space="preserve"> while</w:t>
+      </w:r>
+      <w:r>
+        <w:rPr>
+          <w:rFonts w:ascii="Times New Roman" w:hAnsi="Times New Roman" w:cs="Times New Roman"/>
+        </w:rPr>
+        <w:t xml:space="preserve"> </w:t>
+      </w:r>
+      <w:proofErr w:type="spellStart"/>
+      <w:r>
+        <w:rPr>
+          <w:rFonts w:ascii="Times New Roman" w:hAnsi="Times New Roman" w:cs="Times New Roman"/>
+        </w:rPr>
+        <w:t>untuk</w:t>
+      </w:r>
+      <w:proofErr w:type="spellEnd"/>
+      <w:r>
+        <w:rPr>
+          <w:rFonts w:ascii="Times New Roman" w:hAnsi="Times New Roman" w:cs="Times New Roman"/>
+        </w:rPr>
+        <w:t xml:space="preserve"> </w:t>
+      </w:r>
+      <w:proofErr w:type="spellStart"/>
+      <w:r>
+        <w:rPr>
+          <w:rFonts w:ascii="Times New Roman" w:hAnsi="Times New Roman" w:cs="Times New Roman"/>
+        </w:rPr>
+        <w:t>menjumlahkan</w:t>
+      </w:r>
+      <w:proofErr w:type="spellEnd"/>
+      <w:r>
+        <w:rPr>
+          <w:rFonts w:ascii="Times New Roman" w:hAnsi="Times New Roman" w:cs="Times New Roman"/>
+        </w:rPr>
+        <w:t xml:space="preserve"> </w:t>
+      </w:r>
+      <w:proofErr w:type="spellStart"/>
+      <w:r>
+        <w:rPr>
+          <w:rFonts w:ascii="Times New Roman" w:hAnsi="Times New Roman" w:cs="Times New Roman"/>
+        </w:rPr>
+        <w:t>angka</w:t>
+      </w:r>
+      <w:proofErr w:type="spellEnd"/>
+      <w:r>
+        <w:rPr>
+          <w:rFonts w:ascii="Times New Roman" w:hAnsi="Times New Roman" w:cs="Times New Roman"/>
+        </w:rPr>
+        <w:t xml:space="preserve"> yang </w:t>
+      </w:r>
+      <w:proofErr w:type="spellStart"/>
+      <w:r>
+        <w:rPr>
+          <w:rFonts w:ascii="Times New Roman" w:hAnsi="Times New Roman" w:cs="Times New Roman"/>
+        </w:rPr>
+        <w:t>dimasukkan</w:t>
+      </w:r>
+      <w:proofErr w:type="spellEnd"/>
+      <w:r>
+        <w:rPr>
+          <w:rFonts w:ascii="Times New Roman" w:hAnsi="Times New Roman" w:cs="Times New Roman"/>
+        </w:rPr>
+        <w:t xml:space="preserve"> oleh </w:t>
+      </w:r>
+      <w:proofErr w:type="spellStart"/>
+      <w:r>
+        <w:rPr>
+          <w:rFonts w:ascii="Times New Roman" w:hAnsi="Times New Roman" w:cs="Times New Roman"/>
+        </w:rPr>
+        <w:t>pengguna</w:t>
+      </w:r>
+      <w:proofErr w:type="spellEnd"/>
+      <w:r>
+        <w:rPr>
+          <w:rFonts w:ascii="Times New Roman" w:hAnsi="Times New Roman" w:cs="Times New Roman"/>
+        </w:rPr>
+        <w:t xml:space="preserve">. </w:t>
+      </w:r>
+      <w:proofErr w:type="spellStart"/>
+      <w:r>
+        <w:rPr>
+          <w:rFonts w:ascii="Times New Roman" w:hAnsi="Times New Roman" w:cs="Times New Roman"/>
+        </w:rPr>
+        <w:t>Variabel</w:t>
+      </w:r>
+      <w:proofErr w:type="spellEnd"/>
+      <w:r>
+        <w:rPr>
+          <w:rFonts w:ascii="Times New Roman" w:hAnsi="Times New Roman" w:cs="Times New Roman"/>
+        </w:rPr>
+        <w:t xml:space="preserve"> sum </w:t>
+      </w:r>
+      <w:proofErr w:type="spellStart"/>
+      <w:r>
+        <w:rPr>
+          <w:rFonts w:ascii="Times New Roman" w:hAnsi="Times New Roman" w:cs="Times New Roman"/>
+        </w:rPr>
+        <w:t>digunakan</w:t>
+      </w:r>
+      <w:proofErr w:type="spellEnd"/>
+      <w:r>
+        <w:rPr>
+          <w:rFonts w:ascii="Times New Roman" w:hAnsi="Times New Roman" w:cs="Times New Roman"/>
+        </w:rPr>
+        <w:t xml:space="preserve"> </w:t>
+      </w:r>
+      <w:proofErr w:type="spellStart"/>
+      <w:r>
+        <w:rPr>
+          <w:rFonts w:ascii="Times New Roman" w:hAnsi="Times New Roman" w:cs="Times New Roman"/>
+        </w:rPr>
+        <w:t>untuk</w:t>
+      </w:r>
+      <w:proofErr w:type="spellEnd"/>
+      <w:r>
+        <w:rPr>
+          <w:rFonts w:ascii="Times New Roman" w:hAnsi="Times New Roman" w:cs="Times New Roman"/>
+        </w:rPr>
+        <w:t xml:space="preserve"> </w:t>
+      </w:r>
+      <w:proofErr w:type="spellStart"/>
+      <w:r>
+        <w:rPr>
+          <w:rFonts w:ascii="Times New Roman" w:hAnsi="Times New Roman" w:cs="Times New Roman"/>
+        </w:rPr>
+        <w:t>menyimpan</w:t>
+      </w:r>
+      <w:proofErr w:type="spellEnd"/>
+      <w:r>
+        <w:rPr>
+          <w:rFonts w:ascii="Times New Roman" w:hAnsi="Times New Roman" w:cs="Times New Roman"/>
+        </w:rPr>
+        <w:t xml:space="preserve"> total </w:t>
+      </w:r>
+      <w:proofErr w:type="spellStart"/>
+      <w:r>
+        <w:rPr>
+          <w:rFonts w:ascii="Times New Roman" w:hAnsi="Times New Roman" w:cs="Times New Roman"/>
+        </w:rPr>
+        <w:t>penjumlahan</w:t>
+      </w:r>
+      <w:proofErr w:type="spellEnd"/>
+      <w:r>
+        <w:rPr>
+          <w:rFonts w:ascii="Times New Roman" w:hAnsi="Times New Roman" w:cs="Times New Roman"/>
+        </w:rPr>
+        <w:t xml:space="preserve">, </w:t>
+      </w:r>
+      <w:proofErr w:type="spellStart"/>
+      <w:r>
+        <w:rPr>
+          <w:rFonts w:ascii="Times New Roman" w:hAnsi="Times New Roman" w:cs="Times New Roman"/>
+        </w:rPr>
+        <w:t>sedangkan</w:t>
+      </w:r>
+      <w:proofErr w:type="spellEnd"/>
+      <w:r>
+        <w:rPr>
+          <w:rFonts w:ascii="Times New Roman" w:hAnsi="Times New Roman" w:cs="Times New Roman"/>
+        </w:rPr>
+        <w:t xml:space="preserve"> number </w:t>
+      </w:r>
+      <w:proofErr w:type="spellStart"/>
+      <w:r>
+        <w:rPr>
+          <w:rFonts w:ascii="Times New Roman" w:hAnsi="Times New Roman" w:cs="Times New Roman"/>
+        </w:rPr>
+        <w:t>menyimpan</w:t>
+      </w:r>
+      <w:proofErr w:type="spellEnd"/>
+      <w:r>
+        <w:rPr>
+          <w:rFonts w:ascii="Times New Roman" w:hAnsi="Times New Roman" w:cs="Times New Roman"/>
+        </w:rPr>
+        <w:t xml:space="preserve"> </w:t>
+      </w:r>
+      <w:proofErr w:type="spellStart"/>
+      <w:r>
+        <w:rPr>
+          <w:rFonts w:ascii="Times New Roman" w:hAnsi="Times New Roman" w:cs="Times New Roman"/>
+        </w:rPr>
+        <w:t>angka</w:t>
+      </w:r>
+      <w:proofErr w:type="spellEnd"/>
+      <w:r>
+        <w:rPr>
+          <w:rFonts w:ascii="Times New Roman" w:hAnsi="Times New Roman" w:cs="Times New Roman"/>
+        </w:rPr>
+        <w:t xml:space="preserve"> yang </w:t>
+      </w:r>
+      <w:proofErr w:type="spellStart"/>
+      <w:r>
+        <w:rPr>
+          <w:rFonts w:ascii="Times New Roman" w:hAnsi="Times New Roman" w:cs="Times New Roman"/>
+        </w:rPr>
+        <w:t>dimasukkan</w:t>
+      </w:r>
+      <w:proofErr w:type="spellEnd"/>
+      <w:r>
+        <w:rPr>
+          <w:rFonts w:ascii="Times New Roman" w:hAnsi="Times New Roman" w:cs="Times New Roman"/>
+        </w:rPr>
+        <w:t xml:space="preserve"> </w:t>
+      </w:r>
+      <w:proofErr w:type="spellStart"/>
+      <w:r>
+        <w:rPr>
+          <w:rFonts w:ascii="Times New Roman" w:hAnsi="Times New Roman" w:cs="Times New Roman"/>
+        </w:rPr>
+        <w:t>pengguna</w:t>
+      </w:r>
+      <w:proofErr w:type="spellEnd"/>
+      <w:r>
+        <w:rPr>
+          <w:rFonts w:ascii="Times New Roman" w:hAnsi="Times New Roman" w:cs="Times New Roman"/>
+        </w:rPr>
+        <w:t>.</w:t>
+      </w:r>
+    </w:p>
+    <w:p>
+      <w:pPr>
+        <w:spacing w:line="360" w:lineRule="auto"/>
+        <w:ind w:left="810"/>
+        <w:jc w:val="both"/>
+        <w:rPr>
+          <w:rFonts w:ascii="Times New Roman" w:hAnsi="Times New Roman" w:cs="Times New Roman"/>
+        </w:rPr>
+      </w:pPr>
+      <w:r>
+        <w:rPr>
+          <w:rFonts w:ascii="Times New Roman" w:hAnsi="Times New Roman" w:cs="Times New Roman"/>
+        </w:rPr>
+        <w:tab/>
+      </w:r>
+      <w:r>
+        <w:rPr>
+          <w:rFonts w:ascii="Times New Roman" w:hAnsi="Times New Roman" w:cs="Times New Roman"/>
           <w:lang w:val="nl-NL"/>
         </w:rPr>
-      </w:pPr>
-      <w:r>
-        <w:rPr>
-          <w:rFonts w:ascii="Times New Roman" w:hAnsi="Times New Roman" w:cs="Times New Roman"/>
-          <w:lang w:val="nl-NL"/>
-        </w:rPr>
-        <w:tab/>
-      </w:r>
-      <w:r>
-        <w:rPr>
-          <w:rFonts w:ascii="Times New Roman" w:hAnsi="Times New Roman" w:cs="Times New Roman"/>
-          <w:lang w:val="nl-NL"/>
-        </w:rPr>
-        <w:t xml:space="preserve">Program ini menggunakan </w:t>
+        <w:t xml:space="preserve">Perulangan akan terus berjalan selama nilai number </w:t>
       </w:r>
       <w:r>
         <w:rPr>
@@ -9060,74 +11418,300 @@
           <w:bCs/>
           <w:lang w:val="nl-NL"/>
         </w:rPr>
-        <w:t>perulangan while</w:t>
+        <w:t>tidak sama dengan 0</w:t>
       </w:r>
       <w:r>
         <w:rPr>
           <w:rFonts w:ascii="Times New Roman" w:hAnsi="Times New Roman" w:cs="Times New Roman"/>
           <w:lang w:val="nl-NL"/>
         </w:rPr>
-        <w:t xml:space="preserve"> untuk menjumlahkan angka yang dimasukkan oleh pengguna. Variabel sum digunakan untuk menyimpan total penjumlahan, sedangkan number menyimpan angka yang dimasukkan pengguna.</w:t>
-      </w:r>
-    </w:p>
-    <w:p>
-      <w:pPr>
-        <w:spacing w:line="360" w:lineRule="auto"/>
-        <w:ind w:left="810"/>
-        <w:jc w:val="both"/>
-        <w:rPr>
-          <w:rFonts w:ascii="Times New Roman" w:hAnsi="Times New Roman" w:cs="Times New Roman"/>
-        </w:rPr>
-      </w:pPr>
-      <w:r>
-        <w:rPr>
-          <w:rFonts w:ascii="Times New Roman" w:hAnsi="Times New Roman" w:cs="Times New Roman"/>
-          <w:lang w:val="nl-NL"/>
-        </w:rPr>
-        <w:tab/>
-      </w:r>
-      <w:r>
-        <w:rPr>
-          <w:rFonts w:ascii="Times New Roman" w:hAnsi="Times New Roman" w:cs="Times New Roman"/>
-          <w:lang w:val="nl-NL"/>
-        </w:rPr>
-        <w:t xml:space="preserve">Perulangan akan terus berjalan selama nilai number </w:t>
+        <w:t xml:space="preserve">. </w:t>
+      </w:r>
+      <w:r>
+        <w:rPr>
+          <w:rFonts w:ascii="Times New Roman" w:hAnsi="Times New Roman" w:cs="Times New Roman"/>
+        </w:rPr>
+        <w:t xml:space="preserve">Saat </w:t>
+      </w:r>
+      <w:proofErr w:type="spellStart"/>
+      <w:r>
+        <w:rPr>
+          <w:rFonts w:ascii="Times New Roman" w:hAnsi="Times New Roman" w:cs="Times New Roman"/>
+        </w:rPr>
+        <w:t>pengguna</w:t>
+      </w:r>
+      <w:proofErr w:type="spellEnd"/>
+      <w:r>
+        <w:rPr>
+          <w:rFonts w:ascii="Times New Roman" w:hAnsi="Times New Roman" w:cs="Times New Roman"/>
+        </w:rPr>
+        <w:t xml:space="preserve"> </w:t>
+      </w:r>
+      <w:proofErr w:type="spellStart"/>
+      <w:r>
+        <w:rPr>
+          <w:rFonts w:ascii="Times New Roman" w:hAnsi="Times New Roman" w:cs="Times New Roman"/>
+        </w:rPr>
+        <w:t>memasukkan</w:t>
+      </w:r>
+      <w:proofErr w:type="spellEnd"/>
+      <w:r>
+        <w:rPr>
+          <w:rFonts w:ascii="Times New Roman" w:hAnsi="Times New Roman" w:cs="Times New Roman"/>
+        </w:rPr>
+        <w:t xml:space="preserve"> </w:t>
       </w:r>
       <w:r>
         <w:rPr>
           <w:rFonts w:ascii="Times New Roman" w:hAnsi="Times New Roman" w:cs="Times New Roman"/>
           <w:b/>
           <w:bCs/>
-          <w:lang w:val="nl-NL"/>
-        </w:rPr>
-        <w:t>tidak sama dengan 0</w:t>
-      </w:r>
-      <w:r>
-        <w:rPr>
-          <w:rFonts w:ascii="Times New Roman" w:hAnsi="Times New Roman" w:cs="Times New Roman"/>
-          <w:lang w:val="nl-NL"/>
+        </w:rPr>
+        <w:t>0</w:t>
+      </w:r>
+      <w:r>
+        <w:rPr>
+          <w:rFonts w:ascii="Times New Roman" w:hAnsi="Times New Roman" w:cs="Times New Roman"/>
+        </w:rPr>
+        <w:t xml:space="preserve">, </w:t>
+      </w:r>
+      <w:proofErr w:type="spellStart"/>
+      <w:r>
+        <w:rPr>
+          <w:rFonts w:ascii="Times New Roman" w:hAnsi="Times New Roman" w:cs="Times New Roman"/>
+        </w:rPr>
+        <w:t>kondisi</w:t>
+      </w:r>
+      <w:proofErr w:type="spellEnd"/>
+      <w:r>
+        <w:rPr>
+          <w:rFonts w:ascii="Times New Roman" w:hAnsi="Times New Roman" w:cs="Times New Roman"/>
+        </w:rPr>
+        <w:t xml:space="preserve"> while (</w:t>
+      </w:r>
+      <w:proofErr w:type="gramStart"/>
+      <w:r>
+        <w:rPr>
+          <w:rFonts w:ascii="Times New Roman" w:hAnsi="Times New Roman" w:cs="Times New Roman"/>
+        </w:rPr>
+        <w:t>number !</w:t>
+      </w:r>
+      <w:proofErr w:type="gramEnd"/>
+      <w:r>
+        <w:rPr>
+          <w:rFonts w:ascii="Times New Roman" w:hAnsi="Times New Roman" w:cs="Times New Roman"/>
+        </w:rPr>
+        <w:t xml:space="preserve">= 0) </w:t>
+      </w:r>
+      <w:proofErr w:type="spellStart"/>
+      <w:r>
+        <w:rPr>
+          <w:rFonts w:ascii="Times New Roman" w:hAnsi="Times New Roman" w:cs="Times New Roman"/>
+        </w:rPr>
+        <w:t>menjadi</w:t>
+      </w:r>
+      <w:proofErr w:type="spellEnd"/>
+      <w:r>
+        <w:rPr>
+          <w:rFonts w:ascii="Times New Roman" w:hAnsi="Times New Roman" w:cs="Times New Roman"/>
+        </w:rPr>
+        <w:t xml:space="preserve"> salah </w:t>
+      </w:r>
+      <w:proofErr w:type="spellStart"/>
+      <w:r>
+        <w:rPr>
+          <w:rFonts w:ascii="Times New Roman" w:hAnsi="Times New Roman" w:cs="Times New Roman"/>
+        </w:rPr>
+        <w:t>sehingga</w:t>
+      </w:r>
+      <w:proofErr w:type="spellEnd"/>
+      <w:r>
+        <w:rPr>
+          <w:rFonts w:ascii="Times New Roman" w:hAnsi="Times New Roman" w:cs="Times New Roman"/>
+        </w:rPr>
+        <w:t xml:space="preserve"> </w:t>
+      </w:r>
+      <w:proofErr w:type="spellStart"/>
+      <w:r>
+        <w:rPr>
+          <w:rFonts w:ascii="Times New Roman" w:hAnsi="Times New Roman" w:cs="Times New Roman"/>
+        </w:rPr>
+        <w:t>perulangan</w:t>
+      </w:r>
+      <w:proofErr w:type="spellEnd"/>
+      <w:r>
+        <w:rPr>
+          <w:rFonts w:ascii="Times New Roman" w:hAnsi="Times New Roman" w:cs="Times New Roman"/>
+        </w:rPr>
+        <w:t xml:space="preserve"> </w:t>
+      </w:r>
+      <w:proofErr w:type="spellStart"/>
+      <w:r>
+        <w:rPr>
+          <w:rFonts w:ascii="Times New Roman" w:hAnsi="Times New Roman" w:cs="Times New Roman"/>
+        </w:rPr>
+        <w:t>berhenti</w:t>
+      </w:r>
+      <w:proofErr w:type="spellEnd"/>
+      <w:r>
+        <w:rPr>
+          <w:rFonts w:ascii="Times New Roman" w:hAnsi="Times New Roman" w:cs="Times New Roman"/>
         </w:rPr>
         <w:t xml:space="preserve">. </w:t>
       </w:r>
-      <w:r>
-        <w:rPr>
-          <w:rFonts w:ascii="Times New Roman" w:hAnsi="Times New Roman" w:cs="Times New Roman"/>
-        </w:rPr>
-        <w:t xml:space="preserve">Saat pengguna memasukkan </w:t>
-      </w:r>
-      <w:r>
-        <w:rPr>
-          <w:rFonts w:ascii="Times New Roman" w:hAnsi="Times New Roman" w:cs="Times New Roman"/>
-          <w:b/>
-          <w:bCs/>
-        </w:rPr>
-        <w:t>0</w:t>
-      </w:r>
-      <w:r>
-        <w:rPr>
-          <w:rFonts w:ascii="Times New Roman" w:hAnsi="Times New Roman" w:cs="Times New Roman"/>
-        </w:rPr>
-        <w:t>, kondisi while (number != 0) menjadi salah sehingga perulangan berhenti. Setelah keluar dari perulangan, program menampilkan hasil total dari semua angka yang telah dijumlahkan.</w:t>
+      <w:proofErr w:type="spellStart"/>
+      <w:r>
+        <w:rPr>
+          <w:rFonts w:ascii="Times New Roman" w:hAnsi="Times New Roman" w:cs="Times New Roman"/>
+        </w:rPr>
+        <w:t>Setelah</w:t>
+      </w:r>
+      <w:proofErr w:type="spellEnd"/>
+      <w:r>
+        <w:rPr>
+          <w:rFonts w:ascii="Times New Roman" w:hAnsi="Times New Roman" w:cs="Times New Roman"/>
+        </w:rPr>
+        <w:t xml:space="preserve"> </w:t>
+      </w:r>
+      <w:proofErr w:type="spellStart"/>
+      <w:r>
+        <w:rPr>
+          <w:rFonts w:ascii="Times New Roman" w:hAnsi="Times New Roman" w:cs="Times New Roman"/>
+        </w:rPr>
+        <w:t>keluar</w:t>
+      </w:r>
+      <w:proofErr w:type="spellEnd"/>
+      <w:r>
+        <w:rPr>
+          <w:rFonts w:ascii="Times New Roman" w:hAnsi="Times New Roman" w:cs="Times New Roman"/>
+        </w:rPr>
+        <w:t xml:space="preserve"> </w:t>
+      </w:r>
+      <w:proofErr w:type="spellStart"/>
+      <w:r>
+        <w:rPr>
+          <w:rFonts w:ascii="Times New Roman" w:hAnsi="Times New Roman" w:cs="Times New Roman"/>
+        </w:rPr>
+        <w:t>dari</w:t>
+      </w:r>
+      <w:proofErr w:type="spellEnd"/>
+      <w:r>
+        <w:rPr>
+          <w:rFonts w:ascii="Times New Roman" w:hAnsi="Times New Roman" w:cs="Times New Roman"/>
+        </w:rPr>
+        <w:t xml:space="preserve"> </w:t>
+      </w:r>
+      <w:proofErr w:type="spellStart"/>
+      <w:r>
+        <w:rPr>
+          <w:rFonts w:ascii="Times New Roman" w:hAnsi="Times New Roman" w:cs="Times New Roman"/>
+        </w:rPr>
+        <w:t>perulangan</w:t>
+      </w:r>
+      <w:proofErr w:type="spellEnd"/>
+      <w:r>
+        <w:rPr>
+          <w:rFonts w:ascii="Times New Roman" w:hAnsi="Times New Roman" w:cs="Times New Roman"/>
+        </w:rPr>
+        <w:t xml:space="preserve">, program </w:t>
+      </w:r>
+      <w:proofErr w:type="spellStart"/>
+      <w:r>
+        <w:rPr>
+          <w:rFonts w:ascii="Times New Roman" w:hAnsi="Times New Roman" w:cs="Times New Roman"/>
+        </w:rPr>
+        <w:t>menampilkan</w:t>
+      </w:r>
+      <w:proofErr w:type="spellEnd"/>
+      <w:r>
+        <w:rPr>
+          <w:rFonts w:ascii="Times New Roman" w:hAnsi="Times New Roman" w:cs="Times New Roman"/>
+        </w:rPr>
+        <w:t xml:space="preserve"> </w:t>
+      </w:r>
+      <w:proofErr w:type="spellStart"/>
+      <w:r>
+        <w:rPr>
+          <w:rFonts w:ascii="Times New Roman" w:hAnsi="Times New Roman" w:cs="Times New Roman"/>
+        </w:rPr>
+        <w:t>hasil</w:t>
+      </w:r>
+      <w:proofErr w:type="spellEnd"/>
+      <w:r>
+        <w:rPr>
+          <w:rFonts w:ascii="Times New Roman" w:hAnsi="Times New Roman" w:cs="Times New Roman"/>
+        </w:rPr>
+        <w:t xml:space="preserve"> total </w:t>
+      </w:r>
+      <w:proofErr w:type="spellStart"/>
+      <w:r>
+        <w:rPr>
+          <w:rFonts w:ascii="Times New Roman" w:hAnsi="Times New Roman" w:cs="Times New Roman"/>
+        </w:rPr>
+        <w:t>dari</w:t>
+      </w:r>
+      <w:proofErr w:type="spellEnd"/>
+      <w:r>
+        <w:rPr>
+          <w:rFonts w:ascii="Times New Roman" w:hAnsi="Times New Roman" w:cs="Times New Roman"/>
+        </w:rPr>
+        <w:t xml:space="preserve"> </w:t>
+      </w:r>
+      <w:proofErr w:type="spellStart"/>
+      <w:r>
+        <w:rPr>
+          <w:rFonts w:ascii="Times New Roman" w:hAnsi="Times New Roman" w:cs="Times New Roman"/>
+        </w:rPr>
+        <w:t>semua</w:t>
+      </w:r>
+      <w:proofErr w:type="spellEnd"/>
+      <w:r>
+        <w:rPr>
+          <w:rFonts w:ascii="Times New Roman" w:hAnsi="Times New Roman" w:cs="Times New Roman"/>
+        </w:rPr>
+        <w:t xml:space="preserve"> </w:t>
+      </w:r>
+      <w:proofErr w:type="spellStart"/>
+      <w:r>
+        <w:rPr>
+          <w:rFonts w:ascii="Times New Roman" w:hAnsi="Times New Roman" w:cs="Times New Roman"/>
+        </w:rPr>
+        <w:t>angka</w:t>
+      </w:r>
+      <w:proofErr w:type="spellEnd"/>
+      <w:r>
+        <w:rPr>
+          <w:rFonts w:ascii="Times New Roman" w:hAnsi="Times New Roman" w:cs="Times New Roman"/>
+        </w:rPr>
+        <w:t xml:space="preserve"> yang </w:t>
+      </w:r>
+      <w:proofErr w:type="spellStart"/>
+      <w:r>
+        <w:rPr>
+          <w:rFonts w:ascii="Times New Roman" w:hAnsi="Times New Roman" w:cs="Times New Roman"/>
+        </w:rPr>
+        <w:t>telah</w:t>
+      </w:r>
+      <w:proofErr w:type="spellEnd"/>
+      <w:r>
+        <w:rPr>
+          <w:rFonts w:ascii="Times New Roman" w:hAnsi="Times New Roman" w:cs="Times New Roman"/>
+        </w:rPr>
+        <w:t xml:space="preserve"> </w:t>
+      </w:r>
+      <w:proofErr w:type="spellStart"/>
+      <w:r>
+        <w:rPr>
+          <w:rFonts w:ascii="Times New Roman" w:hAnsi="Times New Roman" w:cs="Times New Roman"/>
+        </w:rPr>
+        <w:t>dijumlahkan</w:t>
+      </w:r>
+      <w:proofErr w:type="spellEnd"/>
+      <w:r>
+        <w:rPr>
+          <w:rFonts w:ascii="Times New Roman" w:hAnsi="Times New Roman" w:cs="Times New Roman"/>
+        </w:rPr>
+        <w:t>.</w:t>
       </w:r>
     </w:p>
     <w:p>
@@ -9142,10 +11726,12 @@
           <w:lang w:val="en-US"/>
         </w:rPr>
       </w:pPr>
+      <w:bookmarkStart w:id="17" w:name="_Toc213583205"/>
       <w:r>
         <w:lastRenderedPageBreak/>
         <w:t>DoWhile1</w:t>
       </w:r>
+      <w:bookmarkEnd w:id="17"/>
     </w:p>
     <w:p>
       <w:pPr>
@@ -9160,8 +11746,16 @@
         <w:rPr>
           <w:rFonts w:ascii="Times New Roman" w:hAnsi="Times New Roman" w:cs="Times New Roman"/>
         </w:rPr>
-        <w:t>Langkah Kerja</w:t>
-      </w:r>
+        <w:t xml:space="preserve">Langkah </w:t>
+      </w:r>
+      <w:proofErr w:type="spellStart"/>
+      <w:r>
+        <w:rPr>
+          <w:rFonts w:ascii="Times New Roman" w:hAnsi="Times New Roman" w:cs="Times New Roman"/>
+        </w:rPr>
+        <w:t>Kerja</w:t>
+      </w:r>
+      <w:proofErr w:type="spellEnd"/>
     </w:p>
     <w:p>
       <w:pPr>
@@ -9176,11 +11770,19 @@
           <w:rFonts w:ascii="Times New Roman" w:hAnsi="Times New Roman" w:cs="Times New Roman"/>
         </w:rPr>
       </w:pPr>
-      <w:r>
-        <w:rPr>
-          <w:rFonts w:ascii="Times New Roman" w:hAnsi="Times New Roman" w:cs="Times New Roman"/>
-        </w:rPr>
-        <w:t xml:space="preserve">Buat package </w:t>
+      <w:proofErr w:type="spellStart"/>
+      <w:r>
+        <w:rPr>
+          <w:rFonts w:ascii="Times New Roman" w:hAnsi="Times New Roman" w:cs="Times New Roman"/>
+        </w:rPr>
+        <w:t>Buat</w:t>
+      </w:r>
+      <w:proofErr w:type="spellEnd"/>
+      <w:r>
+        <w:rPr>
+          <w:rFonts w:ascii="Times New Roman" w:hAnsi="Times New Roman" w:cs="Times New Roman"/>
+        </w:rPr>
+        <w:t xml:space="preserve"> package </w:t>
       </w:r>
       <w:r>
         <w:rPr>
@@ -9210,11 +11812,47 @@
           <w:rFonts w:ascii="Times New Roman" w:hAnsi="Times New Roman" w:cs="Times New Roman"/>
         </w:rPr>
       </w:pPr>
-      <w:r>
-        <w:rPr>
-          <w:rFonts w:ascii="Times New Roman" w:hAnsi="Times New Roman" w:cs="Times New Roman"/>
-        </w:rPr>
-        <w:t xml:space="preserve">Tambahkan class baru bernama </w:t>
+      <w:proofErr w:type="spellStart"/>
+      <w:r>
+        <w:rPr>
+          <w:rFonts w:ascii="Times New Roman" w:hAnsi="Times New Roman" w:cs="Times New Roman"/>
+        </w:rPr>
+        <w:t>Tambahkan</w:t>
+      </w:r>
+      <w:proofErr w:type="spellEnd"/>
+      <w:r>
+        <w:rPr>
+          <w:rFonts w:ascii="Times New Roman" w:hAnsi="Times New Roman" w:cs="Times New Roman"/>
+        </w:rPr>
+        <w:t xml:space="preserve"> class </w:t>
+      </w:r>
+      <w:proofErr w:type="spellStart"/>
+      <w:r>
+        <w:rPr>
+          <w:rFonts w:ascii="Times New Roman" w:hAnsi="Times New Roman" w:cs="Times New Roman"/>
+        </w:rPr>
+        <w:t>baru</w:t>
+      </w:r>
+      <w:proofErr w:type="spellEnd"/>
+      <w:r>
+        <w:rPr>
+          <w:rFonts w:ascii="Times New Roman" w:hAnsi="Times New Roman" w:cs="Times New Roman"/>
+        </w:rPr>
+        <w:t xml:space="preserve"> </w:t>
+      </w:r>
+      <w:proofErr w:type="spellStart"/>
+      <w:r>
+        <w:rPr>
+          <w:rFonts w:ascii="Times New Roman" w:hAnsi="Times New Roman" w:cs="Times New Roman"/>
+        </w:rPr>
+        <w:t>bernama</w:t>
+      </w:r>
+      <w:proofErr w:type="spellEnd"/>
+      <w:r>
+        <w:rPr>
+          <w:rFonts w:ascii="Times New Roman" w:hAnsi="Times New Roman" w:cs="Times New Roman"/>
+        </w:rPr>
+        <w:t xml:space="preserve"> </w:t>
       </w:r>
       <w:r>
         <w:rPr>
@@ -9330,7 +11968,21 @@
         <w:rPr>
           <w:rFonts w:ascii="Times New Roman" w:hAnsi="Times New Roman" w:cs="Times New Roman"/>
         </w:rPr>
-        <w:t>Amati hasil output di console.</w:t>
+        <w:t xml:space="preserve">Amati </w:t>
+      </w:r>
+      <w:proofErr w:type="spellStart"/>
+      <w:r>
+        <w:rPr>
+          <w:rFonts w:ascii="Times New Roman" w:hAnsi="Times New Roman" w:cs="Times New Roman"/>
+        </w:rPr>
+        <w:t>hasil</w:t>
+      </w:r>
+      <w:proofErr w:type="spellEnd"/>
+      <w:r>
+        <w:rPr>
+          <w:rFonts w:ascii="Times New Roman" w:hAnsi="Times New Roman" w:cs="Times New Roman"/>
+        </w:rPr>
+        <w:t xml:space="preserve"> output di console.</w:t>
       </w:r>
     </w:p>
     <w:p>
@@ -9342,11 +11994,19 @@
           <w:rFonts w:ascii="Times New Roman" w:hAnsi="Times New Roman" w:cs="Times New Roman"/>
         </w:rPr>
       </w:pPr>
-      <w:r>
-        <w:rPr>
-          <w:rFonts w:ascii="Times New Roman" w:hAnsi="Times New Roman" w:cs="Times New Roman"/>
-        </w:rPr>
-        <w:t>Contoh Syntax</w:t>
+      <w:proofErr w:type="spellStart"/>
+      <w:r>
+        <w:rPr>
+          <w:rFonts w:ascii="Times New Roman" w:hAnsi="Times New Roman" w:cs="Times New Roman"/>
+        </w:rPr>
+        <w:t>Contoh</w:t>
+      </w:r>
+      <w:proofErr w:type="spellEnd"/>
+      <w:r>
+        <w:rPr>
+          <w:rFonts w:ascii="Times New Roman" w:hAnsi="Times New Roman" w:cs="Times New Roman"/>
+        </w:rPr>
+        <w:t xml:space="preserve"> Syntax</w:t>
       </w:r>
     </w:p>
     <w:p>
@@ -9431,7 +12091,20 @@
           <w:szCs w:val="20"/>
           <w14:ligatures w14:val="none"/>
         </w:rPr>
-        <w:t xml:space="preserve"> java</w:t>
+        <w:t xml:space="preserve"> </w:t>
+      </w:r>
+      <w:proofErr w:type="spellStart"/>
+      <w:proofErr w:type="gramStart"/>
+      <w:r>
+        <w:rPr>
+          <w:rFonts w:ascii="Consolas" w:eastAsia="Times New Roman" w:hAnsi="Consolas" w:cs="Times New Roman"/>
+          <w:color w:val="D9E8F7"/>
+          <w:kern w:val="0"/>
+          <w:sz w:val="20"/>
+          <w:szCs w:val="20"/>
+          <w14:ligatures w14:val="none"/>
+        </w:rPr>
+        <w:t>java</w:t>
       </w:r>
       <w:r>
         <w:rPr>
@@ -9455,6 +12128,7 @@
         </w:rPr>
         <w:t>util</w:t>
       </w:r>
+      <w:proofErr w:type="gramEnd"/>
       <w:r>
         <w:rPr>
           <w:rFonts w:ascii="Consolas" w:eastAsia="Times New Roman" w:hAnsi="Consolas" w:cs="Times New Roman"/>
@@ -9477,6 +12151,7 @@
         </w:rPr>
         <w:t>Scanner</w:t>
       </w:r>
+      <w:proofErr w:type="spellEnd"/>
       <w:r>
         <w:rPr>
           <w:rFonts w:ascii="Consolas" w:eastAsia="Times New Roman" w:hAnsi="Consolas" w:cs="Times New Roman"/>
@@ -9702,6 +12377,7 @@
         </w:rPr>
         <w:t xml:space="preserve"> </w:t>
       </w:r>
+      <w:proofErr w:type="gramStart"/>
       <w:r>
         <w:rPr>
           <w:rFonts w:ascii="Consolas" w:eastAsia="Times New Roman" w:hAnsi="Consolas" w:cs="Times New Roman"/>
@@ -9744,19 +12420,32 @@
           <w:szCs w:val="20"/>
           <w14:ligatures w14:val="none"/>
         </w:rPr>
-        <w:t>[]</w:t>
-      </w:r>
-      <w:r>
-        <w:rPr>
-          <w:rFonts w:ascii="Consolas" w:eastAsia="Times New Roman" w:hAnsi="Consolas" w:cs="Times New Roman"/>
-          <w:color w:val="D9E8F7"/>
-          <w:kern w:val="0"/>
-          <w:sz w:val="20"/>
-          <w:szCs w:val="20"/>
-          <w14:ligatures w14:val="none"/>
-        </w:rPr>
-        <w:t xml:space="preserve"> </w:t>
-      </w:r>
+        <w:t>[</w:t>
+      </w:r>
+      <w:proofErr w:type="gramEnd"/>
+      <w:r>
+        <w:rPr>
+          <w:rFonts w:ascii="Consolas" w:eastAsia="Times New Roman" w:hAnsi="Consolas" w:cs="Times New Roman"/>
+          <w:color w:val="F9FAF4"/>
+          <w:kern w:val="0"/>
+          <w:sz w:val="20"/>
+          <w:szCs w:val="20"/>
+          <w14:ligatures w14:val="none"/>
+        </w:rPr>
+        <w:t>]</w:t>
+      </w:r>
+      <w:r>
+        <w:rPr>
+          <w:rFonts w:ascii="Consolas" w:eastAsia="Times New Roman" w:hAnsi="Consolas" w:cs="Times New Roman"/>
+          <w:color w:val="D9E8F7"/>
+          <w:kern w:val="0"/>
+          <w:sz w:val="20"/>
+          <w:szCs w:val="20"/>
+          <w14:ligatures w14:val="none"/>
+        </w:rPr>
+        <w:t xml:space="preserve"> </w:t>
+      </w:r>
+      <w:proofErr w:type="spellStart"/>
       <w:r>
         <w:rPr>
           <w:rFonts w:ascii="Consolas" w:eastAsia="Times New Roman" w:hAnsi="Consolas" w:cs="Times New Roman"/>
@@ -9768,6 +12457,7 @@
         </w:rPr>
         <w:t>args</w:t>
       </w:r>
+      <w:proofErr w:type="spellEnd"/>
       <w:r>
         <w:rPr>
           <w:rFonts w:ascii="Consolas" w:eastAsia="Times New Roman" w:hAnsi="Consolas" w:cs="Times New Roman"/>
@@ -9999,6 +12689,7 @@
         </w:rPr>
         <w:t xml:space="preserve"> </w:t>
       </w:r>
+      <w:proofErr w:type="gramStart"/>
       <w:r>
         <w:rPr>
           <w:rFonts w:ascii="Consolas" w:eastAsia="Times New Roman" w:hAnsi="Consolas" w:cs="Times New Roman"/>
@@ -10021,6 +12712,7 @@
         </w:rPr>
         <w:t>(</w:t>
       </w:r>
+      <w:proofErr w:type="gramEnd"/>
       <w:r>
         <w:rPr>
           <w:rFonts w:ascii="Consolas" w:eastAsia="Times New Roman" w:hAnsi="Consolas" w:cs="Times New Roman"/>
@@ -10279,6 +12971,7 @@
         </w:rPr>
         <w:tab/>
       </w:r>
+      <w:proofErr w:type="spellStart"/>
       <w:r>
         <w:rPr>
           <w:rFonts w:ascii="Consolas" w:eastAsia="Times New Roman" w:hAnsi="Consolas" w:cs="Times New Roman"/>
@@ -10338,6 +13031,7 @@
         </w:rPr>
         <w:t>print</w:t>
       </w:r>
+      <w:proofErr w:type="spellEnd"/>
       <w:r>
         <w:rPr>
           <w:rFonts w:ascii="Consolas" w:eastAsia="Times New Roman" w:hAnsi="Consolas" w:cs="Times New Roman"/>
@@ -10474,6 +13168,8 @@
         </w:rPr>
         <w:t xml:space="preserve"> </w:t>
       </w:r>
+      <w:proofErr w:type="spellStart"/>
+      <w:proofErr w:type="gramStart"/>
       <w:r>
         <w:rPr>
           <w:rFonts w:ascii="Consolas" w:eastAsia="Times New Roman" w:hAnsi="Consolas" w:cs="Times New Roman"/>
@@ -10507,6 +13203,8 @@
         </w:rPr>
         <w:t>next</w:t>
       </w:r>
+      <w:proofErr w:type="spellEnd"/>
+      <w:proofErr w:type="gramEnd"/>
       <w:r>
         <w:rPr>
           <w:rFonts w:ascii="Consolas" w:eastAsia="Times New Roman" w:hAnsi="Consolas" w:cs="Times New Roman"/>
@@ -10610,6 +13308,7 @@
         </w:rPr>
         <w:t xml:space="preserve"> </w:t>
       </w:r>
+      <w:proofErr w:type="gramStart"/>
       <w:r>
         <w:rPr>
           <w:rFonts w:ascii="Consolas" w:eastAsia="Times New Roman" w:hAnsi="Consolas" w:cs="Times New Roman"/>
@@ -10632,6 +13331,7 @@
         </w:rPr>
         <w:t>!</w:t>
       </w:r>
+      <w:proofErr w:type="spellStart"/>
       <w:r>
         <w:rPr>
           <w:rFonts w:ascii="Consolas" w:eastAsia="Times New Roman" w:hAnsi="Consolas" w:cs="Times New Roman"/>
@@ -10643,6 +13343,7 @@
         </w:rPr>
         <w:t>phrase</w:t>
       </w:r>
+      <w:proofErr w:type="gramEnd"/>
       <w:r>
         <w:rPr>
           <w:rFonts w:ascii="Consolas" w:eastAsia="Times New Roman" w:hAnsi="Consolas" w:cs="Times New Roman"/>
@@ -10665,6 +13366,7 @@
         </w:rPr>
         <w:t>equals</w:t>
       </w:r>
+      <w:proofErr w:type="spellEnd"/>
       <w:r>
         <w:rPr>
           <w:rFonts w:ascii="Consolas" w:eastAsia="Times New Roman" w:hAnsi="Consolas" w:cs="Times New Roman"/>
@@ -10685,7 +13387,31 @@
           <w:szCs w:val="20"/>
           <w14:ligatures w14:val="none"/>
         </w:rPr>
-        <w:t>"abcd"</w:t>
+        <w:t>"</w:t>
+      </w:r>
+      <w:proofErr w:type="spellStart"/>
+      <w:r>
+        <w:rPr>
+          <w:rFonts w:ascii="Consolas" w:eastAsia="Times New Roman" w:hAnsi="Consolas" w:cs="Times New Roman"/>
+          <w:color w:val="17C6A3"/>
+          <w:kern w:val="0"/>
+          <w:sz w:val="20"/>
+          <w:szCs w:val="20"/>
+          <w14:ligatures w14:val="none"/>
+        </w:rPr>
+        <w:t>abcd</w:t>
+      </w:r>
+      <w:proofErr w:type="spellEnd"/>
+      <w:r>
+        <w:rPr>
+          <w:rFonts w:ascii="Consolas" w:eastAsia="Times New Roman" w:hAnsi="Consolas" w:cs="Times New Roman"/>
+          <w:color w:val="17C6A3"/>
+          <w:kern w:val="0"/>
+          <w:sz w:val="20"/>
+          <w:szCs w:val="20"/>
+          <w14:ligatures w14:val="none"/>
+        </w:rPr>
+        <w:t>"</w:t>
       </w:r>
       <w:r>
         <w:rPr>
@@ -10832,6 +13558,7 @@
       <w:r>
         <w:rPr>
           <w:rFonts w:ascii="Times New Roman" w:hAnsi="Times New Roman" w:cs="Times New Roman"/>
+          <w:noProof/>
         </w:rPr>
         <w:drawing>
           <wp:inline distT="0" distB="0" distL="0" distR="0" wp14:anchorId="52860126" wp14:editId="4525ECA8">
@@ -11033,7 +13760,35 @@
         <w:rPr>
           <w:rFonts w:ascii="Times New Roman" w:hAnsi="Times New Roman" w:cs="Times New Roman"/>
         </w:rPr>
-        <w:t xml:space="preserve">Jika pengguna memasukkan </w:t>
+        <w:t xml:space="preserve">Jika </w:t>
+      </w:r>
+      <w:proofErr w:type="spellStart"/>
+      <w:r>
+        <w:rPr>
+          <w:rFonts w:ascii="Times New Roman" w:hAnsi="Times New Roman" w:cs="Times New Roman"/>
+        </w:rPr>
+        <w:t>pengguna</w:t>
+      </w:r>
+      <w:proofErr w:type="spellEnd"/>
+      <w:r>
+        <w:rPr>
+          <w:rFonts w:ascii="Times New Roman" w:hAnsi="Times New Roman" w:cs="Times New Roman"/>
+        </w:rPr>
+        <w:t xml:space="preserve"> </w:t>
+      </w:r>
+      <w:proofErr w:type="spellStart"/>
+      <w:r>
+        <w:rPr>
+          <w:rFonts w:ascii="Times New Roman" w:hAnsi="Times New Roman" w:cs="Times New Roman"/>
+        </w:rPr>
+        <w:t>memasukkan</w:t>
+      </w:r>
+      <w:proofErr w:type="spellEnd"/>
+      <w:r>
+        <w:rPr>
+          <w:rFonts w:ascii="Times New Roman" w:hAnsi="Times New Roman" w:cs="Times New Roman"/>
+        </w:rPr>
+        <w:t xml:space="preserve"> </w:t>
       </w:r>
       <w:r>
         <w:rPr>
@@ -11041,13 +13796,73 @@
           <w:b/>
           <w:bCs/>
         </w:rPr>
-        <w:t>“abcd”</w:t>
-      </w:r>
-      <w:r>
-        <w:rPr>
-          <w:rFonts w:ascii="Times New Roman" w:hAnsi="Times New Roman" w:cs="Times New Roman"/>
-        </w:rPr>
-        <w:t>, kondisi menjadi salah dan program berhenti.</w:t>
+        <w:t>“</w:t>
+      </w:r>
+      <w:proofErr w:type="spellStart"/>
+      <w:r>
+        <w:rPr>
+          <w:rFonts w:ascii="Times New Roman" w:hAnsi="Times New Roman" w:cs="Times New Roman"/>
+          <w:b/>
+          <w:bCs/>
+        </w:rPr>
+        <w:t>abcd</w:t>
+      </w:r>
+      <w:proofErr w:type="spellEnd"/>
+      <w:r>
+        <w:rPr>
+          <w:rFonts w:ascii="Times New Roman" w:hAnsi="Times New Roman" w:cs="Times New Roman"/>
+          <w:b/>
+          <w:bCs/>
+        </w:rPr>
+        <w:t>”</w:t>
+      </w:r>
+      <w:r>
+        <w:rPr>
+          <w:rFonts w:ascii="Times New Roman" w:hAnsi="Times New Roman" w:cs="Times New Roman"/>
+        </w:rPr>
+        <w:t xml:space="preserve">, </w:t>
+      </w:r>
+      <w:proofErr w:type="spellStart"/>
+      <w:r>
+        <w:rPr>
+          <w:rFonts w:ascii="Times New Roman" w:hAnsi="Times New Roman" w:cs="Times New Roman"/>
+        </w:rPr>
+        <w:t>kondisi</w:t>
+      </w:r>
+      <w:proofErr w:type="spellEnd"/>
+      <w:r>
+        <w:rPr>
+          <w:rFonts w:ascii="Times New Roman" w:hAnsi="Times New Roman" w:cs="Times New Roman"/>
+        </w:rPr>
+        <w:t xml:space="preserve"> </w:t>
+      </w:r>
+      <w:proofErr w:type="spellStart"/>
+      <w:r>
+        <w:rPr>
+          <w:rFonts w:ascii="Times New Roman" w:hAnsi="Times New Roman" w:cs="Times New Roman"/>
+        </w:rPr>
+        <w:t>menjadi</w:t>
+      </w:r>
+      <w:proofErr w:type="spellEnd"/>
+      <w:r>
+        <w:rPr>
+          <w:rFonts w:ascii="Times New Roman" w:hAnsi="Times New Roman" w:cs="Times New Roman"/>
+        </w:rPr>
+        <w:t xml:space="preserve"> salah dan program </w:t>
+      </w:r>
+      <w:proofErr w:type="spellStart"/>
+      <w:r>
+        <w:rPr>
+          <w:rFonts w:ascii="Times New Roman" w:hAnsi="Times New Roman" w:cs="Times New Roman"/>
+        </w:rPr>
+        <w:t>berhenti</w:t>
+      </w:r>
+      <w:proofErr w:type="spellEnd"/>
+      <w:r>
+        <w:rPr>
+          <w:rFonts w:ascii="Times New Roman" w:hAnsi="Times New Roman" w:cs="Times New Roman"/>
+        </w:rPr>
+        <w:t>.</w:t>
       </w:r>
     </w:p>
     <w:p>
@@ -11069,9 +13884,11 @@
         </w:numPr>
         <w:ind w:left="720"/>
       </w:pPr>
+      <w:bookmarkStart w:id="18" w:name="_Toc213583206"/>
       <w:r>
         <w:t>LemparDadu</w:t>
       </w:r>
+      <w:bookmarkEnd w:id="18"/>
     </w:p>
     <w:p>
       <w:pPr>
@@ -11105,11 +13922,19 @@
           <w:rFonts w:ascii="Times New Roman" w:hAnsi="Times New Roman" w:cs="Times New Roman"/>
         </w:rPr>
       </w:pPr>
-      <w:r>
-        <w:rPr>
-          <w:rFonts w:ascii="Times New Roman" w:hAnsi="Times New Roman" w:cs="Times New Roman"/>
-        </w:rPr>
-        <w:t xml:space="preserve">Buat package </w:t>
+      <w:proofErr w:type="spellStart"/>
+      <w:r>
+        <w:rPr>
+          <w:rFonts w:ascii="Times New Roman" w:hAnsi="Times New Roman" w:cs="Times New Roman"/>
+        </w:rPr>
+        <w:t>Buat</w:t>
+      </w:r>
+      <w:proofErr w:type="spellEnd"/>
+      <w:r>
+        <w:rPr>
+          <w:rFonts w:ascii="Times New Roman" w:hAnsi="Times New Roman" w:cs="Times New Roman"/>
+        </w:rPr>
+        <w:t xml:space="preserve"> package </w:t>
       </w:r>
       <w:r>
         <w:rPr>
@@ -11139,11 +13964,47 @@
           <w:rFonts w:ascii="Times New Roman" w:hAnsi="Times New Roman" w:cs="Times New Roman"/>
         </w:rPr>
       </w:pPr>
-      <w:r>
-        <w:rPr>
-          <w:rFonts w:ascii="Times New Roman" w:hAnsi="Times New Roman" w:cs="Times New Roman"/>
-        </w:rPr>
-        <w:t xml:space="preserve">Tambahkan class baru bernama </w:t>
+      <w:proofErr w:type="spellStart"/>
+      <w:r>
+        <w:rPr>
+          <w:rFonts w:ascii="Times New Roman" w:hAnsi="Times New Roman" w:cs="Times New Roman"/>
+        </w:rPr>
+        <w:t>Tambahkan</w:t>
+      </w:r>
+      <w:proofErr w:type="spellEnd"/>
+      <w:r>
+        <w:rPr>
+          <w:rFonts w:ascii="Times New Roman" w:hAnsi="Times New Roman" w:cs="Times New Roman"/>
+        </w:rPr>
+        <w:t xml:space="preserve"> class </w:t>
+      </w:r>
+      <w:proofErr w:type="spellStart"/>
+      <w:r>
+        <w:rPr>
+          <w:rFonts w:ascii="Times New Roman" w:hAnsi="Times New Roman" w:cs="Times New Roman"/>
+        </w:rPr>
+        <w:t>baru</w:t>
+      </w:r>
+      <w:proofErr w:type="spellEnd"/>
+      <w:r>
+        <w:rPr>
+          <w:rFonts w:ascii="Times New Roman" w:hAnsi="Times New Roman" w:cs="Times New Roman"/>
+        </w:rPr>
+        <w:t xml:space="preserve"> </w:t>
+      </w:r>
+      <w:proofErr w:type="spellStart"/>
+      <w:r>
+        <w:rPr>
+          <w:rFonts w:ascii="Times New Roman" w:hAnsi="Times New Roman" w:cs="Times New Roman"/>
+        </w:rPr>
+        <w:t>bernama</w:t>
+      </w:r>
+      <w:proofErr w:type="spellEnd"/>
+      <w:r>
+        <w:rPr>
+          <w:rFonts w:ascii="Times New Roman" w:hAnsi="Times New Roman" w:cs="Times New Roman"/>
+        </w:rPr>
+        <w:t xml:space="preserve"> </w:t>
       </w:r>
       <w:r>
         <w:rPr>
@@ -11221,7 +14082,63 @@
         <w:rPr>
           <w:rFonts w:ascii="Times New Roman" w:hAnsi="Times New Roman" w:cs="Times New Roman"/>
         </w:rPr>
-        <w:t>Amati hasil output setiap kali program melempar dua dadu.</w:t>
+        <w:t xml:space="preserve">Amati </w:t>
+      </w:r>
+      <w:proofErr w:type="spellStart"/>
+      <w:r>
+        <w:rPr>
+          <w:rFonts w:ascii="Times New Roman" w:hAnsi="Times New Roman" w:cs="Times New Roman"/>
+        </w:rPr>
+        <w:t>hasil</w:t>
+      </w:r>
+      <w:proofErr w:type="spellEnd"/>
+      <w:r>
+        <w:rPr>
+          <w:rFonts w:ascii="Times New Roman" w:hAnsi="Times New Roman" w:cs="Times New Roman"/>
+        </w:rPr>
+        <w:t xml:space="preserve"> output </w:t>
+      </w:r>
+      <w:proofErr w:type="spellStart"/>
+      <w:r>
+        <w:rPr>
+          <w:rFonts w:ascii="Times New Roman" w:hAnsi="Times New Roman" w:cs="Times New Roman"/>
+        </w:rPr>
+        <w:t>setiap</w:t>
+      </w:r>
+      <w:proofErr w:type="spellEnd"/>
+      <w:r>
+        <w:rPr>
+          <w:rFonts w:ascii="Times New Roman" w:hAnsi="Times New Roman" w:cs="Times New Roman"/>
+        </w:rPr>
+        <w:t xml:space="preserve"> kali program </w:t>
+      </w:r>
+      <w:proofErr w:type="spellStart"/>
+      <w:r>
+        <w:rPr>
+          <w:rFonts w:ascii="Times New Roman" w:hAnsi="Times New Roman" w:cs="Times New Roman"/>
+        </w:rPr>
+        <w:t>melempar</w:t>
+      </w:r>
+      <w:proofErr w:type="spellEnd"/>
+      <w:r>
+        <w:rPr>
+          <w:rFonts w:ascii="Times New Roman" w:hAnsi="Times New Roman" w:cs="Times New Roman"/>
+        </w:rPr>
+        <w:t xml:space="preserve"> dua </w:t>
+      </w:r>
+      <w:proofErr w:type="spellStart"/>
+      <w:r>
+        <w:rPr>
+          <w:rFonts w:ascii="Times New Roman" w:hAnsi="Times New Roman" w:cs="Times New Roman"/>
+        </w:rPr>
+        <w:t>dadu</w:t>
+      </w:r>
+      <w:proofErr w:type="spellEnd"/>
+      <w:r>
+        <w:rPr>
+          <w:rFonts w:ascii="Times New Roman" w:hAnsi="Times New Roman" w:cs="Times New Roman"/>
+        </w:rPr>
+        <w:t>.</w:t>
       </w:r>
     </w:p>
     <w:p>
@@ -11241,7 +14158,91 @@
         <w:rPr>
           <w:rFonts w:ascii="Times New Roman" w:hAnsi="Times New Roman" w:cs="Times New Roman"/>
         </w:rPr>
-        <w:t xml:space="preserve">Program berhenti ketika jumlah kedua dadu bernilai </w:t>
+        <w:t xml:space="preserve">Program </w:t>
+      </w:r>
+      <w:proofErr w:type="spellStart"/>
+      <w:r>
+        <w:rPr>
+          <w:rFonts w:ascii="Times New Roman" w:hAnsi="Times New Roman" w:cs="Times New Roman"/>
+        </w:rPr>
+        <w:t>berhenti</w:t>
+      </w:r>
+      <w:proofErr w:type="spellEnd"/>
+      <w:r>
+        <w:rPr>
+          <w:rFonts w:ascii="Times New Roman" w:hAnsi="Times New Roman" w:cs="Times New Roman"/>
+        </w:rPr>
+        <w:t xml:space="preserve"> </w:t>
+      </w:r>
+      <w:proofErr w:type="spellStart"/>
+      <w:r>
+        <w:rPr>
+          <w:rFonts w:ascii="Times New Roman" w:hAnsi="Times New Roman" w:cs="Times New Roman"/>
+        </w:rPr>
+        <w:t>ketika</w:t>
+      </w:r>
+      <w:proofErr w:type="spellEnd"/>
+      <w:r>
+        <w:rPr>
+          <w:rFonts w:ascii="Times New Roman" w:hAnsi="Times New Roman" w:cs="Times New Roman"/>
+        </w:rPr>
+        <w:t xml:space="preserve"> </w:t>
+      </w:r>
+      <w:proofErr w:type="spellStart"/>
+      <w:r>
+        <w:rPr>
+          <w:rFonts w:ascii="Times New Roman" w:hAnsi="Times New Roman" w:cs="Times New Roman"/>
+        </w:rPr>
+        <w:t>jumlah</w:t>
+      </w:r>
+      <w:proofErr w:type="spellEnd"/>
+      <w:r>
+        <w:rPr>
+          <w:rFonts w:ascii="Times New Roman" w:hAnsi="Times New Roman" w:cs="Times New Roman"/>
+        </w:rPr>
+        <w:t xml:space="preserve"> </w:t>
+      </w:r>
+      <w:proofErr w:type="spellStart"/>
+      <w:r>
+        <w:rPr>
+          <w:rFonts w:ascii="Times New Roman" w:hAnsi="Times New Roman" w:cs="Times New Roman"/>
+        </w:rPr>
+        <w:t>kedua</w:t>
+      </w:r>
+      <w:proofErr w:type="spellEnd"/>
+      <w:r>
+        <w:rPr>
+          <w:rFonts w:ascii="Times New Roman" w:hAnsi="Times New Roman" w:cs="Times New Roman"/>
+        </w:rPr>
+        <w:t xml:space="preserve"> </w:t>
+      </w:r>
+      <w:proofErr w:type="spellStart"/>
+      <w:r>
+        <w:rPr>
+          <w:rFonts w:ascii="Times New Roman" w:hAnsi="Times New Roman" w:cs="Times New Roman"/>
+        </w:rPr>
+        <w:t>dadu</w:t>
+      </w:r>
+      <w:proofErr w:type="spellEnd"/>
+      <w:r>
+        <w:rPr>
+          <w:rFonts w:ascii="Times New Roman" w:hAnsi="Times New Roman" w:cs="Times New Roman"/>
+        </w:rPr>
+        <w:t xml:space="preserve"> </w:t>
+      </w:r>
+      <w:proofErr w:type="spellStart"/>
+      <w:r>
+        <w:rPr>
+          <w:rFonts w:ascii="Times New Roman" w:hAnsi="Times New Roman" w:cs="Times New Roman"/>
+        </w:rPr>
+        <w:t>bernilai</w:t>
+      </w:r>
+      <w:proofErr w:type="spellEnd"/>
+      <w:r>
+        <w:rPr>
+          <w:rFonts w:ascii="Times New Roman" w:hAnsi="Times New Roman" w:cs="Times New Roman"/>
+        </w:rPr>
+        <w:t xml:space="preserve"> </w:t>
       </w:r>
       <w:r>
         <w:rPr>
@@ -11255,7 +14256,63 @@
         <w:rPr>
           <w:rFonts w:ascii="Times New Roman" w:hAnsi="Times New Roman" w:cs="Times New Roman"/>
         </w:rPr>
-        <w:t xml:space="preserve"> dan menampilkan jumlah percobaan yang dilakukan.</w:t>
+        <w:t xml:space="preserve"> dan </w:t>
+      </w:r>
+      <w:proofErr w:type="spellStart"/>
+      <w:r>
+        <w:rPr>
+          <w:rFonts w:ascii="Times New Roman" w:hAnsi="Times New Roman" w:cs="Times New Roman"/>
+        </w:rPr>
+        <w:t>menampilkan</w:t>
+      </w:r>
+      <w:proofErr w:type="spellEnd"/>
+      <w:r>
+        <w:rPr>
+          <w:rFonts w:ascii="Times New Roman" w:hAnsi="Times New Roman" w:cs="Times New Roman"/>
+        </w:rPr>
+        <w:t xml:space="preserve"> </w:t>
+      </w:r>
+      <w:proofErr w:type="spellStart"/>
+      <w:r>
+        <w:rPr>
+          <w:rFonts w:ascii="Times New Roman" w:hAnsi="Times New Roman" w:cs="Times New Roman"/>
+        </w:rPr>
+        <w:t>jumlah</w:t>
+      </w:r>
+      <w:proofErr w:type="spellEnd"/>
+      <w:r>
+        <w:rPr>
+          <w:rFonts w:ascii="Times New Roman" w:hAnsi="Times New Roman" w:cs="Times New Roman"/>
+        </w:rPr>
+        <w:t xml:space="preserve"> </w:t>
+      </w:r>
+      <w:proofErr w:type="spellStart"/>
+      <w:r>
+        <w:rPr>
+          <w:rFonts w:ascii="Times New Roman" w:hAnsi="Times New Roman" w:cs="Times New Roman"/>
+        </w:rPr>
+        <w:t>percobaan</w:t>
+      </w:r>
+      <w:proofErr w:type="spellEnd"/>
+      <w:r>
+        <w:rPr>
+          <w:rFonts w:ascii="Times New Roman" w:hAnsi="Times New Roman" w:cs="Times New Roman"/>
+        </w:rPr>
+        <w:t xml:space="preserve"> yang </w:t>
+      </w:r>
+      <w:proofErr w:type="spellStart"/>
+      <w:r>
+        <w:rPr>
+          <w:rFonts w:ascii="Times New Roman" w:hAnsi="Times New Roman" w:cs="Times New Roman"/>
+        </w:rPr>
+        <w:t>dilakukan</w:t>
+      </w:r>
+      <w:proofErr w:type="spellEnd"/>
+      <w:r>
+        <w:rPr>
+          <w:rFonts w:ascii="Times New Roman" w:hAnsi="Times New Roman" w:cs="Times New Roman"/>
+        </w:rPr>
+        <w:t>.</w:t>
       </w:r>
     </w:p>
     <w:p>
@@ -11273,11 +14330,19 @@
         </w:rPr>
         <w:tab/>
       </w:r>
-      <w:r>
-        <w:rPr>
-          <w:rFonts w:ascii="Times New Roman" w:hAnsi="Times New Roman" w:cs="Times New Roman"/>
-        </w:rPr>
-        <w:t>Contoh Syntax</w:t>
+      <w:proofErr w:type="spellStart"/>
+      <w:r>
+        <w:rPr>
+          <w:rFonts w:ascii="Times New Roman" w:hAnsi="Times New Roman" w:cs="Times New Roman"/>
+        </w:rPr>
+        <w:t>Contoh</w:t>
+      </w:r>
+      <w:proofErr w:type="spellEnd"/>
+      <w:r>
+        <w:rPr>
+          <w:rFonts w:ascii="Times New Roman" w:hAnsi="Times New Roman" w:cs="Times New Roman"/>
+        </w:rPr>
+        <w:t xml:space="preserve"> Syntax</w:t>
       </w:r>
     </w:p>
     <w:p>
@@ -11362,7 +14427,20 @@
           <w:szCs w:val="20"/>
           <w14:ligatures w14:val="none"/>
         </w:rPr>
-        <w:t xml:space="preserve"> java</w:t>
+        <w:t xml:space="preserve"> </w:t>
+      </w:r>
+      <w:proofErr w:type="spellStart"/>
+      <w:proofErr w:type="gramStart"/>
+      <w:r>
+        <w:rPr>
+          <w:rFonts w:ascii="Consolas" w:eastAsia="Times New Roman" w:hAnsi="Consolas" w:cs="Times New Roman"/>
+          <w:color w:val="D9E8F7"/>
+          <w:kern w:val="0"/>
+          <w:sz w:val="20"/>
+          <w:szCs w:val="20"/>
+          <w14:ligatures w14:val="none"/>
+        </w:rPr>
+        <w:t>java</w:t>
       </w:r>
       <w:r>
         <w:rPr>
@@ -11386,6 +14464,7 @@
         </w:rPr>
         <w:t>util</w:t>
       </w:r>
+      <w:proofErr w:type="gramEnd"/>
       <w:r>
         <w:rPr>
           <w:rFonts w:ascii="Consolas" w:eastAsia="Times New Roman" w:hAnsi="Consolas" w:cs="Times New Roman"/>
@@ -11408,6 +14487,7 @@
         </w:rPr>
         <w:t>Random</w:t>
       </w:r>
+      <w:proofErr w:type="spellEnd"/>
       <w:r>
         <w:rPr>
           <w:rFonts w:ascii="Consolas" w:eastAsia="Times New Roman" w:hAnsi="Consolas" w:cs="Times New Roman"/>
@@ -11618,6 +14698,7 @@
         </w:rPr>
         <w:t xml:space="preserve"> </w:t>
       </w:r>
+      <w:proofErr w:type="gramStart"/>
       <w:r>
         <w:rPr>
           <w:rFonts w:ascii="Consolas" w:eastAsia="Times New Roman" w:hAnsi="Consolas" w:cs="Times New Roman"/>
@@ -11660,19 +14741,32 @@
           <w:szCs w:val="20"/>
           <w14:ligatures w14:val="none"/>
         </w:rPr>
-        <w:t>[]</w:t>
-      </w:r>
-      <w:r>
-        <w:rPr>
-          <w:rFonts w:ascii="Consolas" w:eastAsia="Times New Roman" w:hAnsi="Consolas" w:cs="Times New Roman"/>
-          <w:color w:val="D9E8F7"/>
-          <w:kern w:val="0"/>
-          <w:sz w:val="20"/>
-          <w:szCs w:val="20"/>
-          <w14:ligatures w14:val="none"/>
-        </w:rPr>
-        <w:t xml:space="preserve"> </w:t>
-      </w:r>
+        <w:t>[</w:t>
+      </w:r>
+      <w:proofErr w:type="gramEnd"/>
+      <w:r>
+        <w:rPr>
+          <w:rFonts w:ascii="Consolas" w:eastAsia="Times New Roman" w:hAnsi="Consolas" w:cs="Times New Roman"/>
+          <w:color w:val="F9FAF4"/>
+          <w:kern w:val="0"/>
+          <w:sz w:val="20"/>
+          <w:szCs w:val="20"/>
+          <w14:ligatures w14:val="none"/>
+        </w:rPr>
+        <w:t>]</w:t>
+      </w:r>
+      <w:r>
+        <w:rPr>
+          <w:rFonts w:ascii="Consolas" w:eastAsia="Times New Roman" w:hAnsi="Consolas" w:cs="Times New Roman"/>
+          <w:color w:val="D9E8F7"/>
+          <w:kern w:val="0"/>
+          <w:sz w:val="20"/>
+          <w:szCs w:val="20"/>
+          <w14:ligatures w14:val="none"/>
+        </w:rPr>
+        <w:t xml:space="preserve"> </w:t>
+      </w:r>
+      <w:proofErr w:type="spellStart"/>
       <w:r>
         <w:rPr>
           <w:rFonts w:ascii="Consolas" w:eastAsia="Times New Roman" w:hAnsi="Consolas" w:cs="Times New Roman"/>
@@ -11684,6 +14778,7 @@
         </w:rPr>
         <w:t>args</w:t>
       </w:r>
+      <w:proofErr w:type="spellEnd"/>
       <w:r>
         <w:rPr>
           <w:rFonts w:ascii="Consolas" w:eastAsia="Times New Roman" w:hAnsi="Consolas" w:cs="Times New Roman"/>
@@ -12278,6 +15373,7 @@
         </w:rPr>
         <w:t>(</w:t>
       </w:r>
+      <w:proofErr w:type="gramStart"/>
       <w:r>
         <w:rPr>
           <w:rFonts w:ascii="Consolas" w:eastAsia="Times New Roman" w:hAnsi="Consolas" w:cs="Times New Roman"/>
@@ -12309,7 +15405,19 @@
           <w:szCs w:val="20"/>
           <w14:ligatures w14:val="none"/>
         </w:rPr>
-        <w:t>!=</w:t>
+        <w:t>!</w:t>
+      </w:r>
+      <w:proofErr w:type="gramEnd"/>
+      <w:r>
+        <w:rPr>
+          <w:rFonts w:ascii="Consolas" w:eastAsia="Times New Roman" w:hAnsi="Consolas" w:cs="Times New Roman"/>
+          <w:color w:val="E6E6FA"/>
+          <w:kern w:val="0"/>
+          <w:sz w:val="20"/>
+          <w:szCs w:val="20"/>
+          <w14:ligatures w14:val="none"/>
+        </w:rPr>
+        <w:t>=</w:t>
       </w:r>
       <w:r>
         <w:rPr>
@@ -12480,6 +15588,8 @@
         </w:rPr>
         <w:t xml:space="preserve"> </w:t>
       </w:r>
+      <w:proofErr w:type="spellStart"/>
+      <w:proofErr w:type="gramStart"/>
       <w:r>
         <w:rPr>
           <w:rFonts w:ascii="Consolas" w:eastAsia="Times New Roman" w:hAnsi="Consolas" w:cs="Times New Roman"/>
@@ -12513,6 +15623,8 @@
         </w:rPr>
         <w:t>nextInt</w:t>
       </w:r>
+      <w:proofErr w:type="spellEnd"/>
+      <w:proofErr w:type="gramEnd"/>
       <w:r>
         <w:rPr>
           <w:rFonts w:ascii="Consolas" w:eastAsia="Times New Roman" w:hAnsi="Consolas" w:cs="Times New Roman"/>
@@ -12715,6 +15827,8 @@
         </w:rPr>
         <w:t xml:space="preserve"> </w:t>
       </w:r>
+      <w:proofErr w:type="spellStart"/>
+      <w:proofErr w:type="gramStart"/>
       <w:r>
         <w:rPr>
           <w:rFonts w:ascii="Consolas" w:eastAsia="Times New Roman" w:hAnsi="Consolas" w:cs="Times New Roman"/>
@@ -12748,6 +15862,8 @@
         </w:rPr>
         <w:t>nextInt</w:t>
       </w:r>
+      <w:proofErr w:type="spellEnd"/>
+      <w:proofErr w:type="gramEnd"/>
       <w:r>
         <w:rPr>
           <w:rFonts w:ascii="Consolas" w:eastAsia="Times New Roman" w:hAnsi="Consolas" w:cs="Times New Roman"/>
@@ -13043,6 +16159,7 @@
         </w:rPr>
         <w:tab/>
       </w:r>
+      <w:proofErr w:type="spellStart"/>
       <w:r>
         <w:rPr>
           <w:rFonts w:ascii="Consolas" w:eastAsia="Times New Roman" w:hAnsi="Consolas" w:cs="Times New Roman"/>
@@ -13103,6 +16220,7 @@
         </w:rPr>
         <w:t>println</w:t>
       </w:r>
+      <w:proofErr w:type="spellEnd"/>
       <w:r>
         <w:rPr>
           <w:rFonts w:ascii="Consolas" w:eastAsia="Times New Roman" w:hAnsi="Consolas" w:cs="Times New Roman"/>
@@ -13478,6 +16596,7 @@
         </w:rPr>
         <w:tab/>
       </w:r>
+      <w:proofErr w:type="spellStart"/>
       <w:r>
         <w:rPr>
           <w:rFonts w:ascii="Consolas" w:eastAsia="Times New Roman" w:hAnsi="Consolas" w:cs="Times New Roman"/>
@@ -13537,6 +16656,7 @@
         </w:rPr>
         <w:t>println</w:t>
       </w:r>
+      <w:proofErr w:type="spellEnd"/>
       <w:r>
         <w:rPr>
           <w:rFonts w:ascii="Consolas" w:eastAsia="Times New Roman" w:hAnsi="Consolas" w:cs="Times New Roman"/>
@@ -13792,6 +16912,7 @@
       <w:r>
         <w:rPr>
           <w:rFonts w:ascii="Times New Roman" w:hAnsi="Times New Roman" w:cs="Times New Roman"/>
+          <w:noProof/>
         </w:rPr>
         <w:drawing>
           <wp:inline distT="0" distB="0" distL="0" distR="0" wp14:anchorId="53E172EB" wp14:editId="1CE2B567">
@@ -13839,12 +16960,14 @@
           <w:rFonts w:ascii="Times New Roman" w:hAnsi="Times New Roman" w:cs="Times New Roman"/>
         </w:rPr>
       </w:pPr>
+      <w:proofErr w:type="spellStart"/>
       <w:r>
         <w:rPr>
           <w:rFonts w:ascii="Times New Roman" w:hAnsi="Times New Roman" w:cs="Times New Roman"/>
         </w:rPr>
         <w:t>Analisis</w:t>
       </w:r>
+      <w:proofErr w:type="spellEnd"/>
     </w:p>
     <w:p>
       <w:pPr>
@@ -13865,49 +16988,129 @@
         <w:rPr>
           <w:rFonts w:ascii="Times New Roman" w:hAnsi="Times New Roman" w:cs="Times New Roman"/>
         </w:rPr>
-        <w:t xml:space="preserve">Program ini menggunakan </w:t>
-      </w:r>
+        <w:t xml:space="preserve">Program </w:t>
+      </w:r>
+      <w:proofErr w:type="spellStart"/>
+      <w:r>
+        <w:rPr>
+          <w:rFonts w:ascii="Times New Roman" w:hAnsi="Times New Roman" w:cs="Times New Roman"/>
+        </w:rPr>
+        <w:t>ini</w:t>
+      </w:r>
+      <w:proofErr w:type="spellEnd"/>
+      <w:r>
+        <w:rPr>
+          <w:rFonts w:ascii="Times New Roman" w:hAnsi="Times New Roman" w:cs="Times New Roman"/>
+        </w:rPr>
+        <w:t xml:space="preserve"> </w:t>
+      </w:r>
+      <w:proofErr w:type="spellStart"/>
+      <w:r>
+        <w:rPr>
+          <w:rFonts w:ascii="Times New Roman" w:hAnsi="Times New Roman" w:cs="Times New Roman"/>
+        </w:rPr>
+        <w:t>menggunakan</w:t>
+      </w:r>
+      <w:proofErr w:type="spellEnd"/>
+      <w:r>
+        <w:rPr>
+          <w:rFonts w:ascii="Times New Roman" w:hAnsi="Times New Roman" w:cs="Times New Roman"/>
+        </w:rPr>
+        <w:t xml:space="preserve"> </w:t>
+      </w:r>
+      <w:proofErr w:type="spellStart"/>
       <w:r>
         <w:rPr>
           <w:rFonts w:ascii="Times New Roman" w:hAnsi="Times New Roman" w:cs="Times New Roman"/>
           <w:b/>
           <w:bCs/>
         </w:rPr>
-        <w:t>kelas Random</w:t>
-      </w:r>
-      <w:r>
-        <w:rPr>
-          <w:rFonts w:ascii="Times New Roman" w:hAnsi="Times New Roman" w:cs="Times New Roman"/>
-        </w:rPr>
-        <w:t xml:space="preserve"> untuk menghasilkan angka acak antara </w:t>
-      </w:r>
+        <w:t>kelas</w:t>
+      </w:r>
+      <w:proofErr w:type="spellEnd"/>
       <w:r>
         <w:rPr>
           <w:rFonts w:ascii="Times New Roman" w:hAnsi="Times New Roman" w:cs="Times New Roman"/>
           <w:b/>
           <w:bCs/>
         </w:rPr>
-        <w:t>1 hingga 6</w:t>
-      </w:r>
-      <w:r>
-        <w:rPr>
-          <w:rFonts w:ascii="Times New Roman" w:hAnsi="Times New Roman" w:cs="Times New Roman"/>
-        </w:rPr>
-        <w:t xml:space="preserve"> sebagai simulasi pelemparan dua dadu.</w:t>
-      </w:r>
-      <w:r>
-        <w:rPr>
-          <w:rFonts w:ascii="Times New Roman" w:hAnsi="Times New Roman" w:cs="Times New Roman"/>
-        </w:rPr>
-        <w:br/>
-        <w:t>Setiap perulangan, nilai kedua dadu dijumlahkan dan ditampilkan.</w:t>
-      </w:r>
-      <w:r>
-        <w:rPr>
-          <w:rFonts w:ascii="Times New Roman" w:hAnsi="Times New Roman" w:cs="Times New Roman"/>
-        </w:rPr>
-        <w:br/>
-        <w:t xml:space="preserve">Selama hasil penjumlahan </w:t>
+        <w:t xml:space="preserve"> Random</w:t>
+      </w:r>
+      <w:r>
+        <w:rPr>
+          <w:rFonts w:ascii="Times New Roman" w:hAnsi="Times New Roman" w:cs="Times New Roman"/>
+        </w:rPr>
+        <w:t xml:space="preserve"> </w:t>
+      </w:r>
+      <w:proofErr w:type="spellStart"/>
+      <w:r>
+        <w:rPr>
+          <w:rFonts w:ascii="Times New Roman" w:hAnsi="Times New Roman" w:cs="Times New Roman"/>
+        </w:rPr>
+        <w:t>untuk</w:t>
+      </w:r>
+      <w:proofErr w:type="spellEnd"/>
+      <w:r>
+        <w:rPr>
+          <w:rFonts w:ascii="Times New Roman" w:hAnsi="Times New Roman" w:cs="Times New Roman"/>
+        </w:rPr>
+        <w:t xml:space="preserve"> </w:t>
+      </w:r>
+      <w:proofErr w:type="spellStart"/>
+      <w:r>
+        <w:rPr>
+          <w:rFonts w:ascii="Times New Roman" w:hAnsi="Times New Roman" w:cs="Times New Roman"/>
+        </w:rPr>
+        <w:t>menghasilkan</w:t>
+      </w:r>
+      <w:proofErr w:type="spellEnd"/>
+      <w:r>
+        <w:rPr>
+          <w:rFonts w:ascii="Times New Roman" w:hAnsi="Times New Roman" w:cs="Times New Roman"/>
+        </w:rPr>
+        <w:t xml:space="preserve"> </w:t>
+      </w:r>
+      <w:proofErr w:type="spellStart"/>
+      <w:r>
+        <w:rPr>
+          <w:rFonts w:ascii="Times New Roman" w:hAnsi="Times New Roman" w:cs="Times New Roman"/>
+        </w:rPr>
+        <w:t>angka</w:t>
+      </w:r>
+      <w:proofErr w:type="spellEnd"/>
+      <w:r>
+        <w:rPr>
+          <w:rFonts w:ascii="Times New Roman" w:hAnsi="Times New Roman" w:cs="Times New Roman"/>
+        </w:rPr>
+        <w:t xml:space="preserve"> </w:t>
+      </w:r>
+      <w:proofErr w:type="spellStart"/>
+      <w:r>
+        <w:rPr>
+          <w:rFonts w:ascii="Times New Roman" w:hAnsi="Times New Roman" w:cs="Times New Roman"/>
+        </w:rPr>
+        <w:t>acak</w:t>
+      </w:r>
+      <w:proofErr w:type="spellEnd"/>
+      <w:r>
+        <w:rPr>
+          <w:rFonts w:ascii="Times New Roman" w:hAnsi="Times New Roman" w:cs="Times New Roman"/>
+        </w:rPr>
+        <w:t xml:space="preserve"> </w:t>
+      </w:r>
+      <w:proofErr w:type="spellStart"/>
+      <w:r>
+        <w:rPr>
+          <w:rFonts w:ascii="Times New Roman" w:hAnsi="Times New Roman" w:cs="Times New Roman"/>
+        </w:rPr>
+        <w:t>antara</w:t>
+      </w:r>
+      <w:proofErr w:type="spellEnd"/>
+      <w:r>
+        <w:rPr>
+          <w:rFonts w:ascii="Times New Roman" w:hAnsi="Times New Roman" w:cs="Times New Roman"/>
+        </w:rPr>
+        <w:t xml:space="preserve"> </w:t>
       </w:r>
       <w:r>
         <w:rPr>
@@ -13915,70 +17118,608 @@
           <w:b/>
           <w:bCs/>
         </w:rPr>
-        <w:t xml:space="preserve">tidak sama dengan </w:t>
-      </w:r>
+        <w:t xml:space="preserve">1 </w:t>
+      </w:r>
+      <w:proofErr w:type="spellStart"/>
       <w:r>
         <w:rPr>
           <w:rFonts w:ascii="Times New Roman" w:hAnsi="Times New Roman" w:cs="Times New Roman"/>
           <w:b/>
           <w:bCs/>
         </w:rPr>
-        <w:t>12</w:t>
-      </w:r>
-      <w:r>
-        <w:rPr>
-          <w:rFonts w:ascii="Times New Roman" w:hAnsi="Times New Roman" w:cs="Times New Roman"/>
-        </w:rPr>
-        <w:t xml:space="preserve">, perulangan </w:t>
-      </w:r>
+        <w:t>hingga</w:t>
+      </w:r>
+      <w:proofErr w:type="spellEnd"/>
       <w:r>
         <w:rPr>
           <w:rFonts w:ascii="Times New Roman" w:hAnsi="Times New Roman" w:cs="Times New Roman"/>
           <w:b/>
           <w:bCs/>
         </w:rPr>
-        <w:t>while</w:t>
-      </w:r>
-      <w:r>
-        <w:rPr>
-          <w:rFonts w:ascii="Times New Roman" w:hAnsi="Times New Roman" w:cs="Times New Roman"/>
-        </w:rPr>
-        <w:t xml:space="preserve"> terus berjalan.</w:t>
+        <w:t xml:space="preserve"> 6</w:t>
+      </w:r>
+      <w:r>
+        <w:rPr>
+          <w:rFonts w:ascii="Times New Roman" w:hAnsi="Times New Roman" w:cs="Times New Roman"/>
+        </w:rPr>
+        <w:t xml:space="preserve"> </w:t>
+      </w:r>
+      <w:proofErr w:type="spellStart"/>
+      <w:r>
+        <w:rPr>
+          <w:rFonts w:ascii="Times New Roman" w:hAnsi="Times New Roman" w:cs="Times New Roman"/>
+        </w:rPr>
+        <w:t>sebagai</w:t>
+      </w:r>
+      <w:proofErr w:type="spellEnd"/>
+      <w:r>
+        <w:rPr>
+          <w:rFonts w:ascii="Times New Roman" w:hAnsi="Times New Roman" w:cs="Times New Roman"/>
+        </w:rPr>
+        <w:t xml:space="preserve"> </w:t>
+      </w:r>
+      <w:proofErr w:type="spellStart"/>
+      <w:r>
+        <w:rPr>
+          <w:rFonts w:ascii="Times New Roman" w:hAnsi="Times New Roman" w:cs="Times New Roman"/>
+        </w:rPr>
+        <w:t>simulasi</w:t>
+      </w:r>
+      <w:proofErr w:type="spellEnd"/>
+      <w:r>
+        <w:rPr>
+          <w:rFonts w:ascii="Times New Roman" w:hAnsi="Times New Roman" w:cs="Times New Roman"/>
+        </w:rPr>
+        <w:t xml:space="preserve"> </w:t>
+      </w:r>
+      <w:proofErr w:type="spellStart"/>
+      <w:r>
+        <w:rPr>
+          <w:rFonts w:ascii="Times New Roman" w:hAnsi="Times New Roman" w:cs="Times New Roman"/>
+        </w:rPr>
+        <w:t>pelemparan</w:t>
+      </w:r>
+      <w:proofErr w:type="spellEnd"/>
+      <w:r>
+        <w:rPr>
+          <w:rFonts w:ascii="Times New Roman" w:hAnsi="Times New Roman" w:cs="Times New Roman"/>
+        </w:rPr>
+        <w:t xml:space="preserve"> dua </w:t>
+      </w:r>
+      <w:proofErr w:type="spellStart"/>
+      <w:r>
+        <w:rPr>
+          <w:rFonts w:ascii="Times New Roman" w:hAnsi="Times New Roman" w:cs="Times New Roman"/>
+        </w:rPr>
+        <w:t>dadu</w:t>
+      </w:r>
+      <w:proofErr w:type="spellEnd"/>
+      <w:r>
+        <w:rPr>
+          <w:rFonts w:ascii="Times New Roman" w:hAnsi="Times New Roman" w:cs="Times New Roman"/>
+        </w:rPr>
+        <w:t>.</w:t>
       </w:r>
       <w:r>
         <w:rPr>
           <w:rFonts w:ascii="Times New Roman" w:hAnsi="Times New Roman" w:cs="Times New Roman"/>
         </w:rPr>
         <w:br/>
-        <w:t>Variabel tries digunakan untuk menghitung jumlah percobaan (lemparan dadu).</w:t>
+      </w:r>
+      <w:proofErr w:type="spellStart"/>
+      <w:r>
+        <w:rPr>
+          <w:rFonts w:ascii="Times New Roman" w:hAnsi="Times New Roman" w:cs="Times New Roman"/>
+        </w:rPr>
+        <w:t>Setiap</w:t>
+      </w:r>
+      <w:proofErr w:type="spellEnd"/>
+      <w:r>
+        <w:rPr>
+          <w:rFonts w:ascii="Times New Roman" w:hAnsi="Times New Roman" w:cs="Times New Roman"/>
+        </w:rPr>
+        <w:t xml:space="preserve"> </w:t>
+      </w:r>
+      <w:proofErr w:type="spellStart"/>
+      <w:r>
+        <w:rPr>
+          <w:rFonts w:ascii="Times New Roman" w:hAnsi="Times New Roman" w:cs="Times New Roman"/>
+        </w:rPr>
+        <w:t>perulangan</w:t>
+      </w:r>
+      <w:proofErr w:type="spellEnd"/>
+      <w:r>
+        <w:rPr>
+          <w:rFonts w:ascii="Times New Roman" w:hAnsi="Times New Roman" w:cs="Times New Roman"/>
+        </w:rPr>
+        <w:t xml:space="preserve">, </w:t>
+      </w:r>
+      <w:proofErr w:type="spellStart"/>
+      <w:r>
+        <w:rPr>
+          <w:rFonts w:ascii="Times New Roman" w:hAnsi="Times New Roman" w:cs="Times New Roman"/>
+        </w:rPr>
+        <w:t>nilai</w:t>
+      </w:r>
+      <w:proofErr w:type="spellEnd"/>
+      <w:r>
+        <w:rPr>
+          <w:rFonts w:ascii="Times New Roman" w:hAnsi="Times New Roman" w:cs="Times New Roman"/>
+        </w:rPr>
+        <w:t xml:space="preserve"> </w:t>
+      </w:r>
+      <w:proofErr w:type="spellStart"/>
+      <w:r>
+        <w:rPr>
+          <w:rFonts w:ascii="Times New Roman" w:hAnsi="Times New Roman" w:cs="Times New Roman"/>
+        </w:rPr>
+        <w:t>kedua</w:t>
+      </w:r>
+      <w:proofErr w:type="spellEnd"/>
+      <w:r>
+        <w:rPr>
+          <w:rFonts w:ascii="Times New Roman" w:hAnsi="Times New Roman" w:cs="Times New Roman"/>
+        </w:rPr>
+        <w:t xml:space="preserve"> </w:t>
+      </w:r>
+      <w:proofErr w:type="spellStart"/>
+      <w:r>
+        <w:rPr>
+          <w:rFonts w:ascii="Times New Roman" w:hAnsi="Times New Roman" w:cs="Times New Roman"/>
+        </w:rPr>
+        <w:t>dadu</w:t>
+      </w:r>
+      <w:proofErr w:type="spellEnd"/>
+      <w:r>
+        <w:rPr>
+          <w:rFonts w:ascii="Times New Roman" w:hAnsi="Times New Roman" w:cs="Times New Roman"/>
+        </w:rPr>
+        <w:t xml:space="preserve"> </w:t>
+      </w:r>
+      <w:proofErr w:type="spellStart"/>
+      <w:r>
+        <w:rPr>
+          <w:rFonts w:ascii="Times New Roman" w:hAnsi="Times New Roman" w:cs="Times New Roman"/>
+        </w:rPr>
+        <w:t>dijumlahkan</w:t>
+      </w:r>
+      <w:proofErr w:type="spellEnd"/>
+      <w:r>
+        <w:rPr>
+          <w:rFonts w:ascii="Times New Roman" w:hAnsi="Times New Roman" w:cs="Times New Roman"/>
+        </w:rPr>
+        <w:t xml:space="preserve"> dan </w:t>
+      </w:r>
+      <w:proofErr w:type="spellStart"/>
+      <w:r>
+        <w:rPr>
+          <w:rFonts w:ascii="Times New Roman" w:hAnsi="Times New Roman" w:cs="Times New Roman"/>
+        </w:rPr>
+        <w:t>ditampilkan</w:t>
+      </w:r>
+      <w:proofErr w:type="spellEnd"/>
+      <w:r>
+        <w:rPr>
+          <w:rFonts w:ascii="Times New Roman" w:hAnsi="Times New Roman" w:cs="Times New Roman"/>
+        </w:rPr>
+        <w:t>.</w:t>
       </w:r>
       <w:r>
         <w:rPr>
           <w:rFonts w:ascii="Times New Roman" w:hAnsi="Times New Roman" w:cs="Times New Roman"/>
         </w:rPr>
         <w:br/>
-        <w:t xml:space="preserve">Ketika hasil penjumlahan sama dengan </w:t>
-      </w:r>
+        <w:t xml:space="preserve">Selama </w:t>
+      </w:r>
+      <w:proofErr w:type="spellStart"/>
+      <w:r>
+        <w:rPr>
+          <w:rFonts w:ascii="Times New Roman" w:hAnsi="Times New Roman" w:cs="Times New Roman"/>
+        </w:rPr>
+        <w:t>hasil</w:t>
+      </w:r>
+      <w:proofErr w:type="spellEnd"/>
+      <w:r>
+        <w:rPr>
+          <w:rFonts w:ascii="Times New Roman" w:hAnsi="Times New Roman" w:cs="Times New Roman"/>
+        </w:rPr>
+        <w:t xml:space="preserve"> </w:t>
+      </w:r>
+      <w:proofErr w:type="spellStart"/>
+      <w:r>
+        <w:rPr>
+          <w:rFonts w:ascii="Times New Roman" w:hAnsi="Times New Roman" w:cs="Times New Roman"/>
+        </w:rPr>
+        <w:t>penjumlahan</w:t>
+      </w:r>
+      <w:proofErr w:type="spellEnd"/>
+      <w:r>
+        <w:rPr>
+          <w:rFonts w:ascii="Times New Roman" w:hAnsi="Times New Roman" w:cs="Times New Roman"/>
+        </w:rPr>
+        <w:t xml:space="preserve"> </w:t>
+      </w:r>
+      <w:proofErr w:type="spellStart"/>
       <w:r>
         <w:rPr>
           <w:rFonts w:ascii="Times New Roman" w:hAnsi="Times New Roman" w:cs="Times New Roman"/>
           <w:b/>
           <w:bCs/>
         </w:rPr>
-        <w:t>12</w:t>
-      </w:r>
-      <w:r>
-        <w:rPr>
-          <w:rFonts w:ascii="Times New Roman" w:hAnsi="Times New Roman" w:cs="Times New Roman"/>
-        </w:rPr>
-        <w:t xml:space="preserve">, perulangan berhenti dan program menampilkan pesan </w:t>
-      </w:r>
+        <w:t>tidak</w:t>
+      </w:r>
+      <w:proofErr w:type="spellEnd"/>
       <w:r>
         <w:rPr>
           <w:rFonts w:ascii="Times New Roman" w:hAnsi="Times New Roman" w:cs="Times New Roman"/>
           <w:b/>
           <w:bCs/>
         </w:rPr>
+        <w:t xml:space="preserve"> </w:t>
+      </w:r>
+      <w:proofErr w:type="spellStart"/>
+      <w:r>
+        <w:rPr>
+          <w:rFonts w:ascii="Times New Roman" w:hAnsi="Times New Roman" w:cs="Times New Roman"/>
+          <w:b/>
+          <w:bCs/>
+        </w:rPr>
+        <w:t>sama</w:t>
+      </w:r>
+      <w:proofErr w:type="spellEnd"/>
+      <w:r>
+        <w:rPr>
+          <w:rFonts w:ascii="Times New Roman" w:hAnsi="Times New Roman" w:cs="Times New Roman"/>
+          <w:b/>
+          <w:bCs/>
+        </w:rPr>
+        <w:t xml:space="preserve"> </w:t>
+      </w:r>
+      <w:proofErr w:type="spellStart"/>
+      <w:r>
+        <w:rPr>
+          <w:rFonts w:ascii="Times New Roman" w:hAnsi="Times New Roman" w:cs="Times New Roman"/>
+          <w:b/>
+          <w:bCs/>
+        </w:rPr>
+        <w:t>dengan</w:t>
+      </w:r>
+      <w:proofErr w:type="spellEnd"/>
+      <w:r>
+        <w:rPr>
+          <w:rFonts w:ascii="Times New Roman" w:hAnsi="Times New Roman" w:cs="Times New Roman"/>
+          <w:b/>
+          <w:bCs/>
+        </w:rPr>
+        <w:t xml:space="preserve"> </w:t>
+      </w:r>
+      <w:r>
+        <w:rPr>
+          <w:rFonts w:ascii="Times New Roman" w:hAnsi="Times New Roman" w:cs="Times New Roman"/>
+          <w:b/>
+          <w:bCs/>
+        </w:rPr>
+        <w:t>12</w:t>
+      </w:r>
+      <w:r>
+        <w:rPr>
+          <w:rFonts w:ascii="Times New Roman" w:hAnsi="Times New Roman" w:cs="Times New Roman"/>
+        </w:rPr>
+        <w:t xml:space="preserve">, </w:t>
+      </w:r>
+      <w:proofErr w:type="spellStart"/>
+      <w:r>
+        <w:rPr>
+          <w:rFonts w:ascii="Times New Roman" w:hAnsi="Times New Roman" w:cs="Times New Roman"/>
+        </w:rPr>
+        <w:t>perulangan</w:t>
+      </w:r>
+      <w:proofErr w:type="spellEnd"/>
+      <w:r>
+        <w:rPr>
+          <w:rFonts w:ascii="Times New Roman" w:hAnsi="Times New Roman" w:cs="Times New Roman"/>
+        </w:rPr>
+        <w:t xml:space="preserve"> </w:t>
+      </w:r>
+      <w:r>
+        <w:rPr>
+          <w:rFonts w:ascii="Times New Roman" w:hAnsi="Times New Roman" w:cs="Times New Roman"/>
+          <w:b/>
+          <w:bCs/>
+        </w:rPr>
+        <w:t>while</w:t>
+      </w:r>
+      <w:r>
+        <w:rPr>
+          <w:rFonts w:ascii="Times New Roman" w:hAnsi="Times New Roman" w:cs="Times New Roman"/>
+        </w:rPr>
+        <w:t xml:space="preserve"> </w:t>
+      </w:r>
+      <w:proofErr w:type="spellStart"/>
+      <w:r>
+        <w:rPr>
+          <w:rFonts w:ascii="Times New Roman" w:hAnsi="Times New Roman" w:cs="Times New Roman"/>
+        </w:rPr>
+        <w:t>terus</w:t>
+      </w:r>
+      <w:proofErr w:type="spellEnd"/>
+      <w:r>
+        <w:rPr>
+          <w:rFonts w:ascii="Times New Roman" w:hAnsi="Times New Roman" w:cs="Times New Roman"/>
+        </w:rPr>
+        <w:t xml:space="preserve"> </w:t>
+      </w:r>
+      <w:proofErr w:type="spellStart"/>
+      <w:r>
+        <w:rPr>
+          <w:rFonts w:ascii="Times New Roman" w:hAnsi="Times New Roman" w:cs="Times New Roman"/>
+        </w:rPr>
+        <w:t>berjalan</w:t>
+      </w:r>
+      <w:proofErr w:type="spellEnd"/>
+      <w:r>
+        <w:rPr>
+          <w:rFonts w:ascii="Times New Roman" w:hAnsi="Times New Roman" w:cs="Times New Roman"/>
+        </w:rPr>
+        <w:t>.</w:t>
+      </w:r>
+      <w:r>
+        <w:rPr>
+          <w:rFonts w:ascii="Times New Roman" w:hAnsi="Times New Roman" w:cs="Times New Roman"/>
+        </w:rPr>
+        <w:br/>
+      </w:r>
+      <w:proofErr w:type="spellStart"/>
+      <w:r>
+        <w:rPr>
+          <w:rFonts w:ascii="Times New Roman" w:hAnsi="Times New Roman" w:cs="Times New Roman"/>
+        </w:rPr>
+        <w:t>Variabel</w:t>
+      </w:r>
+      <w:proofErr w:type="spellEnd"/>
+      <w:r>
+        <w:rPr>
+          <w:rFonts w:ascii="Times New Roman" w:hAnsi="Times New Roman" w:cs="Times New Roman"/>
+        </w:rPr>
+        <w:t xml:space="preserve"> tries </w:t>
+      </w:r>
+      <w:proofErr w:type="spellStart"/>
+      <w:r>
+        <w:rPr>
+          <w:rFonts w:ascii="Times New Roman" w:hAnsi="Times New Roman" w:cs="Times New Roman"/>
+        </w:rPr>
+        <w:t>digunakan</w:t>
+      </w:r>
+      <w:proofErr w:type="spellEnd"/>
+      <w:r>
+        <w:rPr>
+          <w:rFonts w:ascii="Times New Roman" w:hAnsi="Times New Roman" w:cs="Times New Roman"/>
+        </w:rPr>
+        <w:t xml:space="preserve"> </w:t>
+      </w:r>
+      <w:proofErr w:type="spellStart"/>
+      <w:r>
+        <w:rPr>
+          <w:rFonts w:ascii="Times New Roman" w:hAnsi="Times New Roman" w:cs="Times New Roman"/>
+        </w:rPr>
+        <w:t>untuk</w:t>
+      </w:r>
+      <w:proofErr w:type="spellEnd"/>
+      <w:r>
+        <w:rPr>
+          <w:rFonts w:ascii="Times New Roman" w:hAnsi="Times New Roman" w:cs="Times New Roman"/>
+        </w:rPr>
+        <w:t xml:space="preserve"> </w:t>
+      </w:r>
+      <w:proofErr w:type="spellStart"/>
+      <w:r>
+        <w:rPr>
+          <w:rFonts w:ascii="Times New Roman" w:hAnsi="Times New Roman" w:cs="Times New Roman"/>
+        </w:rPr>
+        <w:t>menghitung</w:t>
+      </w:r>
+      <w:proofErr w:type="spellEnd"/>
+      <w:r>
+        <w:rPr>
+          <w:rFonts w:ascii="Times New Roman" w:hAnsi="Times New Roman" w:cs="Times New Roman"/>
+        </w:rPr>
+        <w:t xml:space="preserve"> </w:t>
+      </w:r>
+      <w:proofErr w:type="spellStart"/>
+      <w:r>
+        <w:rPr>
+          <w:rFonts w:ascii="Times New Roman" w:hAnsi="Times New Roman" w:cs="Times New Roman"/>
+        </w:rPr>
+        <w:t>jumlah</w:t>
+      </w:r>
+      <w:proofErr w:type="spellEnd"/>
+      <w:r>
+        <w:rPr>
+          <w:rFonts w:ascii="Times New Roman" w:hAnsi="Times New Roman" w:cs="Times New Roman"/>
+        </w:rPr>
+        <w:t xml:space="preserve"> </w:t>
+      </w:r>
+      <w:proofErr w:type="spellStart"/>
+      <w:r>
+        <w:rPr>
+          <w:rFonts w:ascii="Times New Roman" w:hAnsi="Times New Roman" w:cs="Times New Roman"/>
+        </w:rPr>
+        <w:t>percobaan</w:t>
+      </w:r>
+      <w:proofErr w:type="spellEnd"/>
+      <w:r>
+        <w:rPr>
+          <w:rFonts w:ascii="Times New Roman" w:hAnsi="Times New Roman" w:cs="Times New Roman"/>
+        </w:rPr>
+        <w:t xml:space="preserve"> (</w:t>
+      </w:r>
+      <w:proofErr w:type="spellStart"/>
+      <w:r>
+        <w:rPr>
+          <w:rFonts w:ascii="Times New Roman" w:hAnsi="Times New Roman" w:cs="Times New Roman"/>
+        </w:rPr>
+        <w:t>lemparan</w:t>
+      </w:r>
+      <w:proofErr w:type="spellEnd"/>
+      <w:r>
+        <w:rPr>
+          <w:rFonts w:ascii="Times New Roman" w:hAnsi="Times New Roman" w:cs="Times New Roman"/>
+        </w:rPr>
+        <w:t xml:space="preserve"> </w:t>
+      </w:r>
+      <w:proofErr w:type="spellStart"/>
+      <w:r>
+        <w:rPr>
+          <w:rFonts w:ascii="Times New Roman" w:hAnsi="Times New Roman" w:cs="Times New Roman"/>
+        </w:rPr>
+        <w:t>dadu</w:t>
+      </w:r>
+      <w:proofErr w:type="spellEnd"/>
+      <w:r>
+        <w:rPr>
+          <w:rFonts w:ascii="Times New Roman" w:hAnsi="Times New Roman" w:cs="Times New Roman"/>
+        </w:rPr>
+        <w:t>).</w:t>
+      </w:r>
+      <w:r>
+        <w:rPr>
+          <w:rFonts w:ascii="Times New Roman" w:hAnsi="Times New Roman" w:cs="Times New Roman"/>
+        </w:rPr>
+        <w:br/>
+        <w:t xml:space="preserve">Ketika </w:t>
+      </w:r>
+      <w:proofErr w:type="spellStart"/>
+      <w:r>
+        <w:rPr>
+          <w:rFonts w:ascii="Times New Roman" w:hAnsi="Times New Roman" w:cs="Times New Roman"/>
+        </w:rPr>
+        <w:t>hasil</w:t>
+      </w:r>
+      <w:proofErr w:type="spellEnd"/>
+      <w:r>
+        <w:rPr>
+          <w:rFonts w:ascii="Times New Roman" w:hAnsi="Times New Roman" w:cs="Times New Roman"/>
+        </w:rPr>
+        <w:t xml:space="preserve"> </w:t>
+      </w:r>
+      <w:proofErr w:type="spellStart"/>
+      <w:r>
+        <w:rPr>
+          <w:rFonts w:ascii="Times New Roman" w:hAnsi="Times New Roman" w:cs="Times New Roman"/>
+        </w:rPr>
+        <w:t>penjumlahan</w:t>
+      </w:r>
+      <w:proofErr w:type="spellEnd"/>
+      <w:r>
+        <w:rPr>
+          <w:rFonts w:ascii="Times New Roman" w:hAnsi="Times New Roman" w:cs="Times New Roman"/>
+        </w:rPr>
+        <w:t xml:space="preserve"> </w:t>
+      </w:r>
+      <w:proofErr w:type="spellStart"/>
+      <w:r>
+        <w:rPr>
+          <w:rFonts w:ascii="Times New Roman" w:hAnsi="Times New Roman" w:cs="Times New Roman"/>
+        </w:rPr>
+        <w:t>sama</w:t>
+      </w:r>
+      <w:proofErr w:type="spellEnd"/>
+      <w:r>
+        <w:rPr>
+          <w:rFonts w:ascii="Times New Roman" w:hAnsi="Times New Roman" w:cs="Times New Roman"/>
+        </w:rPr>
+        <w:t xml:space="preserve"> </w:t>
+      </w:r>
+      <w:proofErr w:type="spellStart"/>
+      <w:r>
+        <w:rPr>
+          <w:rFonts w:ascii="Times New Roman" w:hAnsi="Times New Roman" w:cs="Times New Roman"/>
+        </w:rPr>
+        <w:t>dengan</w:t>
+      </w:r>
+      <w:proofErr w:type="spellEnd"/>
+      <w:r>
+        <w:rPr>
+          <w:rFonts w:ascii="Times New Roman" w:hAnsi="Times New Roman" w:cs="Times New Roman"/>
+        </w:rPr>
+        <w:t xml:space="preserve"> </w:t>
+      </w:r>
+      <w:r>
+        <w:rPr>
+          <w:rFonts w:ascii="Times New Roman" w:hAnsi="Times New Roman" w:cs="Times New Roman"/>
+          <w:b/>
+          <w:bCs/>
+        </w:rPr>
+        <w:t>12</w:t>
+      </w:r>
+      <w:r>
+        <w:rPr>
+          <w:rFonts w:ascii="Times New Roman" w:hAnsi="Times New Roman" w:cs="Times New Roman"/>
+        </w:rPr>
+        <w:t xml:space="preserve">, </w:t>
+      </w:r>
+      <w:proofErr w:type="spellStart"/>
+      <w:r>
+        <w:rPr>
+          <w:rFonts w:ascii="Times New Roman" w:hAnsi="Times New Roman" w:cs="Times New Roman"/>
+        </w:rPr>
+        <w:t>perulangan</w:t>
+      </w:r>
+      <w:proofErr w:type="spellEnd"/>
+      <w:r>
+        <w:rPr>
+          <w:rFonts w:ascii="Times New Roman" w:hAnsi="Times New Roman" w:cs="Times New Roman"/>
+        </w:rPr>
+        <w:t xml:space="preserve"> </w:t>
+      </w:r>
+      <w:proofErr w:type="spellStart"/>
+      <w:r>
+        <w:rPr>
+          <w:rFonts w:ascii="Times New Roman" w:hAnsi="Times New Roman" w:cs="Times New Roman"/>
+        </w:rPr>
+        <w:t>berhenti</w:t>
+      </w:r>
+      <w:proofErr w:type="spellEnd"/>
+      <w:r>
+        <w:rPr>
+          <w:rFonts w:ascii="Times New Roman" w:hAnsi="Times New Roman" w:cs="Times New Roman"/>
+        </w:rPr>
+        <w:t xml:space="preserve"> dan program </w:t>
+      </w:r>
+      <w:proofErr w:type="spellStart"/>
+      <w:r>
+        <w:rPr>
+          <w:rFonts w:ascii="Times New Roman" w:hAnsi="Times New Roman" w:cs="Times New Roman"/>
+        </w:rPr>
+        <w:t>menampilkan</w:t>
+      </w:r>
+      <w:proofErr w:type="spellEnd"/>
+      <w:r>
+        <w:rPr>
+          <w:rFonts w:ascii="Times New Roman" w:hAnsi="Times New Roman" w:cs="Times New Roman"/>
+        </w:rPr>
+        <w:t xml:space="preserve"> </w:t>
+      </w:r>
+      <w:proofErr w:type="spellStart"/>
+      <w:r>
+        <w:rPr>
+          <w:rFonts w:ascii="Times New Roman" w:hAnsi="Times New Roman" w:cs="Times New Roman"/>
+        </w:rPr>
+        <w:t>pesan</w:t>
+      </w:r>
+      <w:proofErr w:type="spellEnd"/>
+      <w:r>
+        <w:rPr>
+          <w:rFonts w:ascii="Times New Roman" w:hAnsi="Times New Roman" w:cs="Times New Roman"/>
+        </w:rPr>
+        <w:t xml:space="preserve"> </w:t>
+      </w:r>
+      <w:r>
+        <w:rPr>
+          <w:rFonts w:ascii="Times New Roman" w:hAnsi="Times New Roman" w:cs="Times New Roman"/>
+          <w:b/>
+          <w:bCs/>
+        </w:rPr>
         <w:t>“you won after ... tries!”</w:t>
       </w:r>
       <w:r>
@@ -13993,9 +17734,11 @@
         <w:pStyle w:val="Heading2"/>
         <w:ind w:left="360" w:firstLine="0"/>
       </w:pPr>
+      <w:bookmarkStart w:id="19" w:name="_Toc213583207"/>
       <w:r>
         <w:t>GamePenjumlahan</w:t>
       </w:r>
+      <w:bookmarkEnd w:id="19"/>
     </w:p>
     <w:p>
       <w:pPr>
@@ -14029,11 +17772,19 @@
           <w:rFonts w:ascii="Times New Roman" w:hAnsi="Times New Roman" w:cs="Times New Roman"/>
         </w:rPr>
       </w:pPr>
-      <w:r>
-        <w:rPr>
-          <w:rFonts w:ascii="Times New Roman" w:hAnsi="Times New Roman" w:cs="Times New Roman"/>
-        </w:rPr>
-        <w:t xml:space="preserve">Buat package </w:t>
+      <w:proofErr w:type="spellStart"/>
+      <w:r>
+        <w:rPr>
+          <w:rFonts w:ascii="Times New Roman" w:hAnsi="Times New Roman" w:cs="Times New Roman"/>
+        </w:rPr>
+        <w:t>Buat</w:t>
+      </w:r>
+      <w:proofErr w:type="spellEnd"/>
+      <w:r>
+        <w:rPr>
+          <w:rFonts w:ascii="Times New Roman" w:hAnsi="Times New Roman" w:cs="Times New Roman"/>
+        </w:rPr>
+        <w:t xml:space="preserve"> package </w:t>
       </w:r>
       <w:r>
         <w:rPr>
@@ -14064,11 +17815,47 @@
           <w:rFonts w:ascii="Times New Roman" w:hAnsi="Times New Roman" w:cs="Times New Roman"/>
         </w:rPr>
       </w:pPr>
-      <w:r>
-        <w:rPr>
-          <w:rFonts w:ascii="Times New Roman" w:hAnsi="Times New Roman" w:cs="Times New Roman"/>
-        </w:rPr>
-        <w:t xml:space="preserve">Tambahkan class baru bernama </w:t>
+      <w:proofErr w:type="spellStart"/>
+      <w:r>
+        <w:rPr>
+          <w:rFonts w:ascii="Times New Roman" w:hAnsi="Times New Roman" w:cs="Times New Roman"/>
+        </w:rPr>
+        <w:t>Tambahkan</w:t>
+      </w:r>
+      <w:proofErr w:type="spellEnd"/>
+      <w:r>
+        <w:rPr>
+          <w:rFonts w:ascii="Times New Roman" w:hAnsi="Times New Roman" w:cs="Times New Roman"/>
+        </w:rPr>
+        <w:t xml:space="preserve"> class </w:t>
+      </w:r>
+      <w:proofErr w:type="spellStart"/>
+      <w:r>
+        <w:rPr>
+          <w:rFonts w:ascii="Times New Roman" w:hAnsi="Times New Roman" w:cs="Times New Roman"/>
+        </w:rPr>
+        <w:t>baru</w:t>
+      </w:r>
+      <w:proofErr w:type="spellEnd"/>
+      <w:r>
+        <w:rPr>
+          <w:rFonts w:ascii="Times New Roman" w:hAnsi="Times New Roman" w:cs="Times New Roman"/>
+        </w:rPr>
+        <w:t xml:space="preserve"> </w:t>
+      </w:r>
+      <w:proofErr w:type="spellStart"/>
+      <w:r>
+        <w:rPr>
+          <w:rFonts w:ascii="Times New Roman" w:hAnsi="Times New Roman" w:cs="Times New Roman"/>
+        </w:rPr>
+        <w:t>bernama</w:t>
+      </w:r>
+      <w:proofErr w:type="spellEnd"/>
+      <w:r>
+        <w:rPr>
+          <w:rFonts w:ascii="Times New Roman" w:hAnsi="Times New Roman" w:cs="Times New Roman"/>
+        </w:rPr>
+        <w:t xml:space="preserve"> </w:t>
       </w:r>
       <w:r>
         <w:rPr>
@@ -14149,7 +17936,91 @@
         <w:rPr>
           <w:rFonts w:ascii="Times New Roman" w:hAnsi="Times New Roman" w:cs="Times New Roman"/>
         </w:rPr>
-        <w:t>Masukkan jawaban setiap kali muncul soal penjumlahan acak.</w:t>
+        <w:t xml:space="preserve">Masukkan </w:t>
+      </w:r>
+      <w:proofErr w:type="spellStart"/>
+      <w:r>
+        <w:rPr>
+          <w:rFonts w:ascii="Times New Roman" w:hAnsi="Times New Roman" w:cs="Times New Roman"/>
+        </w:rPr>
+        <w:t>jawaban</w:t>
+      </w:r>
+      <w:proofErr w:type="spellEnd"/>
+      <w:r>
+        <w:rPr>
+          <w:rFonts w:ascii="Times New Roman" w:hAnsi="Times New Roman" w:cs="Times New Roman"/>
+        </w:rPr>
+        <w:t xml:space="preserve"> </w:t>
+      </w:r>
+      <w:proofErr w:type="spellStart"/>
+      <w:r>
+        <w:rPr>
+          <w:rFonts w:ascii="Times New Roman" w:hAnsi="Times New Roman" w:cs="Times New Roman"/>
+        </w:rPr>
+        <w:t>setiap</w:t>
+      </w:r>
+      <w:proofErr w:type="spellEnd"/>
+      <w:r>
+        <w:rPr>
+          <w:rFonts w:ascii="Times New Roman" w:hAnsi="Times New Roman" w:cs="Times New Roman"/>
+        </w:rPr>
+        <w:t xml:space="preserve"> kali </w:t>
+      </w:r>
+      <w:proofErr w:type="spellStart"/>
+      <w:r>
+        <w:rPr>
+          <w:rFonts w:ascii="Times New Roman" w:hAnsi="Times New Roman" w:cs="Times New Roman"/>
+        </w:rPr>
+        <w:t>muncul</w:t>
+      </w:r>
+      <w:proofErr w:type="spellEnd"/>
+      <w:r>
+        <w:rPr>
+          <w:rFonts w:ascii="Times New Roman" w:hAnsi="Times New Roman" w:cs="Times New Roman"/>
+        </w:rPr>
+        <w:t xml:space="preserve"> </w:t>
+      </w:r>
+      <w:proofErr w:type="spellStart"/>
+      <w:r>
+        <w:rPr>
+          <w:rFonts w:ascii="Times New Roman" w:hAnsi="Times New Roman" w:cs="Times New Roman"/>
+        </w:rPr>
+        <w:t>soal</w:t>
+      </w:r>
+      <w:proofErr w:type="spellEnd"/>
+      <w:r>
+        <w:rPr>
+          <w:rFonts w:ascii="Times New Roman" w:hAnsi="Times New Roman" w:cs="Times New Roman"/>
+        </w:rPr>
+        <w:t xml:space="preserve"> </w:t>
+      </w:r>
+      <w:proofErr w:type="spellStart"/>
+      <w:r>
+        <w:rPr>
+          <w:rFonts w:ascii="Times New Roman" w:hAnsi="Times New Roman" w:cs="Times New Roman"/>
+        </w:rPr>
+        <w:t>penjumlahan</w:t>
+      </w:r>
+      <w:proofErr w:type="spellEnd"/>
+      <w:r>
+        <w:rPr>
+          <w:rFonts w:ascii="Times New Roman" w:hAnsi="Times New Roman" w:cs="Times New Roman"/>
+        </w:rPr>
+        <w:t xml:space="preserve"> </w:t>
+      </w:r>
+      <w:proofErr w:type="spellStart"/>
+      <w:r>
+        <w:rPr>
+          <w:rFonts w:ascii="Times New Roman" w:hAnsi="Times New Roman" w:cs="Times New Roman"/>
+        </w:rPr>
+        <w:t>acak</w:t>
+      </w:r>
+      <w:proofErr w:type="spellEnd"/>
+      <w:r>
+        <w:rPr>
+          <w:rFonts w:ascii="Times New Roman" w:hAnsi="Times New Roman" w:cs="Times New Roman"/>
+        </w:rPr>
+        <w:t>.</w:t>
       </w:r>
     </w:p>
     <w:p>
@@ -14170,7 +18041,49 @@
         <w:rPr>
           <w:rFonts w:ascii="Times New Roman" w:hAnsi="Times New Roman" w:cs="Times New Roman"/>
         </w:rPr>
-        <w:t xml:space="preserve">Program akan berhenti setelah </w:t>
+        <w:t xml:space="preserve">Program </w:t>
+      </w:r>
+      <w:proofErr w:type="spellStart"/>
+      <w:r>
+        <w:rPr>
+          <w:rFonts w:ascii="Times New Roman" w:hAnsi="Times New Roman" w:cs="Times New Roman"/>
+        </w:rPr>
+        <w:t>akan</w:t>
+      </w:r>
+      <w:proofErr w:type="spellEnd"/>
+      <w:r>
+        <w:rPr>
+          <w:rFonts w:ascii="Times New Roman" w:hAnsi="Times New Roman" w:cs="Times New Roman"/>
+        </w:rPr>
+        <w:t xml:space="preserve"> </w:t>
+      </w:r>
+      <w:proofErr w:type="spellStart"/>
+      <w:r>
+        <w:rPr>
+          <w:rFonts w:ascii="Times New Roman" w:hAnsi="Times New Roman" w:cs="Times New Roman"/>
+        </w:rPr>
+        <w:t>berhenti</w:t>
+      </w:r>
+      <w:proofErr w:type="spellEnd"/>
+      <w:r>
+        <w:rPr>
+          <w:rFonts w:ascii="Times New Roman" w:hAnsi="Times New Roman" w:cs="Times New Roman"/>
+        </w:rPr>
+        <w:t xml:space="preserve"> </w:t>
+      </w:r>
+      <w:proofErr w:type="spellStart"/>
+      <w:r>
+        <w:rPr>
+          <w:rFonts w:ascii="Times New Roman" w:hAnsi="Times New Roman" w:cs="Times New Roman"/>
+        </w:rPr>
+        <w:t>setelah</w:t>
+      </w:r>
+      <w:proofErr w:type="spellEnd"/>
+      <w:r>
+        <w:rPr>
+          <w:rFonts w:ascii="Times New Roman" w:hAnsi="Times New Roman" w:cs="Times New Roman"/>
+        </w:rPr>
+        <w:t xml:space="preserve"> </w:t>
       </w:r>
       <w:r>
         <w:rPr>
@@ -14178,13 +18091,87 @@
           <w:b/>
           <w:bCs/>
         </w:rPr>
-        <w:t>3 jawaban salah</w:t>
-      </w:r>
-      <w:r>
-        <w:rPr>
-          <w:rFonts w:ascii="Times New Roman" w:hAnsi="Times New Roman" w:cs="Times New Roman"/>
-        </w:rPr>
-        <w:t>, lalu menampilkan total poin yang didapat.</w:t>
+        <w:t xml:space="preserve">3 </w:t>
+      </w:r>
+      <w:proofErr w:type="spellStart"/>
+      <w:r>
+        <w:rPr>
+          <w:rFonts w:ascii="Times New Roman" w:hAnsi="Times New Roman" w:cs="Times New Roman"/>
+          <w:b/>
+          <w:bCs/>
+        </w:rPr>
+        <w:t>jawaban</w:t>
+      </w:r>
+      <w:proofErr w:type="spellEnd"/>
+      <w:r>
+        <w:rPr>
+          <w:rFonts w:ascii="Times New Roman" w:hAnsi="Times New Roman" w:cs="Times New Roman"/>
+          <w:b/>
+          <w:bCs/>
+        </w:rPr>
+        <w:t xml:space="preserve"> salah</w:t>
+      </w:r>
+      <w:r>
+        <w:rPr>
+          <w:rFonts w:ascii="Times New Roman" w:hAnsi="Times New Roman" w:cs="Times New Roman"/>
+        </w:rPr>
+        <w:t xml:space="preserve">, </w:t>
+      </w:r>
+      <w:proofErr w:type="spellStart"/>
+      <w:r>
+        <w:rPr>
+          <w:rFonts w:ascii="Times New Roman" w:hAnsi="Times New Roman" w:cs="Times New Roman"/>
+        </w:rPr>
+        <w:t>lalu</w:t>
+      </w:r>
+      <w:proofErr w:type="spellEnd"/>
+      <w:r>
+        <w:rPr>
+          <w:rFonts w:ascii="Times New Roman" w:hAnsi="Times New Roman" w:cs="Times New Roman"/>
+        </w:rPr>
+        <w:t xml:space="preserve"> </w:t>
+      </w:r>
+      <w:proofErr w:type="spellStart"/>
+      <w:r>
+        <w:rPr>
+          <w:rFonts w:ascii="Times New Roman" w:hAnsi="Times New Roman" w:cs="Times New Roman"/>
+        </w:rPr>
+        <w:t>menampilkan</w:t>
+      </w:r>
+      <w:proofErr w:type="spellEnd"/>
+      <w:r>
+        <w:rPr>
+          <w:rFonts w:ascii="Times New Roman" w:hAnsi="Times New Roman" w:cs="Times New Roman"/>
+        </w:rPr>
+        <w:t xml:space="preserve"> total </w:t>
+      </w:r>
+      <w:proofErr w:type="spellStart"/>
+      <w:r>
+        <w:rPr>
+          <w:rFonts w:ascii="Times New Roman" w:hAnsi="Times New Roman" w:cs="Times New Roman"/>
+        </w:rPr>
+        <w:t>poin</w:t>
+      </w:r>
+      <w:proofErr w:type="spellEnd"/>
+      <w:r>
+        <w:rPr>
+          <w:rFonts w:ascii="Times New Roman" w:hAnsi="Times New Roman" w:cs="Times New Roman"/>
+        </w:rPr>
+        <w:t xml:space="preserve"> yang </w:t>
+      </w:r>
+      <w:proofErr w:type="spellStart"/>
+      <w:r>
+        <w:rPr>
+          <w:rFonts w:ascii="Times New Roman" w:hAnsi="Times New Roman" w:cs="Times New Roman"/>
+        </w:rPr>
+        <w:t>didapat</w:t>
+      </w:r>
+      <w:proofErr w:type="spellEnd"/>
+      <w:r>
+        <w:rPr>
+          <w:rFonts w:ascii="Times New Roman" w:hAnsi="Times New Roman" w:cs="Times New Roman"/>
+        </w:rPr>
+        <w:t>.</w:t>
       </w:r>
     </w:p>
     <w:p>
@@ -14207,11 +18194,19 @@
           <w:rFonts w:ascii="Times New Roman" w:hAnsi="Times New Roman" w:cs="Times New Roman"/>
         </w:rPr>
       </w:pPr>
-      <w:r>
-        <w:rPr>
-          <w:rFonts w:ascii="Times New Roman" w:hAnsi="Times New Roman" w:cs="Times New Roman"/>
-        </w:rPr>
-        <w:t>Contoh Syntax</w:t>
+      <w:proofErr w:type="spellStart"/>
+      <w:r>
+        <w:rPr>
+          <w:rFonts w:ascii="Times New Roman" w:hAnsi="Times New Roman" w:cs="Times New Roman"/>
+        </w:rPr>
+        <w:t>Contoh</w:t>
+      </w:r>
+      <w:proofErr w:type="spellEnd"/>
+      <w:r>
+        <w:rPr>
+          <w:rFonts w:ascii="Times New Roman" w:hAnsi="Times New Roman" w:cs="Times New Roman"/>
+        </w:rPr>
+        <w:t xml:space="preserve"> Syntax</w:t>
       </w:r>
     </w:p>
     <w:p>
@@ -14296,7 +18291,20 @@
           <w:szCs w:val="20"/>
           <w14:ligatures w14:val="none"/>
         </w:rPr>
-        <w:t xml:space="preserve"> java</w:t>
+        <w:t xml:space="preserve"> </w:t>
+      </w:r>
+      <w:proofErr w:type="spellStart"/>
+      <w:proofErr w:type="gramStart"/>
+      <w:r>
+        <w:rPr>
+          <w:rFonts w:ascii="Consolas" w:eastAsia="Times New Roman" w:hAnsi="Consolas" w:cs="Times New Roman"/>
+          <w:color w:val="D9E8F7"/>
+          <w:kern w:val="0"/>
+          <w:sz w:val="20"/>
+          <w:szCs w:val="20"/>
+          <w14:ligatures w14:val="none"/>
+        </w:rPr>
+        <w:t>java</w:t>
       </w:r>
       <w:r>
         <w:rPr>
@@ -14320,6 +18328,7 @@
         </w:rPr>
         <w:t>util</w:t>
       </w:r>
+      <w:proofErr w:type="gramEnd"/>
       <w:r>
         <w:rPr>
           <w:rFonts w:ascii="Consolas" w:eastAsia="Times New Roman" w:hAnsi="Consolas" w:cs="Times New Roman"/>
@@ -14342,6 +18351,7 @@
         </w:rPr>
         <w:t>Scanner</w:t>
       </w:r>
+      <w:proofErr w:type="spellEnd"/>
       <w:r>
         <w:rPr>
           <w:rFonts w:ascii="Consolas" w:eastAsia="Times New Roman" w:hAnsi="Consolas" w:cs="Times New Roman"/>
@@ -14388,7 +18398,20 @@
           <w:szCs w:val="20"/>
           <w14:ligatures w14:val="none"/>
         </w:rPr>
-        <w:t xml:space="preserve"> java</w:t>
+        <w:t xml:space="preserve"> </w:t>
+      </w:r>
+      <w:proofErr w:type="spellStart"/>
+      <w:proofErr w:type="gramStart"/>
+      <w:r>
+        <w:rPr>
+          <w:rFonts w:ascii="Consolas" w:eastAsia="Times New Roman" w:hAnsi="Consolas" w:cs="Times New Roman"/>
+          <w:color w:val="D9E8F7"/>
+          <w:kern w:val="0"/>
+          <w:sz w:val="20"/>
+          <w:szCs w:val="20"/>
+          <w14:ligatures w14:val="none"/>
+        </w:rPr>
+        <w:t>java</w:t>
       </w:r>
       <w:r>
         <w:rPr>
@@ -14412,6 +18435,7 @@
         </w:rPr>
         <w:t>util</w:t>
       </w:r>
+      <w:proofErr w:type="gramEnd"/>
       <w:r>
         <w:rPr>
           <w:rFonts w:ascii="Consolas" w:eastAsia="Times New Roman" w:hAnsi="Consolas" w:cs="Times New Roman"/>
@@ -14434,6 +18458,7 @@
         </w:rPr>
         <w:t>Random</w:t>
       </w:r>
+      <w:proofErr w:type="spellEnd"/>
       <w:r>
         <w:rPr>
           <w:rFonts w:ascii="Consolas" w:eastAsia="Times New Roman" w:hAnsi="Consolas" w:cs="Times New Roman"/>
@@ -14659,6 +18684,7 @@
         </w:rPr>
         <w:t xml:space="preserve"> </w:t>
       </w:r>
+      <w:proofErr w:type="gramStart"/>
       <w:r>
         <w:rPr>
           <w:rFonts w:ascii="Consolas" w:eastAsia="Times New Roman" w:hAnsi="Consolas" w:cs="Times New Roman"/>
@@ -14701,19 +18727,32 @@
           <w:szCs w:val="20"/>
           <w14:ligatures w14:val="none"/>
         </w:rPr>
-        <w:t>[]</w:t>
-      </w:r>
-      <w:r>
-        <w:rPr>
-          <w:rFonts w:ascii="Consolas" w:eastAsia="Times New Roman" w:hAnsi="Consolas" w:cs="Times New Roman"/>
-          <w:color w:val="D9E8F7"/>
-          <w:kern w:val="0"/>
-          <w:sz w:val="20"/>
-          <w:szCs w:val="20"/>
-          <w14:ligatures w14:val="none"/>
-        </w:rPr>
-        <w:t xml:space="preserve"> </w:t>
-      </w:r>
+        <w:t>[</w:t>
+      </w:r>
+      <w:proofErr w:type="gramEnd"/>
+      <w:r>
+        <w:rPr>
+          <w:rFonts w:ascii="Consolas" w:eastAsia="Times New Roman" w:hAnsi="Consolas" w:cs="Times New Roman"/>
+          <w:color w:val="F9FAF4"/>
+          <w:kern w:val="0"/>
+          <w:sz w:val="20"/>
+          <w:szCs w:val="20"/>
+          <w14:ligatures w14:val="none"/>
+        </w:rPr>
+        <w:t>]</w:t>
+      </w:r>
+      <w:r>
+        <w:rPr>
+          <w:rFonts w:ascii="Consolas" w:eastAsia="Times New Roman" w:hAnsi="Consolas" w:cs="Times New Roman"/>
+          <w:color w:val="D9E8F7"/>
+          <w:kern w:val="0"/>
+          <w:sz w:val="20"/>
+          <w:szCs w:val="20"/>
+          <w14:ligatures w14:val="none"/>
+        </w:rPr>
+        <w:t xml:space="preserve"> </w:t>
+      </w:r>
+      <w:proofErr w:type="spellStart"/>
       <w:r>
         <w:rPr>
           <w:rFonts w:ascii="Consolas" w:eastAsia="Times New Roman" w:hAnsi="Consolas" w:cs="Times New Roman"/>
@@ -14725,6 +18764,7 @@
         </w:rPr>
         <w:t>args</w:t>
       </w:r>
+      <w:proofErr w:type="spellEnd"/>
       <w:r>
         <w:rPr>
           <w:rFonts w:ascii="Consolas" w:eastAsia="Times New Roman" w:hAnsi="Consolas" w:cs="Times New Roman"/>
@@ -14955,6 +18995,7 @@
         </w:rPr>
         <w:t xml:space="preserve"> </w:t>
       </w:r>
+      <w:proofErr w:type="gramStart"/>
       <w:r>
         <w:rPr>
           <w:rFonts w:ascii="Consolas" w:eastAsia="Times New Roman" w:hAnsi="Consolas" w:cs="Times New Roman"/>
@@ -14977,6 +19018,7 @@
         </w:rPr>
         <w:t>(</w:t>
       </w:r>
+      <w:proofErr w:type="gramEnd"/>
       <w:r>
         <w:rPr>
           <w:rFonts w:ascii="Consolas" w:eastAsia="Times New Roman" w:hAnsi="Consolas" w:cs="Times New Roman"/>
@@ -15161,6 +19203,7 @@
         </w:rPr>
         <w:t xml:space="preserve"> </w:t>
       </w:r>
+      <w:proofErr w:type="gramStart"/>
       <w:r>
         <w:rPr>
           <w:rFonts w:ascii="Consolas" w:eastAsia="Times New Roman" w:hAnsi="Consolas" w:cs="Times New Roman"/>
@@ -15181,7 +19224,19 @@
           <w:szCs w:val="20"/>
           <w14:ligatures w14:val="none"/>
         </w:rPr>
-        <w:t>()</w:t>
+        <w:t>(</w:t>
+      </w:r>
+      <w:proofErr w:type="gramEnd"/>
+      <w:r>
+        <w:rPr>
+          <w:rFonts w:ascii="Consolas" w:eastAsia="Times New Roman" w:hAnsi="Consolas" w:cs="Times New Roman"/>
+          <w:color w:val="F9FAF4"/>
+          <w:kern w:val="0"/>
+          <w:sz w:val="20"/>
+          <w:szCs w:val="20"/>
+          <w14:ligatures w14:val="none"/>
+        </w:rPr>
+        <w:t>)</w:t>
       </w:r>
       <w:r>
         <w:rPr>
@@ -15753,6 +19808,7 @@
         </w:rPr>
         <w:t xml:space="preserve"> </w:t>
       </w:r>
+      <w:proofErr w:type="gramStart"/>
       <w:r>
         <w:rPr>
           <w:rFonts w:ascii="Consolas" w:eastAsia="Times New Roman" w:hAnsi="Consolas" w:cs="Times New Roman"/>
@@ -15777,6 +19833,7 @@
         </w:rPr>
         <w:t>(</w:t>
       </w:r>
+      <w:proofErr w:type="gramEnd"/>
       <w:r>
         <w:rPr>
           <w:rFonts w:ascii="Consolas" w:eastAsia="Times New Roman" w:hAnsi="Consolas" w:cs="Times New Roman"/>
@@ -16421,6 +20478,7 @@
         </w:rPr>
         <w:tab/>
       </w:r>
+      <w:proofErr w:type="spellStart"/>
       <w:r>
         <w:rPr>
           <w:rFonts w:ascii="Consolas" w:eastAsia="Times New Roman" w:hAnsi="Consolas" w:cs="Times New Roman"/>
@@ -16480,6 +20538,7 @@
         </w:rPr>
         <w:t>print</w:t>
       </w:r>
+      <w:proofErr w:type="spellEnd"/>
       <w:r>
         <w:rPr>
           <w:rFonts w:ascii="Consolas" w:eastAsia="Times New Roman" w:hAnsi="Consolas" w:cs="Times New Roman"/>
@@ -16741,6 +20800,7 @@
         </w:rPr>
         <w:t xml:space="preserve"> </w:t>
       </w:r>
+      <w:proofErr w:type="gramStart"/>
       <w:r>
         <w:rPr>
           <w:rFonts w:ascii="Consolas" w:eastAsia="Times New Roman" w:hAnsi="Consolas" w:cs="Times New Roman"/>
@@ -16763,6 +20823,7 @@
         </w:rPr>
         <w:t>(</w:t>
       </w:r>
+      <w:proofErr w:type="gramEnd"/>
       <w:r>
         <w:rPr>
           <w:rFonts w:ascii="Consolas" w:eastAsia="Times New Roman" w:hAnsi="Consolas" w:cs="Times New Roman"/>
@@ -16987,6 +21048,8 @@
         </w:rPr>
         <w:t xml:space="preserve"> </w:t>
       </w:r>
+      <w:proofErr w:type="spellStart"/>
+      <w:proofErr w:type="gramStart"/>
       <w:r>
         <w:rPr>
           <w:rFonts w:ascii="Consolas" w:eastAsia="Times New Roman" w:hAnsi="Consolas" w:cs="Times New Roman"/>
@@ -17020,6 +21083,8 @@
         </w:rPr>
         <w:t>nextInt</w:t>
       </w:r>
+      <w:proofErr w:type="spellEnd"/>
+      <w:proofErr w:type="gramEnd"/>
       <w:r>
         <w:rPr>
           <w:rFonts w:ascii="Consolas" w:eastAsia="Times New Roman" w:hAnsi="Consolas" w:cs="Times New Roman"/>
@@ -17211,6 +21276,8 @@
         </w:rPr>
         <w:t xml:space="preserve"> </w:t>
       </w:r>
+      <w:proofErr w:type="spellStart"/>
+      <w:proofErr w:type="gramStart"/>
       <w:r>
         <w:rPr>
           <w:rFonts w:ascii="Consolas" w:eastAsia="Times New Roman" w:hAnsi="Consolas" w:cs="Times New Roman"/>
@@ -17244,6 +21311,8 @@
         </w:rPr>
         <w:t>nextInt</w:t>
       </w:r>
+      <w:proofErr w:type="spellEnd"/>
+      <w:proofErr w:type="gramEnd"/>
       <w:r>
         <w:rPr>
           <w:rFonts w:ascii="Consolas" w:eastAsia="Times New Roman" w:hAnsi="Consolas" w:cs="Times New Roman"/>
@@ -17369,6 +21438,7 @@
         </w:rPr>
         <w:tab/>
       </w:r>
+      <w:proofErr w:type="spellStart"/>
       <w:r>
         <w:rPr>
           <w:rFonts w:ascii="Consolas" w:eastAsia="Times New Roman" w:hAnsi="Consolas" w:cs="Times New Roman"/>
@@ -17428,6 +21498,7 @@
         </w:rPr>
         <w:t>print</w:t>
       </w:r>
+      <w:proofErr w:type="spellEnd"/>
       <w:r>
         <w:rPr>
           <w:rFonts w:ascii="Consolas" w:eastAsia="Times New Roman" w:hAnsi="Consolas" w:cs="Times New Roman"/>
@@ -17601,6 +21672,7 @@
         </w:rPr>
         <w:t xml:space="preserve"> </w:t>
       </w:r>
+      <w:proofErr w:type="spellStart"/>
       <w:r>
         <w:rPr>
           <w:rFonts w:ascii="Consolas" w:eastAsia="Times New Roman" w:hAnsi="Consolas" w:cs="Times New Roman"/>
@@ -17612,6 +21684,7 @@
         </w:rPr>
         <w:t>i</w:t>
       </w:r>
+      <w:proofErr w:type="spellEnd"/>
       <w:r>
         <w:rPr>
           <w:rFonts w:ascii="Consolas" w:eastAsia="Times New Roman" w:hAnsi="Consolas" w:cs="Times New Roman"/>
@@ -17678,6 +21751,7 @@
         </w:rPr>
         <w:t xml:space="preserve"> </w:t>
       </w:r>
+      <w:proofErr w:type="spellStart"/>
       <w:r>
         <w:rPr>
           <w:rFonts w:ascii="Consolas" w:eastAsia="Times New Roman" w:hAnsi="Consolas" w:cs="Times New Roman"/>
@@ -17689,6 +21763,7 @@
         </w:rPr>
         <w:t>i</w:t>
       </w:r>
+      <w:proofErr w:type="spellEnd"/>
       <w:r>
         <w:rPr>
           <w:rFonts w:ascii="Consolas" w:eastAsia="Times New Roman" w:hAnsi="Consolas" w:cs="Times New Roman"/>
@@ -17755,6 +21830,7 @@
         </w:rPr>
         <w:t xml:space="preserve"> </w:t>
       </w:r>
+      <w:proofErr w:type="spellStart"/>
       <w:r>
         <w:rPr>
           <w:rFonts w:ascii="Consolas" w:eastAsia="Times New Roman" w:hAnsi="Consolas" w:cs="Times New Roman"/>
@@ -17766,6 +21842,7 @@
         </w:rPr>
         <w:t>i</w:t>
       </w:r>
+      <w:proofErr w:type="spellEnd"/>
       <w:r>
         <w:rPr>
           <w:rFonts w:ascii="Consolas" w:eastAsia="Times New Roman" w:hAnsi="Consolas" w:cs="Times New Roman"/>
@@ -17924,6 +22001,8 @@
         </w:rPr>
         <w:t xml:space="preserve"> </w:t>
       </w:r>
+      <w:proofErr w:type="spellStart"/>
+      <w:proofErr w:type="gramStart"/>
       <w:r>
         <w:rPr>
           <w:rFonts w:ascii="Consolas" w:eastAsia="Times New Roman" w:hAnsi="Consolas" w:cs="Times New Roman"/>
@@ -17957,6 +22036,8 @@
         </w:rPr>
         <w:t>nextInt</w:t>
       </w:r>
+      <w:proofErr w:type="spellEnd"/>
+      <w:proofErr w:type="gramEnd"/>
       <w:r>
         <w:rPr>
           <w:rFonts w:ascii="Consolas" w:eastAsia="Times New Roman" w:hAnsi="Consolas" w:cs="Times New Roman"/>
@@ -18207,6 +22288,7 @@
         </w:rPr>
         <w:tab/>
       </w:r>
+      <w:proofErr w:type="spellStart"/>
       <w:r>
         <w:rPr>
           <w:rFonts w:ascii="Consolas" w:eastAsia="Times New Roman" w:hAnsi="Consolas" w:cs="Times New Roman"/>
@@ -18266,6 +22348,7 @@
         </w:rPr>
         <w:t>print</w:t>
       </w:r>
+      <w:proofErr w:type="spellEnd"/>
       <w:r>
         <w:rPr>
           <w:rFonts w:ascii="Consolas" w:eastAsia="Times New Roman" w:hAnsi="Consolas" w:cs="Times New Roman"/>
@@ -18439,6 +22522,7 @@
         </w:rPr>
         <w:tab/>
       </w:r>
+      <w:proofErr w:type="spellStart"/>
       <w:r>
         <w:rPr>
           <w:rFonts w:ascii="Consolas" w:eastAsia="Times New Roman" w:hAnsi="Consolas" w:cs="Times New Roman"/>
@@ -18498,6 +22582,7 @@
         </w:rPr>
         <w:t>print</w:t>
       </w:r>
+      <w:proofErr w:type="spellEnd"/>
       <w:r>
         <w:rPr>
           <w:rFonts w:ascii="Consolas" w:eastAsia="Times New Roman" w:hAnsi="Consolas" w:cs="Times New Roman"/>
@@ -18682,6 +22767,8 @@
         </w:rPr>
         <w:t xml:space="preserve"> </w:t>
       </w:r>
+      <w:proofErr w:type="spellStart"/>
+      <w:proofErr w:type="gramStart"/>
       <w:r>
         <w:rPr>
           <w:rFonts w:ascii="Consolas" w:eastAsia="Times New Roman" w:hAnsi="Consolas" w:cs="Times New Roman"/>
@@ -18715,6 +22802,8 @@
         </w:rPr>
         <w:t>nextInt</w:t>
       </w:r>
+      <w:proofErr w:type="spellEnd"/>
+      <w:proofErr w:type="gramEnd"/>
       <w:r>
         <w:rPr>
           <w:rFonts w:ascii="Consolas" w:eastAsia="Times New Roman" w:hAnsi="Consolas" w:cs="Times New Roman"/>
@@ -19127,6 +23216,7 @@
         </w:rPr>
         <w:tab/>
       </w:r>
+      <w:proofErr w:type="spellStart"/>
       <w:r>
         <w:rPr>
           <w:rFonts w:ascii="Consolas" w:eastAsia="Times New Roman" w:hAnsi="Consolas" w:cs="Times New Roman"/>
@@ -19186,6 +23276,7 @@
         </w:rPr>
         <w:t>println</w:t>
       </w:r>
+      <w:proofErr w:type="spellEnd"/>
       <w:r>
         <w:rPr>
           <w:rFonts w:ascii="Consolas" w:eastAsia="Times New Roman" w:hAnsi="Consolas" w:cs="Times New Roman"/>
@@ -19206,7 +23297,31 @@
           <w:szCs w:val="20"/>
           <w14:ligatures w14:val="none"/>
         </w:rPr>
-        <w:t>"Wrong!, The answer was "</w:t>
+        <w:t>"</w:t>
+      </w:r>
+      <w:proofErr w:type="gramStart"/>
+      <w:r>
+        <w:rPr>
+          <w:rFonts w:ascii="Consolas" w:eastAsia="Times New Roman" w:hAnsi="Consolas" w:cs="Times New Roman"/>
+          <w:color w:val="17C6A3"/>
+          <w:kern w:val="0"/>
+          <w:sz w:val="20"/>
+          <w:szCs w:val="20"/>
+          <w14:ligatures w14:val="none"/>
+        </w:rPr>
+        <w:t>Wrong!,</w:t>
+      </w:r>
+      <w:proofErr w:type="gramEnd"/>
+      <w:r>
+        <w:rPr>
+          <w:rFonts w:ascii="Consolas" w:eastAsia="Times New Roman" w:hAnsi="Consolas" w:cs="Times New Roman"/>
+          <w:color w:val="17C6A3"/>
+          <w:kern w:val="0"/>
+          <w:sz w:val="20"/>
+          <w:szCs w:val="20"/>
+          <w14:ligatures w14:val="none"/>
+        </w:rPr>
+        <w:t xml:space="preserve"> The answer was "</w:t>
       </w:r>
       <w:r>
         <w:rPr>
@@ -19540,6 +23655,7 @@
       <w:r>
         <w:rPr>
           <w:rFonts w:ascii="Times New Roman" w:hAnsi="Times New Roman" w:cs="Times New Roman"/>
+          <w:noProof/>
         </w:rPr>
         <w:drawing>
           <wp:inline distT="0" distB="0" distL="0" distR="0" wp14:anchorId="3729E162" wp14:editId="387B4269">
@@ -19587,12 +23703,14 @@
           <w:rFonts w:ascii="Times New Roman" w:hAnsi="Times New Roman" w:cs="Times New Roman"/>
         </w:rPr>
       </w:pPr>
+      <w:proofErr w:type="spellStart"/>
       <w:r>
         <w:rPr>
           <w:rFonts w:ascii="Times New Roman" w:hAnsi="Times New Roman" w:cs="Times New Roman"/>
         </w:rPr>
         <w:t>Analisis</w:t>
       </w:r>
+      <w:proofErr w:type="spellEnd"/>
     </w:p>
     <w:p>
       <w:pPr>
@@ -19613,7 +23731,35 @@
         <w:rPr>
           <w:rFonts w:ascii="Times New Roman" w:hAnsi="Times New Roman" w:cs="Times New Roman"/>
         </w:rPr>
-        <w:t xml:space="preserve">Program ini merupakan </w:t>
+        <w:t xml:space="preserve">Program </w:t>
+      </w:r>
+      <w:proofErr w:type="spellStart"/>
+      <w:r>
+        <w:rPr>
+          <w:rFonts w:ascii="Times New Roman" w:hAnsi="Times New Roman" w:cs="Times New Roman"/>
+        </w:rPr>
+        <w:t>ini</w:t>
+      </w:r>
+      <w:proofErr w:type="spellEnd"/>
+      <w:r>
+        <w:rPr>
+          <w:rFonts w:ascii="Times New Roman" w:hAnsi="Times New Roman" w:cs="Times New Roman"/>
+        </w:rPr>
+        <w:t xml:space="preserve"> </w:t>
+      </w:r>
+      <w:proofErr w:type="spellStart"/>
+      <w:r>
+        <w:rPr>
+          <w:rFonts w:ascii="Times New Roman" w:hAnsi="Times New Roman" w:cs="Times New Roman"/>
+        </w:rPr>
+        <w:t>merupakan</w:t>
+      </w:r>
+      <w:proofErr w:type="spellEnd"/>
+      <w:r>
+        <w:rPr>
+          <w:rFonts w:ascii="Times New Roman" w:hAnsi="Times New Roman" w:cs="Times New Roman"/>
+        </w:rPr>
+        <w:t xml:space="preserve"> </w:t>
       </w:r>
       <w:r>
         <w:rPr>
@@ -19621,13 +23767,55 @@
           <w:b/>
           <w:bCs/>
         </w:rPr>
-        <w:t>game penjumlahan sederhana</w:t>
-      </w:r>
-      <w:r>
-        <w:rPr>
-          <w:rFonts w:ascii="Times New Roman" w:hAnsi="Times New Roman" w:cs="Times New Roman"/>
-        </w:rPr>
-        <w:t xml:space="preserve"> yang menggunakan </w:t>
+        <w:t xml:space="preserve">game </w:t>
+      </w:r>
+      <w:proofErr w:type="spellStart"/>
+      <w:r>
+        <w:rPr>
+          <w:rFonts w:ascii="Times New Roman" w:hAnsi="Times New Roman" w:cs="Times New Roman"/>
+          <w:b/>
+          <w:bCs/>
+        </w:rPr>
+        <w:t>penjumlahan</w:t>
+      </w:r>
+      <w:proofErr w:type="spellEnd"/>
+      <w:r>
+        <w:rPr>
+          <w:rFonts w:ascii="Times New Roman" w:hAnsi="Times New Roman" w:cs="Times New Roman"/>
+          <w:b/>
+          <w:bCs/>
+        </w:rPr>
+        <w:t xml:space="preserve"> </w:t>
+      </w:r>
+      <w:proofErr w:type="spellStart"/>
+      <w:r>
+        <w:rPr>
+          <w:rFonts w:ascii="Times New Roman" w:hAnsi="Times New Roman" w:cs="Times New Roman"/>
+          <w:b/>
+          <w:bCs/>
+        </w:rPr>
+        <w:t>sederhana</w:t>
+      </w:r>
+      <w:proofErr w:type="spellEnd"/>
+      <w:r>
+        <w:rPr>
+          <w:rFonts w:ascii="Times New Roman" w:hAnsi="Times New Roman" w:cs="Times New Roman"/>
+        </w:rPr>
+        <w:t xml:space="preserve"> yang </w:t>
+      </w:r>
+      <w:proofErr w:type="spellStart"/>
+      <w:r>
+        <w:rPr>
+          <w:rFonts w:ascii="Times New Roman" w:hAnsi="Times New Roman" w:cs="Times New Roman"/>
+        </w:rPr>
+        <w:t>menggunakan</w:t>
+      </w:r>
+      <w:proofErr w:type="spellEnd"/>
+      <w:r>
+        <w:rPr>
+          <w:rFonts w:ascii="Times New Roman" w:hAnsi="Times New Roman" w:cs="Times New Roman"/>
+        </w:rPr>
+        <w:t xml:space="preserve"> </w:t>
       </w:r>
       <w:r>
         <w:rPr>
@@ -19685,11 +23873,117 @@
           <w:rFonts w:ascii="Times New Roman" w:hAnsi="Times New Roman" w:cs="Times New Roman"/>
         </w:rPr>
       </w:pPr>
-      <w:r>
-        <w:rPr>
-          <w:rFonts w:ascii="Times New Roman" w:hAnsi="Times New Roman" w:cs="Times New Roman"/>
-        </w:rPr>
-        <w:t>Kelas Random digunakan untuk menghasilkan angka acak pada soal penjumlahan.</w:t>
+      <w:proofErr w:type="spellStart"/>
+      <w:r>
+        <w:rPr>
+          <w:rFonts w:ascii="Times New Roman" w:hAnsi="Times New Roman" w:cs="Times New Roman"/>
+        </w:rPr>
+        <w:t>Kelas</w:t>
+      </w:r>
+      <w:proofErr w:type="spellEnd"/>
+      <w:r>
+        <w:rPr>
+          <w:rFonts w:ascii="Times New Roman" w:hAnsi="Times New Roman" w:cs="Times New Roman"/>
+        </w:rPr>
+        <w:t xml:space="preserve"> Random </w:t>
+      </w:r>
+      <w:proofErr w:type="spellStart"/>
+      <w:r>
+        <w:rPr>
+          <w:rFonts w:ascii="Times New Roman" w:hAnsi="Times New Roman" w:cs="Times New Roman"/>
+        </w:rPr>
+        <w:t>digunakan</w:t>
+      </w:r>
+      <w:proofErr w:type="spellEnd"/>
+      <w:r>
+        <w:rPr>
+          <w:rFonts w:ascii="Times New Roman" w:hAnsi="Times New Roman" w:cs="Times New Roman"/>
+        </w:rPr>
+        <w:t xml:space="preserve"> </w:t>
+      </w:r>
+      <w:proofErr w:type="spellStart"/>
+      <w:r>
+        <w:rPr>
+          <w:rFonts w:ascii="Times New Roman" w:hAnsi="Times New Roman" w:cs="Times New Roman"/>
+        </w:rPr>
+        <w:t>untuk</w:t>
+      </w:r>
+      <w:proofErr w:type="spellEnd"/>
+      <w:r>
+        <w:rPr>
+          <w:rFonts w:ascii="Times New Roman" w:hAnsi="Times New Roman" w:cs="Times New Roman"/>
+        </w:rPr>
+        <w:t xml:space="preserve"> </w:t>
+      </w:r>
+      <w:proofErr w:type="spellStart"/>
+      <w:r>
+        <w:rPr>
+          <w:rFonts w:ascii="Times New Roman" w:hAnsi="Times New Roman" w:cs="Times New Roman"/>
+        </w:rPr>
+        <w:t>menghasilkan</w:t>
+      </w:r>
+      <w:proofErr w:type="spellEnd"/>
+      <w:r>
+        <w:rPr>
+          <w:rFonts w:ascii="Times New Roman" w:hAnsi="Times New Roman" w:cs="Times New Roman"/>
+        </w:rPr>
+        <w:t xml:space="preserve"> </w:t>
+      </w:r>
+      <w:proofErr w:type="spellStart"/>
+      <w:r>
+        <w:rPr>
+          <w:rFonts w:ascii="Times New Roman" w:hAnsi="Times New Roman" w:cs="Times New Roman"/>
+        </w:rPr>
+        <w:t>angka</w:t>
+      </w:r>
+      <w:proofErr w:type="spellEnd"/>
+      <w:r>
+        <w:rPr>
+          <w:rFonts w:ascii="Times New Roman" w:hAnsi="Times New Roman" w:cs="Times New Roman"/>
+        </w:rPr>
+        <w:t xml:space="preserve"> </w:t>
+      </w:r>
+      <w:proofErr w:type="spellStart"/>
+      <w:r>
+        <w:rPr>
+          <w:rFonts w:ascii="Times New Roman" w:hAnsi="Times New Roman" w:cs="Times New Roman"/>
+        </w:rPr>
+        <w:t>acak</w:t>
+      </w:r>
+      <w:proofErr w:type="spellEnd"/>
+      <w:r>
+        <w:rPr>
+          <w:rFonts w:ascii="Times New Roman" w:hAnsi="Times New Roman" w:cs="Times New Roman"/>
+        </w:rPr>
+        <w:t xml:space="preserve"> pada </w:t>
+      </w:r>
+      <w:proofErr w:type="spellStart"/>
+      <w:r>
+        <w:rPr>
+          <w:rFonts w:ascii="Times New Roman" w:hAnsi="Times New Roman" w:cs="Times New Roman"/>
+        </w:rPr>
+        <w:t>soal</w:t>
+      </w:r>
+      <w:proofErr w:type="spellEnd"/>
+      <w:r>
+        <w:rPr>
+          <w:rFonts w:ascii="Times New Roman" w:hAnsi="Times New Roman" w:cs="Times New Roman"/>
+        </w:rPr>
+        <w:t xml:space="preserve"> </w:t>
+      </w:r>
+      <w:proofErr w:type="spellStart"/>
+      <w:r>
+        <w:rPr>
+          <w:rFonts w:ascii="Times New Roman" w:hAnsi="Times New Roman" w:cs="Times New Roman"/>
+        </w:rPr>
+        <w:t>penjumlahan</w:t>
+      </w:r>
+      <w:proofErr w:type="spellEnd"/>
+      <w:r>
+        <w:rPr>
+          <w:rFonts w:ascii="Times New Roman" w:hAnsi="Times New Roman" w:cs="Times New Roman"/>
+        </w:rPr>
+        <w:t>.</w:t>
       </w:r>
     </w:p>
     <w:p>
@@ -19705,11 +23999,103 @@
           <w:rFonts w:ascii="Times New Roman" w:hAnsi="Times New Roman" w:cs="Times New Roman"/>
         </w:rPr>
       </w:pPr>
-      <w:r>
-        <w:rPr>
-          <w:rFonts w:ascii="Times New Roman" w:hAnsi="Times New Roman" w:cs="Times New Roman"/>
-        </w:rPr>
-        <w:t>Kelas Scanner digunakan untuk membaca input jawaban dari pengguna.</w:t>
+      <w:proofErr w:type="spellStart"/>
+      <w:r>
+        <w:rPr>
+          <w:rFonts w:ascii="Times New Roman" w:hAnsi="Times New Roman" w:cs="Times New Roman"/>
+        </w:rPr>
+        <w:t>Kelas</w:t>
+      </w:r>
+      <w:proofErr w:type="spellEnd"/>
+      <w:r>
+        <w:rPr>
+          <w:rFonts w:ascii="Times New Roman" w:hAnsi="Times New Roman" w:cs="Times New Roman"/>
+        </w:rPr>
+        <w:t xml:space="preserve"> Scanner </w:t>
+      </w:r>
+      <w:proofErr w:type="spellStart"/>
+      <w:r>
+        <w:rPr>
+          <w:rFonts w:ascii="Times New Roman" w:hAnsi="Times New Roman" w:cs="Times New Roman"/>
+        </w:rPr>
+        <w:t>digunakan</w:t>
+      </w:r>
+      <w:proofErr w:type="spellEnd"/>
+      <w:r>
+        <w:rPr>
+          <w:rFonts w:ascii="Times New Roman" w:hAnsi="Times New Roman" w:cs="Times New Roman"/>
+        </w:rPr>
+        <w:t xml:space="preserve"> </w:t>
+      </w:r>
+      <w:proofErr w:type="spellStart"/>
+      <w:r>
+        <w:rPr>
+          <w:rFonts w:ascii="Times New Roman" w:hAnsi="Times New Roman" w:cs="Times New Roman"/>
+        </w:rPr>
+        <w:t>untuk</w:t>
+      </w:r>
+      <w:proofErr w:type="spellEnd"/>
+      <w:r>
+        <w:rPr>
+          <w:rFonts w:ascii="Times New Roman" w:hAnsi="Times New Roman" w:cs="Times New Roman"/>
+        </w:rPr>
+        <w:t xml:space="preserve"> </w:t>
+      </w:r>
+      <w:proofErr w:type="spellStart"/>
+      <w:r>
+        <w:rPr>
+          <w:rFonts w:ascii="Times New Roman" w:hAnsi="Times New Roman" w:cs="Times New Roman"/>
+        </w:rPr>
+        <w:t>membaca</w:t>
+      </w:r>
+      <w:proofErr w:type="spellEnd"/>
+      <w:r>
+        <w:rPr>
+          <w:rFonts w:ascii="Times New Roman" w:hAnsi="Times New Roman" w:cs="Times New Roman"/>
+        </w:rPr>
+        <w:t xml:space="preserve"> input </w:t>
+      </w:r>
+      <w:proofErr w:type="spellStart"/>
+      <w:r>
+        <w:rPr>
+          <w:rFonts w:ascii="Times New Roman" w:hAnsi="Times New Roman" w:cs="Times New Roman"/>
+        </w:rPr>
+        <w:t>jawaban</w:t>
+      </w:r>
+      <w:proofErr w:type="spellEnd"/>
+      <w:r>
+        <w:rPr>
+          <w:rFonts w:ascii="Times New Roman" w:hAnsi="Times New Roman" w:cs="Times New Roman"/>
+        </w:rPr>
+        <w:t xml:space="preserve"> </w:t>
+      </w:r>
+      <w:proofErr w:type="spellStart"/>
+      <w:r>
+        <w:rPr>
+          <w:rFonts w:ascii="Times New Roman" w:hAnsi="Times New Roman" w:cs="Times New Roman"/>
+        </w:rPr>
+        <w:t>dari</w:t>
+      </w:r>
+      <w:proofErr w:type="spellEnd"/>
+      <w:r>
+        <w:rPr>
+          <w:rFonts w:ascii="Times New Roman" w:hAnsi="Times New Roman" w:cs="Times New Roman"/>
+        </w:rPr>
+        <w:t xml:space="preserve"> </w:t>
+      </w:r>
+      <w:proofErr w:type="spellStart"/>
+      <w:r>
+        <w:rPr>
+          <w:rFonts w:ascii="Times New Roman" w:hAnsi="Times New Roman" w:cs="Times New Roman"/>
+        </w:rPr>
+        <w:t>pengguna</w:t>
+      </w:r>
+      <w:proofErr w:type="spellEnd"/>
+      <w:r>
+        <w:rPr>
+          <w:rFonts w:ascii="Times New Roman" w:hAnsi="Times New Roman" w:cs="Times New Roman"/>
+        </w:rPr>
+        <w:t>.</w:t>
       </w:r>
     </w:p>
     <w:p>
@@ -19729,21 +24115,133 @@
         <w:rPr>
           <w:rFonts w:ascii="Times New Roman" w:hAnsi="Times New Roman" w:cs="Times New Roman"/>
         </w:rPr>
-        <w:t xml:space="preserve">Selama jumlah kesalahan (wrong) </w:t>
-      </w:r>
+        <w:t xml:space="preserve">Selama </w:t>
+      </w:r>
+      <w:proofErr w:type="spellStart"/>
+      <w:r>
+        <w:rPr>
+          <w:rFonts w:ascii="Times New Roman" w:hAnsi="Times New Roman" w:cs="Times New Roman"/>
+        </w:rPr>
+        <w:t>jumlah</w:t>
+      </w:r>
+      <w:proofErr w:type="spellEnd"/>
+      <w:r>
+        <w:rPr>
+          <w:rFonts w:ascii="Times New Roman" w:hAnsi="Times New Roman" w:cs="Times New Roman"/>
+        </w:rPr>
+        <w:t xml:space="preserve"> </w:t>
+      </w:r>
+      <w:proofErr w:type="spellStart"/>
+      <w:r>
+        <w:rPr>
+          <w:rFonts w:ascii="Times New Roman" w:hAnsi="Times New Roman" w:cs="Times New Roman"/>
+        </w:rPr>
+        <w:t>kesalahan</w:t>
+      </w:r>
+      <w:proofErr w:type="spellEnd"/>
+      <w:r>
+        <w:rPr>
+          <w:rFonts w:ascii="Times New Roman" w:hAnsi="Times New Roman" w:cs="Times New Roman"/>
+        </w:rPr>
+        <w:t xml:space="preserve"> (wrong) </w:t>
+      </w:r>
+      <w:proofErr w:type="spellStart"/>
       <w:r>
         <w:rPr>
           <w:rFonts w:ascii="Times New Roman" w:hAnsi="Times New Roman" w:cs="Times New Roman"/>
           <w:b/>
           <w:bCs/>
         </w:rPr>
-        <w:t>kurang dari 3</w:t>
-      </w:r>
-      <w:r>
-        <w:rPr>
-          <w:rFonts w:ascii="Times New Roman" w:hAnsi="Times New Roman" w:cs="Times New Roman"/>
-        </w:rPr>
-        <w:t>, program terus memberikan soal baru.</w:t>
+        <w:t>kurang</w:t>
+      </w:r>
+      <w:proofErr w:type="spellEnd"/>
+      <w:r>
+        <w:rPr>
+          <w:rFonts w:ascii="Times New Roman" w:hAnsi="Times New Roman" w:cs="Times New Roman"/>
+          <w:b/>
+          <w:bCs/>
+        </w:rPr>
+        <w:t xml:space="preserve"> </w:t>
+      </w:r>
+      <w:proofErr w:type="spellStart"/>
+      <w:r>
+        <w:rPr>
+          <w:rFonts w:ascii="Times New Roman" w:hAnsi="Times New Roman" w:cs="Times New Roman"/>
+          <w:b/>
+          <w:bCs/>
+        </w:rPr>
+        <w:t>dari</w:t>
+      </w:r>
+      <w:proofErr w:type="spellEnd"/>
+      <w:r>
+        <w:rPr>
+          <w:rFonts w:ascii="Times New Roman" w:hAnsi="Times New Roman" w:cs="Times New Roman"/>
+          <w:b/>
+          <w:bCs/>
+        </w:rPr>
+        <w:t xml:space="preserve"> 3</w:t>
+      </w:r>
+      <w:r>
+        <w:rPr>
+          <w:rFonts w:ascii="Times New Roman" w:hAnsi="Times New Roman" w:cs="Times New Roman"/>
+        </w:rPr>
+        <w:t xml:space="preserve">, program </w:t>
+      </w:r>
+      <w:proofErr w:type="spellStart"/>
+      <w:r>
+        <w:rPr>
+          <w:rFonts w:ascii="Times New Roman" w:hAnsi="Times New Roman" w:cs="Times New Roman"/>
+        </w:rPr>
+        <w:t>terus</w:t>
+      </w:r>
+      <w:proofErr w:type="spellEnd"/>
+      <w:r>
+        <w:rPr>
+          <w:rFonts w:ascii="Times New Roman" w:hAnsi="Times New Roman" w:cs="Times New Roman"/>
+        </w:rPr>
+        <w:t xml:space="preserve"> </w:t>
+      </w:r>
+      <w:proofErr w:type="spellStart"/>
+      <w:r>
+        <w:rPr>
+          <w:rFonts w:ascii="Times New Roman" w:hAnsi="Times New Roman" w:cs="Times New Roman"/>
+        </w:rPr>
+        <w:t>memberikan</w:t>
+      </w:r>
+      <w:proofErr w:type="spellEnd"/>
+      <w:r>
+        <w:rPr>
+          <w:rFonts w:ascii="Times New Roman" w:hAnsi="Times New Roman" w:cs="Times New Roman"/>
+        </w:rPr>
+        <w:t xml:space="preserve"> </w:t>
+      </w:r>
+      <w:proofErr w:type="spellStart"/>
+      <w:r>
+        <w:rPr>
+          <w:rFonts w:ascii="Times New Roman" w:hAnsi="Times New Roman" w:cs="Times New Roman"/>
+        </w:rPr>
+        <w:t>soal</w:t>
+      </w:r>
+      <w:proofErr w:type="spellEnd"/>
+      <w:r>
+        <w:rPr>
+          <w:rFonts w:ascii="Times New Roman" w:hAnsi="Times New Roman" w:cs="Times New Roman"/>
+        </w:rPr>
+        <w:t xml:space="preserve"> </w:t>
+      </w:r>
+      <w:proofErr w:type="spellStart"/>
+      <w:r>
+        <w:rPr>
+          <w:rFonts w:ascii="Times New Roman" w:hAnsi="Times New Roman" w:cs="Times New Roman"/>
+        </w:rPr>
+        <w:t>baru</w:t>
+      </w:r>
+      <w:proofErr w:type="spellEnd"/>
+      <w:r>
+        <w:rPr>
+          <w:rFonts w:ascii="Times New Roman" w:hAnsi="Times New Roman" w:cs="Times New Roman"/>
+        </w:rPr>
+        <w:t>.</w:t>
       </w:r>
     </w:p>
     <w:p>
@@ -19763,7 +24261,161 @@
         <w:rPr>
           <w:rFonts w:ascii="Times New Roman" w:hAnsi="Times New Roman" w:cs="Times New Roman"/>
         </w:rPr>
-        <w:t>Metode play() membuat beberapa angka acak, menjumlahkannya, lalu meminta pengguna menebak hasilnya.</w:t>
+        <w:t xml:space="preserve">Metode </w:t>
+      </w:r>
+      <w:proofErr w:type="gramStart"/>
+      <w:r>
+        <w:rPr>
+          <w:rFonts w:ascii="Times New Roman" w:hAnsi="Times New Roman" w:cs="Times New Roman"/>
+        </w:rPr>
+        <w:t>play(</w:t>
+      </w:r>
+      <w:proofErr w:type="gramEnd"/>
+      <w:r>
+        <w:rPr>
+          <w:rFonts w:ascii="Times New Roman" w:hAnsi="Times New Roman" w:cs="Times New Roman"/>
+        </w:rPr>
+        <w:t xml:space="preserve">) </w:t>
+      </w:r>
+      <w:proofErr w:type="spellStart"/>
+      <w:r>
+        <w:rPr>
+          <w:rFonts w:ascii="Times New Roman" w:hAnsi="Times New Roman" w:cs="Times New Roman"/>
+        </w:rPr>
+        <w:t>membuat</w:t>
+      </w:r>
+      <w:proofErr w:type="spellEnd"/>
+      <w:r>
+        <w:rPr>
+          <w:rFonts w:ascii="Times New Roman" w:hAnsi="Times New Roman" w:cs="Times New Roman"/>
+        </w:rPr>
+        <w:t xml:space="preserve"> </w:t>
+      </w:r>
+      <w:proofErr w:type="spellStart"/>
+      <w:r>
+        <w:rPr>
+          <w:rFonts w:ascii="Times New Roman" w:hAnsi="Times New Roman" w:cs="Times New Roman"/>
+        </w:rPr>
+        <w:t>beberapa</w:t>
+      </w:r>
+      <w:proofErr w:type="spellEnd"/>
+      <w:r>
+        <w:rPr>
+          <w:rFonts w:ascii="Times New Roman" w:hAnsi="Times New Roman" w:cs="Times New Roman"/>
+        </w:rPr>
+        <w:t xml:space="preserve"> </w:t>
+      </w:r>
+      <w:proofErr w:type="spellStart"/>
+      <w:r>
+        <w:rPr>
+          <w:rFonts w:ascii="Times New Roman" w:hAnsi="Times New Roman" w:cs="Times New Roman"/>
+        </w:rPr>
+        <w:t>angka</w:t>
+      </w:r>
+      <w:proofErr w:type="spellEnd"/>
+      <w:r>
+        <w:rPr>
+          <w:rFonts w:ascii="Times New Roman" w:hAnsi="Times New Roman" w:cs="Times New Roman"/>
+        </w:rPr>
+        <w:t xml:space="preserve"> </w:t>
+      </w:r>
+      <w:proofErr w:type="spellStart"/>
+      <w:r>
+        <w:rPr>
+          <w:rFonts w:ascii="Times New Roman" w:hAnsi="Times New Roman" w:cs="Times New Roman"/>
+        </w:rPr>
+        <w:t>acak</w:t>
+      </w:r>
+      <w:proofErr w:type="spellEnd"/>
+      <w:r>
+        <w:rPr>
+          <w:rFonts w:ascii="Times New Roman" w:hAnsi="Times New Roman" w:cs="Times New Roman"/>
+        </w:rPr>
+        <w:t xml:space="preserve">, </w:t>
+      </w:r>
+      <w:proofErr w:type="spellStart"/>
+      <w:r>
+        <w:rPr>
+          <w:rFonts w:ascii="Times New Roman" w:hAnsi="Times New Roman" w:cs="Times New Roman"/>
+        </w:rPr>
+        <w:t>menjumlahkannya</w:t>
+      </w:r>
+      <w:proofErr w:type="spellEnd"/>
+      <w:r>
+        <w:rPr>
+          <w:rFonts w:ascii="Times New Roman" w:hAnsi="Times New Roman" w:cs="Times New Roman"/>
+        </w:rPr>
+        <w:t xml:space="preserve">, </w:t>
+      </w:r>
+      <w:proofErr w:type="spellStart"/>
+      <w:r>
+        <w:rPr>
+          <w:rFonts w:ascii="Times New Roman" w:hAnsi="Times New Roman" w:cs="Times New Roman"/>
+        </w:rPr>
+        <w:t>lalu</w:t>
+      </w:r>
+      <w:proofErr w:type="spellEnd"/>
+      <w:r>
+        <w:rPr>
+          <w:rFonts w:ascii="Times New Roman" w:hAnsi="Times New Roman" w:cs="Times New Roman"/>
+        </w:rPr>
+        <w:t xml:space="preserve"> </w:t>
+      </w:r>
+      <w:proofErr w:type="spellStart"/>
+      <w:r>
+        <w:rPr>
+          <w:rFonts w:ascii="Times New Roman" w:hAnsi="Times New Roman" w:cs="Times New Roman"/>
+        </w:rPr>
+        <w:t>meminta</w:t>
+      </w:r>
+      <w:proofErr w:type="spellEnd"/>
+      <w:r>
+        <w:rPr>
+          <w:rFonts w:ascii="Times New Roman" w:hAnsi="Times New Roman" w:cs="Times New Roman"/>
+        </w:rPr>
+        <w:t xml:space="preserve"> </w:t>
+      </w:r>
+      <w:proofErr w:type="spellStart"/>
+      <w:r>
+        <w:rPr>
+          <w:rFonts w:ascii="Times New Roman" w:hAnsi="Times New Roman" w:cs="Times New Roman"/>
+        </w:rPr>
+        <w:t>pengguna</w:t>
+      </w:r>
+      <w:proofErr w:type="spellEnd"/>
+      <w:r>
+        <w:rPr>
+          <w:rFonts w:ascii="Times New Roman" w:hAnsi="Times New Roman" w:cs="Times New Roman"/>
+        </w:rPr>
+        <w:t xml:space="preserve"> </w:t>
+      </w:r>
+      <w:proofErr w:type="spellStart"/>
+      <w:r>
+        <w:rPr>
+          <w:rFonts w:ascii="Times New Roman" w:hAnsi="Times New Roman" w:cs="Times New Roman"/>
+        </w:rPr>
+        <w:t>menebak</w:t>
+      </w:r>
+      <w:proofErr w:type="spellEnd"/>
+      <w:r>
+        <w:rPr>
+          <w:rFonts w:ascii="Times New Roman" w:hAnsi="Times New Roman" w:cs="Times New Roman"/>
+        </w:rPr>
+        <w:t xml:space="preserve"> </w:t>
+      </w:r>
+      <w:proofErr w:type="spellStart"/>
+      <w:r>
+        <w:rPr>
+          <w:rFonts w:ascii="Times New Roman" w:hAnsi="Times New Roman" w:cs="Times New Roman"/>
+        </w:rPr>
+        <w:t>hasilnya</w:t>
+      </w:r>
+      <w:proofErr w:type="spellEnd"/>
+      <w:r>
+        <w:rPr>
+          <w:rFonts w:ascii="Times New Roman" w:hAnsi="Times New Roman" w:cs="Times New Roman"/>
+        </w:rPr>
+        <w:t>.</w:t>
       </w:r>
     </w:p>
     <w:p>
@@ -19783,7 +24435,119 @@
         <w:rPr>
           <w:rFonts w:ascii="Times New Roman" w:hAnsi="Times New Roman" w:cs="Times New Roman"/>
         </w:rPr>
-        <w:t>Jika jawaban benar, poin bertambah (point++); jika salah, jumlah kesalahan bertambah (wrong++).</w:t>
+        <w:t xml:space="preserve">Jika </w:t>
+      </w:r>
+      <w:proofErr w:type="spellStart"/>
+      <w:r>
+        <w:rPr>
+          <w:rFonts w:ascii="Times New Roman" w:hAnsi="Times New Roman" w:cs="Times New Roman"/>
+        </w:rPr>
+        <w:t>jawaban</w:t>
+      </w:r>
+      <w:proofErr w:type="spellEnd"/>
+      <w:r>
+        <w:rPr>
+          <w:rFonts w:ascii="Times New Roman" w:hAnsi="Times New Roman" w:cs="Times New Roman"/>
+        </w:rPr>
+        <w:t xml:space="preserve"> </w:t>
+      </w:r>
+      <w:proofErr w:type="spellStart"/>
+      <w:r>
+        <w:rPr>
+          <w:rFonts w:ascii="Times New Roman" w:hAnsi="Times New Roman" w:cs="Times New Roman"/>
+        </w:rPr>
+        <w:t>benar</w:t>
+      </w:r>
+      <w:proofErr w:type="spellEnd"/>
+      <w:r>
+        <w:rPr>
+          <w:rFonts w:ascii="Times New Roman" w:hAnsi="Times New Roman" w:cs="Times New Roman"/>
+        </w:rPr>
+        <w:t xml:space="preserve">, </w:t>
+      </w:r>
+      <w:proofErr w:type="spellStart"/>
+      <w:r>
+        <w:rPr>
+          <w:rFonts w:ascii="Times New Roman" w:hAnsi="Times New Roman" w:cs="Times New Roman"/>
+        </w:rPr>
+        <w:t>poin</w:t>
+      </w:r>
+      <w:proofErr w:type="spellEnd"/>
+      <w:r>
+        <w:rPr>
+          <w:rFonts w:ascii="Times New Roman" w:hAnsi="Times New Roman" w:cs="Times New Roman"/>
+        </w:rPr>
+        <w:t xml:space="preserve"> </w:t>
+      </w:r>
+      <w:proofErr w:type="spellStart"/>
+      <w:r>
+        <w:rPr>
+          <w:rFonts w:ascii="Times New Roman" w:hAnsi="Times New Roman" w:cs="Times New Roman"/>
+        </w:rPr>
+        <w:t>bertambah</w:t>
+      </w:r>
+      <w:proofErr w:type="spellEnd"/>
+      <w:r>
+        <w:rPr>
+          <w:rFonts w:ascii="Times New Roman" w:hAnsi="Times New Roman" w:cs="Times New Roman"/>
+        </w:rPr>
+        <w:t xml:space="preserve"> (point++); </w:t>
+      </w:r>
+      <w:proofErr w:type="spellStart"/>
+      <w:r>
+        <w:rPr>
+          <w:rFonts w:ascii="Times New Roman" w:hAnsi="Times New Roman" w:cs="Times New Roman"/>
+        </w:rPr>
+        <w:t>jika</w:t>
+      </w:r>
+      <w:proofErr w:type="spellEnd"/>
+      <w:r>
+        <w:rPr>
+          <w:rFonts w:ascii="Times New Roman" w:hAnsi="Times New Roman" w:cs="Times New Roman"/>
+        </w:rPr>
+        <w:t xml:space="preserve"> salah, </w:t>
+      </w:r>
+      <w:proofErr w:type="spellStart"/>
+      <w:r>
+        <w:rPr>
+          <w:rFonts w:ascii="Times New Roman" w:hAnsi="Times New Roman" w:cs="Times New Roman"/>
+        </w:rPr>
+        <w:t>jumlah</w:t>
+      </w:r>
+      <w:proofErr w:type="spellEnd"/>
+      <w:r>
+        <w:rPr>
+          <w:rFonts w:ascii="Times New Roman" w:hAnsi="Times New Roman" w:cs="Times New Roman"/>
+        </w:rPr>
+        <w:t xml:space="preserve"> </w:t>
+      </w:r>
+      <w:proofErr w:type="spellStart"/>
+      <w:r>
+        <w:rPr>
+          <w:rFonts w:ascii="Times New Roman" w:hAnsi="Times New Roman" w:cs="Times New Roman"/>
+        </w:rPr>
+        <w:t>kesalahan</w:t>
+      </w:r>
+      <w:proofErr w:type="spellEnd"/>
+      <w:r>
+        <w:rPr>
+          <w:rFonts w:ascii="Times New Roman" w:hAnsi="Times New Roman" w:cs="Times New Roman"/>
+        </w:rPr>
+        <w:t xml:space="preserve"> </w:t>
+      </w:r>
+      <w:proofErr w:type="spellStart"/>
+      <w:r>
+        <w:rPr>
+          <w:rFonts w:ascii="Times New Roman" w:hAnsi="Times New Roman" w:cs="Times New Roman"/>
+        </w:rPr>
+        <w:t>bertambah</w:t>
+      </w:r>
+      <w:proofErr w:type="spellEnd"/>
+      <w:r>
+        <w:rPr>
+          <w:rFonts w:ascii="Times New Roman" w:hAnsi="Times New Roman" w:cs="Times New Roman"/>
+        </w:rPr>
+        <w:t xml:space="preserve"> (wrong++).</w:t>
       </w:r>
     </w:p>
     <w:p>
@@ -19799,11 +24563,61 @@
           <w:rFonts w:ascii="Times New Roman" w:hAnsi="Times New Roman" w:cs="Times New Roman"/>
         </w:rPr>
       </w:pPr>
-      <w:r>
-        <w:rPr>
-          <w:rFonts w:ascii="Times New Roman" w:hAnsi="Times New Roman" w:cs="Times New Roman"/>
-        </w:rPr>
-        <w:t xml:space="preserve">Setelah 3 kali salah, perulangan berhenti dan program menampilkan </w:t>
+      <w:proofErr w:type="spellStart"/>
+      <w:r>
+        <w:rPr>
+          <w:rFonts w:ascii="Times New Roman" w:hAnsi="Times New Roman" w:cs="Times New Roman"/>
+        </w:rPr>
+        <w:t>Setelah</w:t>
+      </w:r>
+      <w:proofErr w:type="spellEnd"/>
+      <w:r>
+        <w:rPr>
+          <w:rFonts w:ascii="Times New Roman" w:hAnsi="Times New Roman" w:cs="Times New Roman"/>
+        </w:rPr>
+        <w:t xml:space="preserve"> 3 kali salah, </w:t>
+      </w:r>
+      <w:proofErr w:type="spellStart"/>
+      <w:r>
+        <w:rPr>
+          <w:rFonts w:ascii="Times New Roman" w:hAnsi="Times New Roman" w:cs="Times New Roman"/>
+        </w:rPr>
+        <w:t>perulangan</w:t>
+      </w:r>
+      <w:proofErr w:type="spellEnd"/>
+      <w:r>
+        <w:rPr>
+          <w:rFonts w:ascii="Times New Roman" w:hAnsi="Times New Roman" w:cs="Times New Roman"/>
+        </w:rPr>
+        <w:t xml:space="preserve"> </w:t>
+      </w:r>
+      <w:proofErr w:type="spellStart"/>
+      <w:r>
+        <w:rPr>
+          <w:rFonts w:ascii="Times New Roman" w:hAnsi="Times New Roman" w:cs="Times New Roman"/>
+        </w:rPr>
+        <w:t>berhenti</w:t>
+      </w:r>
+      <w:proofErr w:type="spellEnd"/>
+      <w:r>
+        <w:rPr>
+          <w:rFonts w:ascii="Times New Roman" w:hAnsi="Times New Roman" w:cs="Times New Roman"/>
+        </w:rPr>
+        <w:t xml:space="preserve"> dan program </w:t>
+      </w:r>
+      <w:proofErr w:type="spellStart"/>
+      <w:r>
+        <w:rPr>
+          <w:rFonts w:ascii="Times New Roman" w:hAnsi="Times New Roman" w:cs="Times New Roman"/>
+        </w:rPr>
+        <w:t>menampilkan</w:t>
+      </w:r>
+      <w:proofErr w:type="spellEnd"/>
+      <w:r>
+        <w:rPr>
+          <w:rFonts w:ascii="Times New Roman" w:hAnsi="Times New Roman" w:cs="Times New Roman"/>
+        </w:rPr>
+        <w:t xml:space="preserve"> </w:t>
       </w:r>
       <w:r>
         <w:rPr>
@@ -19811,13 +24625,55 @@
           <w:b/>
           <w:bCs/>
         </w:rPr>
-        <w:t>total poin yang diperoleh</w:t>
-      </w:r>
-      <w:r>
-        <w:rPr>
-          <w:rFonts w:ascii="Times New Roman" w:hAnsi="Times New Roman" w:cs="Times New Roman"/>
-        </w:rPr>
-        <w:t xml:space="preserve"> pengguna.</w:t>
+        <w:t xml:space="preserve">total </w:t>
+      </w:r>
+      <w:proofErr w:type="spellStart"/>
+      <w:r>
+        <w:rPr>
+          <w:rFonts w:ascii="Times New Roman" w:hAnsi="Times New Roman" w:cs="Times New Roman"/>
+          <w:b/>
+          <w:bCs/>
+        </w:rPr>
+        <w:t>poin</w:t>
+      </w:r>
+      <w:proofErr w:type="spellEnd"/>
+      <w:r>
+        <w:rPr>
+          <w:rFonts w:ascii="Times New Roman" w:hAnsi="Times New Roman" w:cs="Times New Roman"/>
+          <w:b/>
+          <w:bCs/>
+        </w:rPr>
+        <w:t xml:space="preserve"> yang </w:t>
+      </w:r>
+      <w:proofErr w:type="spellStart"/>
+      <w:r>
+        <w:rPr>
+          <w:rFonts w:ascii="Times New Roman" w:hAnsi="Times New Roman" w:cs="Times New Roman"/>
+          <w:b/>
+          <w:bCs/>
+        </w:rPr>
+        <w:t>diperoleh</w:t>
+      </w:r>
+      <w:proofErr w:type="spellEnd"/>
+      <w:r>
+        <w:rPr>
+          <w:rFonts w:ascii="Times New Roman" w:hAnsi="Times New Roman" w:cs="Times New Roman"/>
+        </w:rPr>
+        <w:t xml:space="preserve"> </w:t>
+      </w:r>
+      <w:proofErr w:type="spellStart"/>
+      <w:r>
+        <w:rPr>
+          <w:rFonts w:ascii="Times New Roman" w:hAnsi="Times New Roman" w:cs="Times New Roman"/>
+        </w:rPr>
+        <w:t>pengguna</w:t>
+      </w:r>
+      <w:proofErr w:type="spellEnd"/>
+      <w:r>
+        <w:rPr>
+          <w:rFonts w:ascii="Times New Roman" w:hAnsi="Times New Roman" w:cs="Times New Roman"/>
+        </w:rPr>
+        <w:t>.</w:t>
       </w:r>
     </w:p>
     <w:p>
@@ -19908,7 +24764,7 @@
       <w:pPr>
         <w:pStyle w:val="Heading1"/>
       </w:pPr>
-      <w:bookmarkStart w:id="16" w:name="_Toc212989715"/>
+      <w:bookmarkStart w:id="20" w:name="_Toc213583208"/>
       <w:r>
         <w:lastRenderedPageBreak/>
         <w:t>BAB III</w:t>
@@ -19917,7 +24773,7 @@
         <w:br/>
         <w:t>KESIMPULAN</w:t>
       </w:r>
-      <w:bookmarkEnd w:id="16"/>
+      <w:bookmarkEnd w:id="20"/>
     </w:p>
     <w:p>
       <w:pPr>
@@ -19927,11 +24783,11 @@
           <w:numId w:val="33"/>
         </w:numPr>
       </w:pPr>
-      <w:bookmarkStart w:id="17" w:name="_Toc212989716"/>
+      <w:bookmarkStart w:id="21" w:name="_Toc213583209"/>
       <w:r>
         <w:t>Ringkasan</w:t>
       </w:r>
-      <w:bookmarkEnd w:id="17"/>
+      <w:bookmarkEnd w:id="21"/>
     </w:p>
     <w:p>
       <w:pPr>
@@ -20195,12 +25051,12 @@
       <w:pPr>
         <w:pStyle w:val="Heading1"/>
       </w:pPr>
-      <w:bookmarkStart w:id="18" w:name="_Toc212989717"/>
+      <w:bookmarkStart w:id="22" w:name="_Toc213583210"/>
       <w:r>
         <w:lastRenderedPageBreak/>
         <w:t>DAFTAR PUSTAKA</w:t>
       </w:r>
-      <w:bookmarkEnd w:id="18"/>
+      <w:bookmarkEnd w:id="22"/>
     </w:p>
     <w:p>
       <w:pPr>
@@ -29060,6 +33916,7 @@
   <w:style w:type="character" w:default="1" w:styleId="DefaultParagraphFont">
     <w:name w:val="Default Paragraph Font"/>
     <w:uiPriority w:val="1"/>
+    <w:semiHidden/>
     <w:unhideWhenUsed/>
   </w:style>
   <w:style w:type="table" w:default="1" w:styleId="TableNormal">
